--- a/public/content/works/mahaprajapati-revolution-book.docx
+++ b/public/content/works/mahaprajapati-revolution-book.docx
@@ -95,7 +95,7 @@
       <w:r>
         <w:fldChar w:fldCharType="separate"/>
       </w:r>
-      <w:hyperlink w:anchor="_Toc234657610" w:history="1">
+      <w:hyperlink w:anchor="_Toc234670926" w:history="1">
         <w:r>
           <w:rPr>
             <w:rStyle w:val="af"/>
@@ -123,7 +123,7 @@
             <w:noProof/>
             <w:webHidden/>
           </w:rPr>
-          <w:instrText xml:space="preserve"> PAGEREF _Toc234657610 \h </w:instrText>
+          <w:instrText xml:space="preserve"> PAGEREF _Toc234670926 \h </w:instrText>
         </w:r>
         <w:r>
           <w:rPr>
@@ -164,7 +164,7 @@
           <w:noProof/>
         </w:rPr>
       </w:pPr>
-      <w:hyperlink w:anchor="_Toc234657611" w:history="1">
+      <w:hyperlink w:anchor="_Toc234670927" w:history="1">
         <w:r>
           <w:rPr>
             <w:rStyle w:val="af"/>
@@ -192,7 +192,7 @@
             <w:noProof/>
             <w:webHidden/>
           </w:rPr>
-          <w:instrText xml:space="preserve"> PAGEREF _Toc234657611 \h </w:instrText>
+          <w:instrText xml:space="preserve"> PAGEREF _Toc234670927 \h </w:instrText>
         </w:r>
         <w:r>
           <w:rPr>
@@ -233,7 +233,7 @@
           <w:noProof/>
         </w:rPr>
       </w:pPr>
-      <w:hyperlink w:anchor="_Toc234657612" w:history="1">
+      <w:hyperlink w:anchor="_Toc234670928" w:history="1">
         <w:r>
           <w:rPr>
             <w:rStyle w:val="af"/>
@@ -261,7 +261,7 @@
             <w:noProof/>
             <w:webHidden/>
           </w:rPr>
-          <w:instrText xml:space="preserve"> PAGEREF _Toc234657612 \h </w:instrText>
+          <w:instrText xml:space="preserve"> PAGEREF _Toc234670928 \h </w:instrText>
         </w:r>
         <w:r>
           <w:rPr>
@@ -303,7 +303,7 @@
           <w:noProof/>
         </w:rPr>
       </w:pPr>
-      <w:hyperlink w:anchor="_Toc234657613" w:history="1">
+      <w:hyperlink w:anchor="_Toc234670929" w:history="1">
         <w:r>
           <w:rPr>
             <w:rStyle w:val="af"/>
@@ -331,7 +331,7 @@
             <w:noProof/>
             <w:webHidden/>
           </w:rPr>
-          <w:instrText xml:space="preserve"> PAGEREF _Toc234657613 \h </w:instrText>
+          <w:instrText xml:space="preserve"> PAGEREF _Toc234670929 \h </w:instrText>
         </w:r>
         <w:r>
           <w:rPr>
@@ -373,7 +373,7 @@
           <w:noProof/>
         </w:rPr>
       </w:pPr>
-      <w:hyperlink w:anchor="_Toc234657614" w:history="1">
+      <w:hyperlink w:anchor="_Toc234670930" w:history="1">
         <w:r>
           <w:rPr>
             <w:rStyle w:val="af"/>
@@ -401,7 +401,7 @@
             <w:noProof/>
             <w:webHidden/>
           </w:rPr>
-          <w:instrText xml:space="preserve"> PAGEREF _Toc234657614 \h </w:instrText>
+          <w:instrText xml:space="preserve"> PAGEREF _Toc234670930 \h </w:instrText>
         </w:r>
         <w:r>
           <w:rPr>
@@ -443,7 +443,7 @@
           <w:noProof/>
         </w:rPr>
       </w:pPr>
-      <w:hyperlink w:anchor="_Toc234657615" w:history="1">
+      <w:hyperlink w:anchor="_Toc234670931" w:history="1">
         <w:r>
           <w:rPr>
             <w:rStyle w:val="af"/>
@@ -471,7 +471,7 @@
             <w:noProof/>
             <w:webHidden/>
           </w:rPr>
-          <w:instrText xml:space="preserve"> PAGEREF _Toc234657615 \h </w:instrText>
+          <w:instrText xml:space="preserve"> PAGEREF _Toc234670931 \h </w:instrText>
         </w:r>
         <w:r>
           <w:rPr>
@@ -513,7 +513,7 @@
           <w:noProof/>
         </w:rPr>
       </w:pPr>
-      <w:hyperlink w:anchor="_Toc234657616" w:history="1">
+      <w:hyperlink w:anchor="_Toc234670932" w:history="1">
         <w:r>
           <w:rPr>
             <w:rStyle w:val="af"/>
@@ -541,7 +541,7 @@
             <w:noProof/>
             <w:webHidden/>
           </w:rPr>
-          <w:instrText xml:space="preserve"> PAGEREF _Toc234657616 \h </w:instrText>
+          <w:instrText xml:space="preserve"> PAGEREF _Toc234670932 \h </w:instrText>
         </w:r>
         <w:r>
           <w:rPr>
@@ -583,7 +583,7 @@
           <w:noProof/>
         </w:rPr>
       </w:pPr>
-      <w:hyperlink w:anchor="_Toc234657617" w:history="1">
+      <w:hyperlink w:anchor="_Toc234670933" w:history="1">
         <w:r>
           <w:rPr>
             <w:rStyle w:val="af"/>
@@ -611,7 +611,7 @@
             <w:noProof/>
             <w:webHidden/>
           </w:rPr>
-          <w:instrText xml:space="preserve"> PAGEREF _Toc234657617 \h </w:instrText>
+          <w:instrText xml:space="preserve"> PAGEREF _Toc234670933 \h </w:instrText>
         </w:r>
         <w:r>
           <w:rPr>
@@ -653,7 +653,7 @@
           <w:noProof/>
         </w:rPr>
       </w:pPr>
-      <w:hyperlink w:anchor="_Toc234657618" w:history="1">
+      <w:hyperlink w:anchor="_Toc234670934" w:history="1">
         <w:r>
           <w:rPr>
             <w:rStyle w:val="af"/>
@@ -681,7 +681,7 @@
             <w:noProof/>
             <w:webHidden/>
           </w:rPr>
-          <w:instrText xml:space="preserve"> PAGEREF _Toc234657618 \h </w:instrText>
+          <w:instrText xml:space="preserve"> PAGEREF _Toc234670934 \h </w:instrText>
         </w:r>
         <w:r>
           <w:rPr>
@@ -723,7 +723,7 @@
           <w:noProof/>
         </w:rPr>
       </w:pPr>
-      <w:hyperlink w:anchor="_Toc234657619" w:history="1">
+      <w:hyperlink w:anchor="_Toc234670935" w:history="1">
         <w:r>
           <w:rPr>
             <w:rStyle w:val="af"/>
@@ -751,7 +751,7 @@
             <w:noProof/>
             <w:webHidden/>
           </w:rPr>
-          <w:instrText xml:space="preserve"> PAGEREF _Toc234657619 \h </w:instrText>
+          <w:instrText xml:space="preserve"> PAGEREF _Toc234670935 \h </w:instrText>
         </w:r>
         <w:r>
           <w:rPr>
@@ -793,7 +793,7 @@
           <w:noProof/>
         </w:rPr>
       </w:pPr>
-      <w:hyperlink w:anchor="_Toc234657620" w:history="1">
+      <w:hyperlink w:anchor="_Toc234670936" w:history="1">
         <w:r>
           <w:rPr>
             <w:rStyle w:val="af"/>
@@ -821,7 +821,7 @@
             <w:noProof/>
             <w:webHidden/>
           </w:rPr>
-          <w:instrText xml:space="preserve"> PAGEREF _Toc234657620 \h </w:instrText>
+          <w:instrText xml:space="preserve"> PAGEREF _Toc234670936 \h </w:instrText>
         </w:r>
         <w:r>
           <w:rPr>
@@ -862,7 +862,7 @@
           <w:noProof/>
         </w:rPr>
       </w:pPr>
-      <w:hyperlink w:anchor="_Toc234657621" w:history="1">
+      <w:hyperlink w:anchor="_Toc234670937" w:history="1">
         <w:r>
           <w:rPr>
             <w:rStyle w:val="af"/>
@@ -890,7 +890,7 @@
             <w:noProof/>
             <w:webHidden/>
           </w:rPr>
-          <w:instrText xml:space="preserve"> PAGEREF _Toc234657621 \h </w:instrText>
+          <w:instrText xml:space="preserve"> PAGEREF _Toc234670937 \h </w:instrText>
         </w:r>
         <w:r>
           <w:rPr>
@@ -932,7 +932,7 @@
           <w:noProof/>
         </w:rPr>
       </w:pPr>
-      <w:hyperlink w:anchor="_Toc234657622" w:history="1">
+      <w:hyperlink w:anchor="_Toc234670938" w:history="1">
         <w:r>
           <w:rPr>
             <w:rStyle w:val="af"/>
@@ -960,7 +960,7 @@
             <w:noProof/>
             <w:webHidden/>
           </w:rPr>
-          <w:instrText xml:space="preserve"> PAGEREF _Toc234657622 \h </w:instrText>
+          <w:instrText xml:space="preserve"> PAGEREF _Toc234670938 \h </w:instrText>
         </w:r>
         <w:r>
           <w:rPr>
@@ -1002,7 +1002,7 @@
           <w:noProof/>
         </w:rPr>
       </w:pPr>
-      <w:hyperlink w:anchor="_Toc234657623" w:history="1">
+      <w:hyperlink w:anchor="_Toc234670939" w:history="1">
         <w:r>
           <w:rPr>
             <w:rStyle w:val="af"/>
@@ -1030,7 +1030,7 @@
             <w:noProof/>
             <w:webHidden/>
           </w:rPr>
-          <w:instrText xml:space="preserve"> PAGEREF _Toc234657623 \h </w:instrText>
+          <w:instrText xml:space="preserve"> PAGEREF _Toc234670939 \h </w:instrText>
         </w:r>
         <w:r>
           <w:rPr>
@@ -1072,7 +1072,7 @@
           <w:noProof/>
         </w:rPr>
       </w:pPr>
-      <w:hyperlink w:anchor="_Toc234657624" w:history="1">
+      <w:hyperlink w:anchor="_Toc234670940" w:history="1">
         <w:r>
           <w:rPr>
             <w:rStyle w:val="af"/>
@@ -1100,7 +1100,7 @@
             <w:noProof/>
             <w:webHidden/>
           </w:rPr>
-          <w:instrText xml:space="preserve"> PAGEREF _Toc234657624 \h </w:instrText>
+          <w:instrText xml:space="preserve"> PAGEREF _Toc234670940 \h </w:instrText>
         </w:r>
         <w:r>
           <w:rPr>
@@ -1142,7 +1142,7 @@
           <w:noProof/>
         </w:rPr>
       </w:pPr>
-      <w:hyperlink w:anchor="_Toc234657625" w:history="1">
+      <w:hyperlink w:anchor="_Toc234670941" w:history="1">
         <w:r>
           <w:rPr>
             <w:rStyle w:val="af"/>
@@ -1170,7 +1170,7 @@
             <w:noProof/>
             <w:webHidden/>
           </w:rPr>
-          <w:instrText xml:space="preserve"> PAGEREF _Toc234657625 \h </w:instrText>
+          <w:instrText xml:space="preserve"> PAGEREF _Toc234670941 \h </w:instrText>
         </w:r>
         <w:r>
           <w:rPr>
@@ -1212,7 +1212,7 @@
           <w:noProof/>
         </w:rPr>
       </w:pPr>
-      <w:hyperlink w:anchor="_Toc234657626" w:history="1">
+      <w:hyperlink w:anchor="_Toc234670942" w:history="1">
         <w:r>
           <w:rPr>
             <w:rStyle w:val="af"/>
@@ -1240,7 +1240,7 @@
             <w:noProof/>
             <w:webHidden/>
           </w:rPr>
-          <w:instrText xml:space="preserve"> PAGEREF _Toc234657626 \h </w:instrText>
+          <w:instrText xml:space="preserve"> PAGEREF _Toc234670942 \h </w:instrText>
         </w:r>
         <w:r>
           <w:rPr>
@@ -1281,7 +1281,7 @@
           <w:noProof/>
         </w:rPr>
       </w:pPr>
-      <w:hyperlink w:anchor="_Toc234657627" w:history="1">
+      <w:hyperlink w:anchor="_Toc234670943" w:history="1">
         <w:r>
           <w:rPr>
             <w:rStyle w:val="af"/>
@@ -1309,7 +1309,7 @@
             <w:noProof/>
             <w:webHidden/>
           </w:rPr>
-          <w:instrText xml:space="preserve"> PAGEREF _Toc234657627 \h </w:instrText>
+          <w:instrText xml:space="preserve"> PAGEREF _Toc234670943 \h </w:instrText>
         </w:r>
         <w:r>
           <w:rPr>
@@ -1351,7 +1351,7 @@
           <w:noProof/>
         </w:rPr>
       </w:pPr>
-      <w:hyperlink w:anchor="_Toc234657628" w:history="1">
+      <w:hyperlink w:anchor="_Toc234670944" w:history="1">
         <w:r>
           <w:rPr>
             <w:rStyle w:val="af"/>
@@ -1379,7 +1379,7 @@
             <w:noProof/>
             <w:webHidden/>
           </w:rPr>
-          <w:instrText xml:space="preserve"> PAGEREF _Toc234657628 \h </w:instrText>
+          <w:instrText xml:space="preserve"> PAGEREF _Toc234670944 \h </w:instrText>
         </w:r>
         <w:r>
           <w:rPr>
@@ -1421,7 +1421,7 @@
           <w:noProof/>
         </w:rPr>
       </w:pPr>
-      <w:hyperlink w:anchor="_Toc234657629" w:history="1">
+      <w:hyperlink w:anchor="_Toc234670945" w:history="1">
         <w:r>
           <w:rPr>
             <w:rStyle w:val="af"/>
@@ -1449,7 +1449,7 @@
             <w:noProof/>
             <w:webHidden/>
           </w:rPr>
-          <w:instrText xml:space="preserve"> PAGEREF _Toc234657629 \h </w:instrText>
+          <w:instrText xml:space="preserve"> PAGEREF _Toc234670945 \h </w:instrText>
         </w:r>
         <w:r>
           <w:rPr>
@@ -1491,7 +1491,7 @@
           <w:noProof/>
         </w:rPr>
       </w:pPr>
-      <w:hyperlink w:anchor="_Toc234657630" w:history="1">
+      <w:hyperlink w:anchor="_Toc234670946" w:history="1">
         <w:r>
           <w:rPr>
             <w:rStyle w:val="af"/>
@@ -1519,7 +1519,7 @@
             <w:noProof/>
             <w:webHidden/>
           </w:rPr>
-          <w:instrText xml:space="preserve"> PAGEREF _Toc234657630 \h </w:instrText>
+          <w:instrText xml:space="preserve"> PAGEREF _Toc234670946 \h </w:instrText>
         </w:r>
         <w:r>
           <w:rPr>
@@ -1561,7 +1561,7 @@
           <w:noProof/>
         </w:rPr>
       </w:pPr>
-      <w:hyperlink w:anchor="_Toc234657631" w:history="1">
+      <w:hyperlink w:anchor="_Toc234670947" w:history="1">
         <w:r>
           <w:rPr>
             <w:rStyle w:val="af"/>
@@ -1589,7 +1589,7 @@
             <w:noProof/>
             <w:webHidden/>
           </w:rPr>
-          <w:instrText xml:space="preserve"> PAGEREF _Toc234657631 \h </w:instrText>
+          <w:instrText xml:space="preserve"> PAGEREF _Toc234670947 \h </w:instrText>
         </w:r>
         <w:r>
           <w:rPr>
@@ -1631,7 +1631,7 @@
           <w:noProof/>
         </w:rPr>
       </w:pPr>
-      <w:hyperlink w:anchor="_Toc234657632" w:history="1">
+      <w:hyperlink w:anchor="_Toc234670948" w:history="1">
         <w:r>
           <w:rPr>
             <w:rStyle w:val="af"/>
@@ -1659,7 +1659,7 @@
             <w:noProof/>
             <w:webHidden/>
           </w:rPr>
-          <w:instrText xml:space="preserve"> PAGEREF _Toc234657632 \h </w:instrText>
+          <w:instrText xml:space="preserve"> PAGEREF _Toc234670948 \h </w:instrText>
         </w:r>
         <w:r>
           <w:rPr>
@@ -1701,7 +1701,7 @@
           <w:noProof/>
         </w:rPr>
       </w:pPr>
-      <w:hyperlink w:anchor="_Toc234657633" w:history="1">
+      <w:hyperlink w:anchor="_Toc234670949" w:history="1">
         <w:r>
           <w:rPr>
             <w:rStyle w:val="af"/>
@@ -1729,7 +1729,7 @@
             <w:noProof/>
             <w:webHidden/>
           </w:rPr>
-          <w:instrText xml:space="preserve"> PAGEREF _Toc234657633 \h </w:instrText>
+          <w:instrText xml:space="preserve"> PAGEREF _Toc234670949 \h </w:instrText>
         </w:r>
         <w:r>
           <w:rPr>
@@ -1770,7 +1770,7 @@
           <w:noProof/>
         </w:rPr>
       </w:pPr>
-      <w:hyperlink w:anchor="_Toc234657634" w:history="1">
+      <w:hyperlink w:anchor="_Toc234670950" w:history="1">
         <w:r>
           <w:rPr>
             <w:rStyle w:val="af"/>
@@ -1798,7 +1798,7 @@
             <w:noProof/>
             <w:webHidden/>
           </w:rPr>
-          <w:instrText xml:space="preserve"> PAGEREF _Toc234657634 \h </w:instrText>
+          <w:instrText xml:space="preserve"> PAGEREF _Toc234670950 \h </w:instrText>
         </w:r>
         <w:r>
           <w:rPr>
@@ -1840,7 +1840,7 @@
           <w:noProof/>
         </w:rPr>
       </w:pPr>
-      <w:hyperlink w:anchor="_Toc234657635" w:history="1">
+      <w:hyperlink w:anchor="_Toc234670951" w:history="1">
         <w:r>
           <w:rPr>
             <w:rStyle w:val="af"/>
@@ -1868,7 +1868,7 @@
             <w:noProof/>
             <w:webHidden/>
           </w:rPr>
-          <w:instrText xml:space="preserve"> PAGEREF _Toc234657635 \h </w:instrText>
+          <w:instrText xml:space="preserve"> PAGEREF _Toc234670951 \h </w:instrText>
         </w:r>
         <w:r>
           <w:rPr>
@@ -1910,7 +1910,7 @@
           <w:noProof/>
         </w:rPr>
       </w:pPr>
-      <w:hyperlink w:anchor="_Toc234657636" w:history="1">
+      <w:hyperlink w:anchor="_Toc234670952" w:history="1">
         <w:r>
           <w:rPr>
             <w:rStyle w:val="af"/>
@@ -1938,7 +1938,7 @@
             <w:noProof/>
             <w:webHidden/>
           </w:rPr>
-          <w:instrText xml:space="preserve"> PAGEREF _Toc234657636 \h </w:instrText>
+          <w:instrText xml:space="preserve"> PAGEREF _Toc234670952 \h </w:instrText>
         </w:r>
         <w:r>
           <w:rPr>
@@ -1980,7 +1980,7 @@
           <w:noProof/>
         </w:rPr>
       </w:pPr>
-      <w:hyperlink w:anchor="_Toc234657637" w:history="1">
+      <w:hyperlink w:anchor="_Toc234670953" w:history="1">
         <w:r>
           <w:rPr>
             <w:rStyle w:val="af"/>
@@ -2008,7 +2008,7 @@
             <w:noProof/>
             <w:webHidden/>
           </w:rPr>
-          <w:instrText xml:space="preserve"> PAGEREF _Toc234657637 \h </w:instrText>
+          <w:instrText xml:space="preserve"> PAGEREF _Toc234670953 \h </w:instrText>
         </w:r>
         <w:r>
           <w:rPr>
@@ -2050,7 +2050,7 @@
           <w:noProof/>
         </w:rPr>
       </w:pPr>
-      <w:hyperlink w:anchor="_Toc234657638" w:history="1">
+      <w:hyperlink w:anchor="_Toc234670954" w:history="1">
         <w:r>
           <w:rPr>
             <w:rStyle w:val="af"/>
@@ -2078,7 +2078,7 @@
             <w:noProof/>
             <w:webHidden/>
           </w:rPr>
-          <w:instrText xml:space="preserve"> PAGEREF _Toc234657638 \h </w:instrText>
+          <w:instrText xml:space="preserve"> PAGEREF _Toc234670954 \h </w:instrText>
         </w:r>
         <w:r>
           <w:rPr>
@@ -2120,7 +2120,7 @@
           <w:noProof/>
         </w:rPr>
       </w:pPr>
-      <w:hyperlink w:anchor="_Toc234657639" w:history="1">
+      <w:hyperlink w:anchor="_Toc234670955" w:history="1">
         <w:r>
           <w:rPr>
             <w:rStyle w:val="af"/>
@@ -2148,7 +2148,7 @@
             <w:noProof/>
             <w:webHidden/>
           </w:rPr>
-          <w:instrText xml:space="preserve"> PAGEREF _Toc234657639 \h </w:instrText>
+          <w:instrText xml:space="preserve"> PAGEREF _Toc234670955 \h </w:instrText>
         </w:r>
         <w:r>
           <w:rPr>
@@ -2189,7 +2189,7 @@
           <w:noProof/>
         </w:rPr>
       </w:pPr>
-      <w:hyperlink w:anchor="_Toc234657640" w:history="1">
+      <w:hyperlink w:anchor="_Toc234670956" w:history="1">
         <w:r>
           <w:rPr>
             <w:rStyle w:val="af"/>
@@ -2217,7 +2217,7 @@
             <w:noProof/>
             <w:webHidden/>
           </w:rPr>
-          <w:instrText xml:space="preserve"> PAGEREF _Toc234657640 \h </w:instrText>
+          <w:instrText xml:space="preserve"> PAGEREF _Toc234670956 \h </w:instrText>
         </w:r>
         <w:r>
           <w:rPr>
@@ -2259,7 +2259,7 @@
           <w:noProof/>
         </w:rPr>
       </w:pPr>
-      <w:hyperlink w:anchor="_Toc234657641" w:history="1">
+      <w:hyperlink w:anchor="_Toc234670957" w:history="1">
         <w:r>
           <w:rPr>
             <w:rStyle w:val="af"/>
@@ -2287,7 +2287,7 @@
             <w:noProof/>
             <w:webHidden/>
           </w:rPr>
-          <w:instrText xml:space="preserve"> PAGEREF _Toc234657641 \h </w:instrText>
+          <w:instrText xml:space="preserve"> PAGEREF _Toc234670957 \h </w:instrText>
         </w:r>
         <w:r>
           <w:rPr>
@@ -2329,7 +2329,7 @@
           <w:noProof/>
         </w:rPr>
       </w:pPr>
-      <w:hyperlink w:anchor="_Toc234657642" w:history="1">
+      <w:hyperlink w:anchor="_Toc234670958" w:history="1">
         <w:r>
           <w:rPr>
             <w:rStyle w:val="af"/>
@@ -2357,7 +2357,7 @@
             <w:noProof/>
             <w:webHidden/>
           </w:rPr>
-          <w:instrText xml:space="preserve"> PAGEREF _Toc234657642 \h </w:instrText>
+          <w:instrText xml:space="preserve"> PAGEREF _Toc234670958 \h </w:instrText>
         </w:r>
         <w:r>
           <w:rPr>
@@ -2399,7 +2399,7 @@
           <w:noProof/>
         </w:rPr>
       </w:pPr>
-      <w:hyperlink w:anchor="_Toc234657643" w:history="1">
+      <w:hyperlink w:anchor="_Toc234670959" w:history="1">
         <w:r>
           <w:rPr>
             <w:rStyle w:val="af"/>
@@ -2427,7 +2427,7 @@
             <w:noProof/>
             <w:webHidden/>
           </w:rPr>
-          <w:instrText xml:space="preserve"> PAGEREF _Toc234657643 \h </w:instrText>
+          <w:instrText xml:space="preserve"> PAGEREF _Toc234670959 \h </w:instrText>
         </w:r>
         <w:r>
           <w:rPr>
@@ -2469,7 +2469,7 @@
           <w:noProof/>
         </w:rPr>
       </w:pPr>
-      <w:hyperlink w:anchor="_Toc234657644" w:history="1">
+      <w:hyperlink w:anchor="_Toc234670960" w:history="1">
         <w:r>
           <w:rPr>
             <w:rStyle w:val="af"/>
@@ -2497,7 +2497,7 @@
             <w:noProof/>
             <w:webHidden/>
           </w:rPr>
-          <w:instrText xml:space="preserve"> PAGEREF _Toc234657644 \h </w:instrText>
+          <w:instrText xml:space="preserve"> PAGEREF _Toc234670960 \h </w:instrText>
         </w:r>
         <w:r>
           <w:rPr>
@@ -2539,7 +2539,7 @@
           <w:noProof/>
         </w:rPr>
       </w:pPr>
-      <w:hyperlink w:anchor="_Toc234657645" w:history="1">
+      <w:hyperlink w:anchor="_Toc234670961" w:history="1">
         <w:r>
           <w:rPr>
             <w:rStyle w:val="af"/>
@@ -2567,7 +2567,7 @@
             <w:noProof/>
             <w:webHidden/>
           </w:rPr>
-          <w:instrText xml:space="preserve"> PAGEREF _Toc234657645 \h </w:instrText>
+          <w:instrText xml:space="preserve"> PAGEREF _Toc234670961 \h </w:instrText>
         </w:r>
         <w:r>
           <w:rPr>
@@ -2609,7 +2609,7 @@
           <w:noProof/>
         </w:rPr>
       </w:pPr>
-      <w:hyperlink w:anchor="_Toc234657646" w:history="1">
+      <w:hyperlink w:anchor="_Toc234670962" w:history="1">
         <w:r>
           <w:rPr>
             <w:rStyle w:val="af"/>
@@ -2637,7 +2637,7 @@
             <w:noProof/>
             <w:webHidden/>
           </w:rPr>
-          <w:instrText xml:space="preserve"> PAGEREF _Toc234657646 \h </w:instrText>
+          <w:instrText xml:space="preserve"> PAGEREF _Toc234670962 \h </w:instrText>
         </w:r>
         <w:r>
           <w:rPr>
@@ -2678,7 +2678,7 @@
           <w:noProof/>
         </w:rPr>
       </w:pPr>
-      <w:hyperlink w:anchor="_Toc234657647" w:history="1">
+      <w:hyperlink w:anchor="_Toc234670963" w:history="1">
         <w:r>
           <w:rPr>
             <w:rStyle w:val="af"/>
@@ -2706,7 +2706,7 @@
             <w:noProof/>
             <w:webHidden/>
           </w:rPr>
-          <w:instrText xml:space="preserve"> PAGEREF _Toc234657647 \h </w:instrText>
+          <w:instrText xml:space="preserve"> PAGEREF _Toc234670963 \h </w:instrText>
         </w:r>
         <w:r>
           <w:rPr>
@@ -2748,7 +2748,7 @@
           <w:noProof/>
         </w:rPr>
       </w:pPr>
-      <w:hyperlink w:anchor="_Toc234657648" w:history="1">
+      <w:hyperlink w:anchor="_Toc234670964" w:history="1">
         <w:r>
           <w:rPr>
             <w:rStyle w:val="af"/>
@@ -2776,7 +2776,7 @@
             <w:noProof/>
             <w:webHidden/>
           </w:rPr>
-          <w:instrText xml:space="preserve"> PAGEREF _Toc234657648 \h </w:instrText>
+          <w:instrText xml:space="preserve"> PAGEREF _Toc234670964 \h </w:instrText>
         </w:r>
         <w:r>
           <w:rPr>
@@ -2818,7 +2818,7 @@
           <w:noProof/>
         </w:rPr>
       </w:pPr>
-      <w:hyperlink w:anchor="_Toc234657649" w:history="1">
+      <w:hyperlink w:anchor="_Toc234670965" w:history="1">
         <w:r>
           <w:rPr>
             <w:rStyle w:val="af"/>
@@ -2846,7 +2846,7 @@
             <w:noProof/>
             <w:webHidden/>
           </w:rPr>
-          <w:instrText xml:space="preserve"> PAGEREF _Toc234657649 \h </w:instrText>
+          <w:instrText xml:space="preserve"> PAGEREF _Toc234670965 \h </w:instrText>
         </w:r>
         <w:r>
           <w:rPr>
@@ -2888,7 +2888,7 @@
           <w:noProof/>
         </w:rPr>
       </w:pPr>
-      <w:hyperlink w:anchor="_Toc234657650" w:history="1">
+      <w:hyperlink w:anchor="_Toc234670966" w:history="1">
         <w:r>
           <w:rPr>
             <w:rStyle w:val="af"/>
@@ -2916,7 +2916,7 @@
             <w:noProof/>
             <w:webHidden/>
           </w:rPr>
-          <w:instrText xml:space="preserve"> PAGEREF _Toc234657650 \h </w:instrText>
+          <w:instrText xml:space="preserve"> PAGEREF _Toc234670966 \h </w:instrText>
         </w:r>
         <w:r>
           <w:rPr>
@@ -2958,7 +2958,7 @@
           <w:noProof/>
         </w:rPr>
       </w:pPr>
-      <w:hyperlink w:anchor="_Toc234657651" w:history="1">
+      <w:hyperlink w:anchor="_Toc234670967" w:history="1">
         <w:r>
           <w:rPr>
             <w:rStyle w:val="af"/>
@@ -2986,7 +2986,7 @@
             <w:noProof/>
             <w:webHidden/>
           </w:rPr>
-          <w:instrText xml:space="preserve"> PAGEREF _Toc234657651 \h </w:instrText>
+          <w:instrText xml:space="preserve"> PAGEREF _Toc234670967 \h </w:instrText>
         </w:r>
         <w:r>
           <w:rPr>
@@ -3028,7 +3028,7 @@
           <w:noProof/>
         </w:rPr>
       </w:pPr>
-      <w:hyperlink w:anchor="_Toc234657652" w:history="1">
+      <w:hyperlink w:anchor="_Toc234670968" w:history="1">
         <w:r>
           <w:rPr>
             <w:rStyle w:val="af"/>
@@ -3056,7 +3056,7 @@
             <w:noProof/>
             <w:webHidden/>
           </w:rPr>
-          <w:instrText xml:space="preserve"> PAGEREF _Toc234657652 \h </w:instrText>
+          <w:instrText xml:space="preserve"> PAGEREF _Toc234670968 \h </w:instrText>
         </w:r>
         <w:r>
           <w:rPr>
@@ -3098,7 +3098,7 @@
           <w:noProof/>
         </w:rPr>
       </w:pPr>
-      <w:hyperlink w:anchor="_Toc234657653" w:history="1">
+      <w:hyperlink w:anchor="_Toc234670969" w:history="1">
         <w:r>
           <w:rPr>
             <w:rStyle w:val="af"/>
@@ -3126,7 +3126,7 @@
             <w:noProof/>
             <w:webHidden/>
           </w:rPr>
-          <w:instrText xml:space="preserve"> PAGEREF _Toc234657653 \h </w:instrText>
+          <w:instrText xml:space="preserve"> PAGEREF _Toc234670969 \h </w:instrText>
         </w:r>
         <w:r>
           <w:rPr>
@@ -3167,7 +3167,7 @@
           <w:noProof/>
         </w:rPr>
       </w:pPr>
-      <w:hyperlink w:anchor="_Toc234657654" w:history="1">
+      <w:hyperlink w:anchor="_Toc234670970" w:history="1">
         <w:r>
           <w:rPr>
             <w:rStyle w:val="af"/>
@@ -3195,7 +3195,7 @@
             <w:noProof/>
             <w:webHidden/>
           </w:rPr>
-          <w:instrText xml:space="preserve"> PAGEREF _Toc234657654 \h </w:instrText>
+          <w:instrText xml:space="preserve"> PAGEREF _Toc234670970 \h </w:instrText>
         </w:r>
         <w:r>
           <w:rPr>
@@ -3237,7 +3237,7 @@
           <w:noProof/>
         </w:rPr>
       </w:pPr>
-      <w:hyperlink w:anchor="_Toc234657655" w:history="1">
+      <w:hyperlink w:anchor="_Toc234670971" w:history="1">
         <w:r>
           <w:rPr>
             <w:rStyle w:val="af"/>
@@ -3265,7 +3265,7 @@
             <w:noProof/>
             <w:webHidden/>
           </w:rPr>
-          <w:instrText xml:space="preserve"> PAGEREF _Toc234657655 \h </w:instrText>
+          <w:instrText xml:space="preserve"> PAGEREF _Toc234670971 \h </w:instrText>
         </w:r>
         <w:r>
           <w:rPr>
@@ -3307,7 +3307,7 @@
           <w:noProof/>
         </w:rPr>
       </w:pPr>
-      <w:hyperlink w:anchor="_Toc234657656" w:history="1">
+      <w:hyperlink w:anchor="_Toc234670972" w:history="1">
         <w:r>
           <w:rPr>
             <w:rStyle w:val="af"/>
@@ -3335,7 +3335,7 @@
             <w:noProof/>
             <w:webHidden/>
           </w:rPr>
-          <w:instrText xml:space="preserve"> PAGEREF _Toc234657656 \h </w:instrText>
+          <w:instrText xml:space="preserve"> PAGEREF _Toc234670972 \h </w:instrText>
         </w:r>
         <w:r>
           <w:rPr>
@@ -3377,7 +3377,7 @@
           <w:noProof/>
         </w:rPr>
       </w:pPr>
-      <w:hyperlink w:anchor="_Toc234657657" w:history="1">
+      <w:hyperlink w:anchor="_Toc234670973" w:history="1">
         <w:r>
           <w:rPr>
             <w:rStyle w:val="af"/>
@@ -3405,7 +3405,7 @@
             <w:noProof/>
             <w:webHidden/>
           </w:rPr>
-          <w:instrText xml:space="preserve"> PAGEREF _Toc234657657 \h </w:instrText>
+          <w:instrText xml:space="preserve"> PAGEREF _Toc234670973 \h </w:instrText>
         </w:r>
         <w:r>
           <w:rPr>
@@ -3452,7 +3452,7 @@
         <w:jc w:val="center"/>
       </w:pPr>
       <w:bookmarkStart w:id="1" w:name="當代的大愛道革命昭慧法師與性廣法師的人間佛教思想與實踐"/>
-      <w:bookmarkStart w:id="2" w:name="_Toc234657610"/>
+      <w:bookmarkStart w:id="2" w:name="_Toc234670926"/>
       <w:r>
         <w:rPr>
           <w:rFonts w:hint="eastAsia"/>
@@ -3507,7 +3507,7 @@
         <w:pStyle w:val="1"/>
         <w:jc w:val="center"/>
       </w:pPr>
-      <w:bookmarkStart w:id="4" w:name="_Toc234657611"/>
+      <w:bookmarkStart w:id="4" w:name="_Toc234670927"/>
       <w:r>
         <w:rPr>
           <w:rFonts w:hint="eastAsia"/>
@@ -3612,7 +3612,7 @@
         <w:pStyle w:val="1"/>
         <w:jc w:val="center"/>
       </w:pPr>
-      <w:bookmarkStart w:id="6" w:name="_Toc234657612"/>
+      <w:bookmarkStart w:id="6" w:name="_Toc234670928"/>
       <w:r>
         <w:rPr>
           <w:rFonts w:hint="eastAsia"/>
@@ -3670,7 +3670,7 @@
         <w:pStyle w:val="2"/>
       </w:pPr>
       <w:bookmarkStart w:id="7" w:name="一慈林的那張照片"/>
-      <w:bookmarkStart w:id="8" w:name="_Toc234657613"/>
+      <w:bookmarkStart w:id="8" w:name="_Toc234670929"/>
       <w:r>
         <w:rPr>
           <w:rFonts w:hint="eastAsia"/>
@@ -3793,7 +3793,7 @@
         <w:pStyle w:val="2"/>
       </w:pPr>
       <w:bookmarkStart w:id="9" w:name="二神交先於相遇的閱讀"/>
-      <w:bookmarkStart w:id="10" w:name="_Toc234657614"/>
+      <w:bookmarkStart w:id="10" w:name="_Toc234670930"/>
       <w:bookmarkEnd w:id="7"/>
       <w:r>
         <w:rPr>
@@ -3901,7 +3901,7 @@
         <w:pStyle w:val="2"/>
       </w:pPr>
       <w:bookmarkStart w:id="11" w:name="三行腳道場書房與研討會"/>
-      <w:bookmarkStart w:id="12" w:name="_Toc234657615"/>
+      <w:bookmarkStart w:id="12" w:name="_Toc234670931"/>
       <w:bookmarkEnd w:id="9"/>
       <w:r>
         <w:rPr>
@@ -3945,7 +3945,7 @@
         <w:pStyle w:val="2"/>
       </w:pPr>
       <w:bookmarkStart w:id="13" w:name="四入身從令人神往的靜坐開悟到最硬的禪七"/>
-      <w:bookmarkStart w:id="14" w:name="_Toc234657616"/>
+      <w:bookmarkStart w:id="14" w:name="_Toc234670932"/>
       <w:bookmarkEnd w:id="11"/>
       <w:r>
         <w:rPr>
@@ -4079,7 +4079,7 @@
         <w:pStyle w:val="2"/>
       </w:pPr>
       <w:bookmarkStart w:id="15" w:name="五口述讓當事人自己說話"/>
-      <w:bookmarkStart w:id="16" w:name="_Toc234657617"/>
+      <w:bookmarkStart w:id="16" w:name="_Toc234670933"/>
       <w:bookmarkEnd w:id="13"/>
       <w:r>
         <w:rPr>
@@ -4118,7 +4118,7 @@
         <w:pStyle w:val="2"/>
       </w:pPr>
       <w:bookmarkStart w:id="17" w:name="插曲田野中的四個夢"/>
-      <w:bookmarkStart w:id="18" w:name="_Toc234657618"/>
+      <w:bookmarkStart w:id="18" w:name="_Toc234670934"/>
       <w:bookmarkEnd w:id="15"/>
       <w:r>
         <w:rPr>
@@ -4349,7 +4349,7 @@
         <w:pStyle w:val="2"/>
       </w:pPr>
       <w:bookmarkStart w:id="19" w:name="六偵探與朝聖者本書的方法"/>
-      <w:bookmarkStart w:id="20" w:name="_Toc234657619"/>
+      <w:bookmarkStart w:id="20" w:name="_Toc234670935"/>
       <w:bookmarkEnd w:id="17"/>
       <w:r>
         <w:rPr>
@@ -4581,7 +4581,7 @@
         <w:pStyle w:val="2"/>
       </w:pPr>
       <w:bookmarkStart w:id="21" w:name="尾註自序第一章"/>
-      <w:bookmarkStart w:id="22" w:name="_Toc234657620"/>
+      <w:bookmarkStart w:id="22" w:name="_Toc234670936"/>
       <w:bookmarkEnd w:id="19"/>
       <w:r>
         <w:rPr>
@@ -4611,7 +4611,7 @@
         <w:pStyle w:val="1"/>
         <w:jc w:val="center"/>
       </w:pPr>
-      <w:bookmarkStart w:id="24" w:name="_Toc234657621"/>
+      <w:bookmarkStart w:id="24" w:name="_Toc234670937"/>
       <w:r>
         <w:rPr>
           <w:rFonts w:hint="eastAsia"/>
@@ -4635,7 +4635,7 @@
         <w:pStyle w:val="2"/>
       </w:pPr>
       <w:bookmarkStart w:id="25" w:name="一台灣思想史課堂上的偏見"/>
-      <w:bookmarkStart w:id="26" w:name="_Toc234657622"/>
+      <w:bookmarkStart w:id="26" w:name="_Toc234670938"/>
       <w:r>
         <w:rPr>
           <w:rFonts w:hint="eastAsia"/>
@@ -4856,7 +4856,7 @@
         <w:pStyle w:val="2"/>
       </w:pPr>
       <w:bookmarkStart w:id="27" w:name="二溯源從大鬧金山寺到喜極而淚"/>
-      <w:bookmarkStart w:id="28" w:name="_Toc234657623"/>
+      <w:bookmarkStart w:id="28" w:name="_Toc234670939"/>
       <w:bookmarkEnd w:id="25"/>
       <w:r>
         <w:rPr>
@@ -5355,7 +5355,7 @@
         <w:pStyle w:val="2"/>
       </w:pPr>
       <w:bookmarkStart w:id="29" w:name="三重返現場書房裡的老人味"/>
-      <w:bookmarkStart w:id="30" w:name="_Toc234657624"/>
+      <w:bookmarkStart w:id="30" w:name="_Toc234670940"/>
       <w:bookmarkEnd w:id="27"/>
       <w:r>
         <w:rPr>
@@ -5558,7 +5558,7 @@
         <w:pStyle w:val="2"/>
       </w:pPr>
       <w:bookmarkStart w:id="31" w:name="四學派一個沒有中心的引力場"/>
-      <w:bookmarkStart w:id="32" w:name="_Toc234657625"/>
+      <w:bookmarkStart w:id="32" w:name="_Toc234670941"/>
       <w:bookmarkEnd w:id="29"/>
       <w:r>
         <w:rPr>
@@ -5666,7 +5666,7 @@
         <w:pStyle w:val="2"/>
       </w:pPr>
       <w:bookmarkStart w:id="33" w:name="五回到課堂"/>
-      <w:bookmarkStart w:id="34" w:name="_Toc234657626"/>
+      <w:bookmarkStart w:id="34" w:name="_Toc234670942"/>
       <w:bookmarkEnd w:id="31"/>
       <w:r>
         <w:rPr>
@@ -5859,7 +5859,7 @@
         <w:pStyle w:val="1"/>
         <w:jc w:val="center"/>
       </w:pPr>
-      <w:bookmarkStart w:id="36" w:name="_Toc234657627"/>
+      <w:bookmarkStart w:id="36" w:name="_Toc234670943"/>
       <w:r>
         <w:rPr>
           <w:rFonts w:hint="eastAsia"/>
@@ -5883,7 +5883,7 @@
         <w:pStyle w:val="2"/>
       </w:pPr>
       <w:bookmarkStart w:id="37" w:name="一戒會與一張合照"/>
-      <w:bookmarkStart w:id="38" w:name="_Toc234657628"/>
+      <w:bookmarkStart w:id="38" w:name="_Toc234670944"/>
       <w:r>
         <w:rPr>
           <w:rFonts w:hint="eastAsia"/>
@@ -6002,7 +6002,7 @@
         <w:pStyle w:val="2"/>
       </w:pPr>
       <w:bookmarkStart w:id="39" w:name="二兩條路的交會"/>
-      <w:bookmarkStart w:id="40" w:name="_Toc234657629"/>
+      <w:bookmarkStart w:id="40" w:name="_Toc234670945"/>
       <w:bookmarkEnd w:id="37"/>
       <w:r>
         <w:rPr>
@@ -6198,7 +6198,7 @@
         <w:pStyle w:val="2"/>
       </w:pPr>
       <w:bookmarkStart w:id="41" w:name="三護教年代從存證信函到絕食"/>
-      <w:bookmarkStart w:id="42" w:name="_Toc234657630"/>
+      <w:bookmarkStart w:id="42" w:name="_Toc234670946"/>
       <w:bookmarkEnd w:id="39"/>
       <w:r>
         <w:rPr>
@@ -6373,7 +6373,7 @@
         <w:pStyle w:val="2"/>
       </w:pPr>
       <w:bookmarkStart w:id="43" w:name="四從雙林寺到鹿野苑"/>
-      <w:bookmarkStart w:id="44" w:name="_Toc234657631"/>
+      <w:bookmarkStart w:id="44" w:name="_Toc234670947"/>
       <w:bookmarkEnd w:id="41"/>
       <w:r>
         <w:rPr>
@@ -6535,7 +6535,7 @@
         <w:pStyle w:val="2"/>
       </w:pPr>
       <w:bookmarkStart w:id="45" w:name="五一部不一樣的憲法"/>
-      <w:bookmarkStart w:id="46" w:name="_Toc234657632"/>
+      <w:bookmarkStart w:id="46" w:name="_Toc234670948"/>
       <w:bookmarkEnd w:id="43"/>
       <w:r>
         <w:rPr>
@@ -6842,7 +6842,7 @@
         <w:pStyle w:val="2"/>
       </w:pPr>
       <w:bookmarkStart w:id="47" w:name="六交棒"/>
-      <w:bookmarkStart w:id="48" w:name="_Toc234657633"/>
+      <w:bookmarkStart w:id="48" w:name="_Toc234670949"/>
       <w:bookmarkEnd w:id="45"/>
       <w:r>
         <w:rPr>
@@ -7090,7 +7090,7 @@
         <w:pStyle w:val="1"/>
         <w:jc w:val="center"/>
       </w:pPr>
-      <w:bookmarkStart w:id="50" w:name="_Toc234657634"/>
+      <w:bookmarkStart w:id="50" w:name="_Toc234670950"/>
       <w:r>
         <w:rPr>
           <w:rFonts w:hint="eastAsia"/>
@@ -7114,7 +7114,7 @@
         <w:pStyle w:val="2"/>
       </w:pPr>
       <w:bookmarkStart w:id="51" w:name="一我很樂意而且可以提供場地"/>
-      <w:bookmarkStart w:id="52" w:name="_Toc234657635"/>
+      <w:bookmarkStart w:id="52" w:name="_Toc234670951"/>
       <w:r>
         <w:rPr>
           <w:rFonts w:hint="eastAsia"/>
@@ -7276,7 +7276,7 @@
         <w:pStyle w:val="2"/>
       </w:pPr>
       <w:bookmarkStart w:id="53" w:name="二廢除八敬法書名的由來"/>
-      <w:bookmarkStart w:id="54" w:name="_Toc234657636"/>
+      <w:bookmarkStart w:id="54" w:name="_Toc234670952"/>
       <w:bookmarkEnd w:id="51"/>
       <w:r>
         <w:rPr>
@@ -7819,7 +7819,7 @@
         <w:pStyle w:val="2"/>
       </w:pPr>
       <w:bookmarkStart w:id="55" w:name="三護生從挫魚場到動保司"/>
-      <w:bookmarkStart w:id="56" w:name="_Toc234657637"/>
+      <w:bookmarkStart w:id="56" w:name="_Toc234670953"/>
       <w:bookmarkEnd w:id="53"/>
       <w:r>
         <w:rPr>
@@ -8180,7 +8180,7 @@
         <w:pStyle w:val="2"/>
       </w:pPr>
       <w:bookmarkStart w:id="57" w:name="四民主的朋友們"/>
-      <w:bookmarkStart w:id="58" w:name="_Toc234657638"/>
+      <w:bookmarkStart w:id="58" w:name="_Toc234670954"/>
       <w:bookmarkEnd w:id="55"/>
       <w:r>
         <w:rPr>
@@ -8503,7 +8503,7 @@
         <w:pStyle w:val="2"/>
       </w:pPr>
       <w:bookmarkStart w:id="59" w:name="五把台灣放回世界地圖"/>
-      <w:bookmarkStart w:id="60" w:name="_Toc234657639"/>
+      <w:bookmarkStart w:id="60" w:name="_Toc234670955"/>
       <w:bookmarkEnd w:id="57"/>
       <w:r>
         <w:rPr>
@@ -8646,7 +8646,7 @@
         <w:pStyle w:val="1"/>
         <w:jc w:val="center"/>
       </w:pPr>
-      <w:bookmarkStart w:id="62" w:name="_Toc234657640"/>
+      <w:bookmarkStart w:id="62" w:name="_Toc234670956"/>
       <w:r>
         <w:rPr>
           <w:rFonts w:hint="eastAsia"/>
@@ -8670,7 +8670,7 @@
         <w:pStyle w:val="2"/>
       </w:pPr>
       <w:bookmarkStart w:id="63" w:name="一不敢上前的那一天"/>
-      <w:bookmarkStart w:id="64" w:name="_Toc234657641"/>
+      <w:bookmarkStart w:id="64" w:name="_Toc234670957"/>
       <w:r>
         <w:rPr>
           <w:rFonts w:hint="eastAsia"/>
@@ -8726,7 +8726,7 @@
         <w:pStyle w:val="2"/>
       </w:pPr>
       <w:bookmarkStart w:id="65" w:name="二佛教大學之夢"/>
-      <w:bookmarkStart w:id="66" w:name="_Toc234657642"/>
+      <w:bookmarkStart w:id="66" w:name="_Toc234670958"/>
       <w:bookmarkEnd w:id="63"/>
       <w:r>
         <w:rPr>
@@ -8883,7 +8883,7 @@
         <w:pStyle w:val="2"/>
       </w:pPr>
       <w:bookmarkStart w:id="67" w:name="三兩位法師的學術長征"/>
-      <w:bookmarkStart w:id="68" w:name="_Toc234657643"/>
+      <w:bookmarkStart w:id="68" w:name="_Toc234670959"/>
       <w:bookmarkEnd w:id="65"/>
       <w:r>
         <w:rPr>
@@ -9138,7 +9138,7 @@
         <w:pStyle w:val="2"/>
       </w:pPr>
       <w:bookmarkStart w:id="69" w:name="四傳承之謎"/>
-      <w:bookmarkStart w:id="70" w:name="_Toc234657644"/>
+      <w:bookmarkStart w:id="70" w:name="_Toc234670960"/>
       <w:bookmarkEnd w:id="67"/>
       <w:r>
         <w:rPr>
@@ -9227,7 +9227,7 @@
         <w:pStyle w:val="2"/>
       </w:pPr>
       <w:bookmarkStart w:id="71" w:name="五我住進去的那一個月"/>
-      <w:bookmarkStart w:id="72" w:name="_Toc234657645"/>
+      <w:bookmarkStart w:id="72" w:name="_Toc234670961"/>
       <w:bookmarkEnd w:id="69"/>
       <w:r>
         <w:rPr>
@@ -9455,7 +9455,7 @@
         <w:pStyle w:val="2"/>
       </w:pPr>
       <w:bookmarkStart w:id="73" w:name="六選佛場"/>
-      <w:bookmarkStart w:id="74" w:name="_Toc234657646"/>
+      <w:bookmarkStart w:id="74" w:name="_Toc234670962"/>
       <w:bookmarkEnd w:id="71"/>
       <w:r>
         <w:rPr>
@@ -9591,7 +9591,7 @@
         <w:pStyle w:val="1"/>
         <w:jc w:val="center"/>
       </w:pPr>
-      <w:bookmarkStart w:id="76" w:name="_Toc234657647"/>
+      <w:bookmarkStart w:id="76" w:name="_Toc234670963"/>
       <w:r>
         <w:rPr>
           <w:rFonts w:hint="eastAsia"/>
@@ -9615,7 +9615,7 @@
         <w:pStyle w:val="2"/>
       </w:pPr>
       <w:bookmarkStart w:id="77" w:name="一禪堂裡想清楚的一本論文"/>
-      <w:bookmarkStart w:id="78" w:name="_Toc234657648"/>
+      <w:bookmarkStart w:id="78" w:name="_Toc234670964"/>
       <w:r>
         <w:rPr>
           <w:rFonts w:hint="eastAsia"/>
@@ -9657,7 +9657,7 @@
         <w:pStyle w:val="2"/>
       </w:pPr>
       <w:bookmarkStart w:id="79" w:name="二共同的底色不受古人欺"/>
-      <w:bookmarkStart w:id="80" w:name="_Toc234657649"/>
+      <w:bookmarkStart w:id="80" w:name="_Toc234670965"/>
       <w:bookmarkEnd w:id="77"/>
       <w:r>
         <w:rPr>
@@ -9739,7 +9739,7 @@
         <w:pStyle w:val="2"/>
       </w:pPr>
       <w:bookmarkStart w:id="81" w:name="三昭慧從義憤到倫理學體系"/>
-      <w:bookmarkStart w:id="82" w:name="_Toc234657650"/>
+      <w:bookmarkStart w:id="82" w:name="_Toc234670966"/>
       <w:bookmarkEnd w:id="79"/>
       <w:r>
         <w:rPr>
@@ -9987,7 +9987,7 @@
         <w:pStyle w:val="2"/>
       </w:pPr>
       <w:bookmarkStart w:id="83" w:name="四性廣蒲團上的革命"/>
-      <w:bookmarkStart w:id="84" w:name="_Toc234657651"/>
+      <w:bookmarkStart w:id="84" w:name="_Toc234670967"/>
       <w:bookmarkEnd w:id="81"/>
       <w:r>
         <w:rPr>
@@ -10162,7 +10162,7 @@
         <w:pStyle w:val="2"/>
       </w:pPr>
       <w:bookmarkStart w:id="85" w:name="五互補論一場革命的兩種節奏"/>
-      <w:bookmarkStart w:id="86" w:name="_Toc234657652"/>
+      <w:bookmarkStart w:id="86" w:name="_Toc234670968"/>
       <w:bookmarkEnd w:id="83"/>
       <w:r>
         <w:rPr>
@@ -10477,7 +10477,7 @@
         <w:pStyle w:val="2"/>
       </w:pPr>
       <w:bookmarkStart w:id="87" w:name="六引力場的陰影"/>
-      <w:bookmarkStart w:id="88" w:name="_Toc234657653"/>
+      <w:bookmarkStart w:id="88" w:name="_Toc234670969"/>
       <w:bookmarkEnd w:id="85"/>
       <w:r>
         <w:rPr>
@@ -10694,7 +10694,7 @@
         <w:pStyle w:val="1"/>
         <w:jc w:val="center"/>
       </w:pPr>
-      <w:bookmarkStart w:id="90" w:name="_Toc234657654"/>
+      <w:bookmarkStart w:id="90" w:name="_Toc234670970"/>
       <w:r>
         <w:rPr>
           <w:rFonts w:hint="eastAsia"/>
@@ -10718,7 +10718,7 @@
         <w:pStyle w:val="2"/>
       </w:pPr>
       <w:bookmarkStart w:id="91" w:name="一青年菩薩營"/>
-      <w:bookmarkStart w:id="92" w:name="_Toc234657655"/>
+      <w:bookmarkStart w:id="92" w:name="_Toc234670971"/>
       <w:r>
         <w:rPr>
           <w:rFonts w:hint="eastAsia"/>
@@ -11007,7 +11007,7 @@
         <w:pStyle w:val="2"/>
       </w:pPr>
       <w:bookmarkStart w:id="93" w:name="二橋上的朋友們"/>
-      <w:bookmarkStart w:id="94" w:name="_Toc234657656"/>
+      <w:bookmarkStart w:id="94" w:name="_Toc234670972"/>
       <w:bookmarkEnd w:id="91"/>
       <w:r>
         <w:rPr>
@@ -11255,7 +11255,7 @@
         <w:pStyle w:val="2"/>
       </w:pPr>
       <w:bookmarkStart w:id="95" w:name="三我的奧德賽"/>
-      <w:bookmarkStart w:id="96" w:name="_Toc234657657"/>
+      <w:bookmarkStart w:id="96" w:name="_Toc234670973"/>
       <w:bookmarkEnd w:id="93"/>
       <w:r>
         <w:rPr>
@@ -11719,13 +11719,13 @@
         <w:rPr>
           <w:rFonts w:hint="eastAsia"/>
         </w:rPr>
-        <w:t>院。收入《當代的大愛道革命‧口述訪談集》第二冊，頁</w:t>
-      </w:r>
-      <w:r>
-        <w:rPr>
-          <w:rFonts w:hint="eastAsia"/>
-        </w:rPr>
-        <w:t>142</w:t>
+        <w:t>院。收入《人間佛教與印順學派訪談集》第二冊，頁</w:t>
+      </w:r>
+      <w:r>
+        <w:rPr>
+          <w:rFonts w:hint="eastAsia"/>
+        </w:rPr>
+        <w:t>152</w:t>
       </w:r>
       <w:r>
         <w:rPr>
@@ -11737,7 +11737,7 @@
         <w:rPr>
           <w:rFonts w:hint="eastAsia"/>
         </w:rPr>
-        <w:t>154</w:t>
+        <w:t>165</w:t>
       </w:r>
       <w:r>
         <w:rPr>
@@ -11749,7 +11749,7 @@
         <w:rPr>
           <w:rFonts w:hint="eastAsia"/>
         </w:rPr>
-        <w:t>142</w:t>
+        <w:t>153</w:t>
       </w:r>
       <w:r>
         <w:rPr>
@@ -12042,13 +12042,13 @@
         <w:rPr>
           <w:rFonts w:hint="eastAsia"/>
         </w:rPr>
-        <w:t>日，新竹福嚴佛學院。收入《當代的大愛道革命‧口述訪談集》第二冊，頁</w:t>
-      </w:r>
-      <w:r>
-        <w:rPr>
-          <w:rFonts w:hint="eastAsia"/>
-        </w:rPr>
-        <w:t>142</w:t>
+        <w:t>日，新竹福嚴佛學院。收入《人間佛教與印順學派訪談集》第二冊，頁</w:t>
+      </w:r>
+      <w:r>
+        <w:rPr>
+          <w:rFonts w:hint="eastAsia"/>
+        </w:rPr>
+        <w:t>152</w:t>
       </w:r>
       <w:r>
         <w:rPr>
@@ -12060,7 +12060,7 @@
         <w:rPr>
           <w:rFonts w:hint="eastAsia"/>
         </w:rPr>
-        <w:t>154</w:t>
+        <w:t>165</w:t>
       </w:r>
       <w:r>
         <w:rPr>
@@ -12124,13 +12124,13 @@
         <w:rPr>
           <w:rFonts w:hint="eastAsia"/>
         </w:rPr>
-        <w:t>日，嘉義海印精舍。收入《當代的大愛道革命‧口述訪談集》第二冊，頁</w:t>
-      </w:r>
-      <w:r>
-        <w:rPr>
-          <w:rFonts w:hint="eastAsia"/>
-        </w:rPr>
-        <w:t>106</w:t>
+        <w:t>日，嘉義海印精舍。收入《人間佛教與印順學派訪談集》第二冊，頁</w:t>
+      </w:r>
+      <w:r>
+        <w:rPr>
+          <w:rFonts w:hint="eastAsia"/>
+        </w:rPr>
+        <w:t>114</w:t>
       </w:r>
       <w:r>
         <w:rPr>
@@ -12142,7 +12142,7 @@
         <w:rPr>
           <w:rFonts w:hint="eastAsia"/>
         </w:rPr>
-        <w:t>121</w:t>
+        <w:t>130</w:t>
       </w:r>
       <w:r>
         <w:rPr>
@@ -12154,7 +12154,7 @@
         <w:rPr>
           <w:rFonts w:hint="eastAsia"/>
         </w:rPr>
-        <w:t>109</w:t>
+        <w:t>117</w:t>
       </w:r>
       <w:r>
         <w:rPr>
@@ -12218,13 +12218,13 @@
         <w:rPr>
           <w:rFonts w:hint="eastAsia"/>
         </w:rPr>
-        <w:t>日，台北市松山區紹印精舍。收入《當代的大愛道革命‧口述訪談集》第二冊，頁</w:t>
-      </w:r>
-      <w:r>
-        <w:rPr>
-          <w:rFonts w:hint="eastAsia"/>
-        </w:rPr>
-        <w:t>67</w:t>
+        <w:t>日，台北市松山區紹印精舍。收入《人間佛教與印順學派訪談集》第二冊，頁</w:t>
+      </w:r>
+      <w:r>
+        <w:rPr>
+          <w:rFonts w:hint="eastAsia"/>
+        </w:rPr>
+        <w:t>72</w:t>
       </w:r>
       <w:r>
         <w:rPr>
@@ -12236,7 +12236,7 @@
         <w:rPr>
           <w:rFonts w:hint="eastAsia"/>
         </w:rPr>
-        <w:t>77</w:t>
+        <w:t>83</w:t>
       </w:r>
       <w:r>
         <w:rPr>
@@ -12265,14 +12265,14 @@
           <w:i/>
           <w:iCs/>
         </w:rPr>
-        <w:t>C</w:t>
+        <w:t>Charism</w:t>
       </w:r>
       <w:r>
         <w:rPr>
           <w:i/>
           <w:iCs/>
         </w:rPr>
-        <w:t>harisma and Compassion: Cheng Yen and the Buddhist Tzu Chi Movement</w:t>
+        <w:t>a and Compassion: Cheng Yen and the Buddhist Tzu Chi Movement</w:t>
       </w:r>
       <w:r>
         <w:t xml:space="preserve"> (Cambridge, MA: Harvard University Press, 2009).</w:t>
@@ -12325,17 +12325,21 @@
         <w:footnoteRef/>
       </w:r>
       <w:r>
-        <w:t xml:space="preserve"> Elise A. DeVido, “Buddhism for This World: The Buddhist Revival in Vietnam, 1920–1951, and Its Legacy,” i</w:t>
-      </w:r>
-      <w:r>
-        <w:t xml:space="preserve">n </w:t>
+        <w:t xml:space="preserve"> Elise A. DeVido, “Buddhism for This World: The Buddhist Revival in Vietnam, 1920–1951, and Its Legacy,” in </w:t>
       </w:r>
       <w:r>
         <w:rPr>
           <w:i/>
           <w:iCs/>
         </w:rPr>
-        <w:t>Modernity and Re-enchantment: Religion in Post-revolutionary Vietnam</w:t>
+        <w:t>Mode</w:t>
+      </w:r>
+      <w:r>
+        <w:rPr>
+          <w:i/>
+          <w:iCs/>
+        </w:rPr>
+        <w:t>rnity and Re-enchantment: Religion in Post-revolutionary Vietnam</w:t>
       </w:r>
       <w:r>
         <w:t xml:space="preserve">, ed. Philip Taylor (Singapore: ISEAS, </w:t>
@@ -12420,7 +12424,10 @@
         <w:t>Representations</w:t>
       </w:r>
       <w:r>
-        <w:t xml:space="preserve"> 26 (1989): 7-24.</w:t>
+        <w:t xml:space="preserve"> </w:t>
+      </w:r>
+      <w:r>
+        <w:t>26 (1989): 7-24.</w:t>
       </w:r>
     </w:p>
   </w:footnote>
@@ -12530,13 +12537,7 @@
         <w:rPr>
           <w:rFonts w:hint="eastAsia"/>
         </w:rPr>
-        <w:t>的印順研究系列論文</w:t>
-      </w:r>
-      <w:r>
-        <w:rPr>
-          <w:rFonts w:hint="eastAsia"/>
-        </w:rPr>
-        <w:t>【篇目待核】；</w:t>
+        <w:t>的印順研究系列論文【篇目待核】；</w:t>
       </w:r>
       <w:r>
         <w:rPr>
@@ -12545,7 +12546,10 @@
         <w:t>Marcus</w:t>
       </w:r>
       <w:r>
-        <w:t xml:space="preserve"> Bingenheimer, </w:t>
+        <w:t xml:space="preserve"> Bi</w:t>
+      </w:r>
+      <w:r>
+        <w:t xml:space="preserve">ngenheimer, </w:t>
       </w:r>
       <w:r>
         <w:rPr>
@@ -12638,13 +12642,19 @@
         <w:rPr>
           <w:rFonts w:hint="eastAsia"/>
         </w:rPr>
-        <w:t>日，玄奘大學雲來社會教育中心。收入《當代的大愛道革命‧口述訪談集》第一冊，頁</w:t>
-      </w:r>
-      <w:r>
-        <w:rPr>
-          <w:rFonts w:hint="eastAsia"/>
-        </w:rPr>
-        <w:t>31</w:t>
+        <w:t>日，玄奘大學雲來社會教育中心。收</w:t>
+      </w:r>
+      <w:r>
+        <w:rPr>
+          <w:rFonts w:hint="eastAsia"/>
+        </w:rPr>
+        <w:t>入《人間佛教與印順學派訪談集》第一冊，頁</w:t>
+      </w:r>
+      <w:r>
+        <w:rPr>
+          <w:rFonts w:hint="eastAsia"/>
+        </w:rPr>
+        <w:t>33</w:t>
       </w:r>
       <w:r>
         <w:rPr>
@@ -12656,7 +12666,7 @@
         <w:rPr>
           <w:rFonts w:hint="eastAsia"/>
         </w:rPr>
-        <w:t>40</w:t>
+        <w:t>43</w:t>
       </w:r>
       <w:r>
         <w:rPr>
@@ -12668,7 +12678,7 @@
         <w:rPr>
           <w:rFonts w:hint="eastAsia"/>
         </w:rPr>
-        <w:t>32</w:t>
+        <w:t>34</w:t>
       </w:r>
       <w:r>
         <w:rPr>
@@ -12888,13 +12898,13 @@
         <w:rPr>
           <w:rFonts w:hint="eastAsia"/>
         </w:rPr>
-        <w:t>日，佛教弘誓學院嵐園。收入《當代的大愛道革命‧口述訪談集》第一冊，頁</w:t>
-      </w:r>
-      <w:r>
-        <w:rPr>
-          <w:rFonts w:hint="eastAsia"/>
-        </w:rPr>
-        <w:t>97</w:t>
+        <w:t>日，佛教弘誓學院嵐園。收入《人間佛教與印順學派訪談集》第一冊，頁</w:t>
+      </w:r>
+      <w:r>
+        <w:rPr>
+          <w:rFonts w:hint="eastAsia"/>
+        </w:rPr>
+        <w:t>104</w:t>
       </w:r>
       <w:r>
         <w:rPr>
@@ -12906,7 +12916,7 @@
         <w:rPr>
           <w:rFonts w:hint="eastAsia"/>
         </w:rPr>
-        <w:t>102</w:t>
+        <w:t>110</w:t>
       </w:r>
       <w:r>
         <w:rPr>
@@ -12918,7 +12928,7 @@
         <w:rPr>
           <w:rFonts w:hint="eastAsia"/>
         </w:rPr>
-        <w:t>99</w:t>
+        <w:t>106</w:t>
       </w:r>
       <w:r>
         <w:rPr>
@@ -12940,10 +12950,7 @@
         <w:footnoteRef/>
       </w:r>
       <w:r>
-        <w:t xml:space="preserve"> </w:t>
-      </w:r>
-      <w:r>
-        <w:t xml:space="preserve">Richard Madsen, </w:t>
+        <w:t xml:space="preserve"> Richard Madsen, </w:t>
       </w:r>
       <w:r>
         <w:rPr>
@@ -12997,13 +13004,7 @@
         <w:rPr>
           <w:rFonts w:hint="eastAsia"/>
         </w:rPr>
-        <w:t>20</w:t>
-      </w:r>
-      <w:r>
-        <w:rPr>
-          <w:rFonts w:hint="eastAsia"/>
-        </w:rPr>
-        <w:t>10)</w:t>
+        <w:t>2010)</w:t>
       </w:r>
       <w:r>
         <w:rPr>
@@ -13031,7 +13032,13 @@
         <w:rPr>
           <w:rFonts w:hint="eastAsia"/>
         </w:rPr>
-        <w:t>張辰瑋碩士論文第三章第三節「後印順時代『接著做』的修學典範」【頁碼待核】。</w:t>
+        <w:t>張辰瑋</w:t>
+      </w:r>
+      <w:r>
+        <w:rPr>
+          <w:rFonts w:hint="eastAsia"/>
+        </w:rPr>
+        <w:t>碩士論文第三章第三節「後印順時代『接著做』的修學典範」【頁碼待核】。</w:t>
       </w:r>
     </w:p>
   </w:footnote>
@@ -13249,13 +13256,7 @@
         <w:rPr>
           <w:rFonts w:hint="eastAsia"/>
         </w:rPr>
-        <w:t>釋昭慧，〈當代大愛道的二次革命——廢除「八敬</w:t>
-      </w:r>
-      <w:r>
-        <w:rPr>
-          <w:rFonts w:hint="eastAsia"/>
-        </w:rPr>
-        <w:t>法」宣言〉（</w:t>
+        <w:t>釋昭慧，〈當代大愛道的二次革命——廢除「八敬法」宣言〉（</w:t>
       </w:r>
       <w:r>
         <w:rPr>
@@ -13291,7 +13292,13 @@
         <w:rPr>
           <w:rFonts w:hint="eastAsia"/>
         </w:rPr>
-        <w:t>日），轉引自張辰瑋碩士論文第三章【頁碼待核】。</w:t>
+        <w:t>日</w:t>
+      </w:r>
+      <w:r>
+        <w:rPr>
+          <w:rFonts w:hint="eastAsia"/>
+        </w:rPr>
+        <w:t>），轉引自張辰瑋碩士論文第三章【頁碼待核】。</w:t>
       </w:r>
     </w:p>
   </w:footnote>
@@ -13371,14 +13378,14 @@
           <w:i/>
           <w:iCs/>
         </w:rPr>
-        <w:t>Buddhist Nuns i</w:t>
+        <w:t>Buddhist Nuns in Taiwan and Sri</w:t>
       </w:r>
       <w:r>
         <w:rPr>
           <w:i/>
           <w:iCs/>
         </w:rPr>
-        <w:t>n Taiwan and Sri Lanka: A Critique of the Feminist Perspective</w:t>
+        <w:t xml:space="preserve"> Lanka: A Critique of the Feminist Perspective</w:t>
       </w:r>
       <w:r>
         <w:t xml:space="preserve"> (London: Routledge, 2007).</w:t>
@@ -13577,13 +13584,13 @@
         <w:rPr>
           <w:rFonts w:hint="eastAsia"/>
         </w:rPr>
-        <w:t>年），定稿前需核。收入《當代的大愛道革命‧口述訪談集》第三冊，頁</w:t>
-      </w:r>
-      <w:r>
-        <w:rPr>
-          <w:rFonts w:hint="eastAsia"/>
-        </w:rPr>
-        <w:t>79</w:t>
+        <w:t>年），定稿前需核。收入《人間佛教與印順學派訪談集》第三冊，頁</w:t>
+      </w:r>
+      <w:r>
+        <w:rPr>
+          <w:rFonts w:hint="eastAsia"/>
+        </w:rPr>
+        <w:t>86</w:t>
       </w:r>
       <w:r>
         <w:rPr>
@@ -13595,7 +13602,7 @@
         <w:rPr>
           <w:rFonts w:hint="eastAsia"/>
         </w:rPr>
-        <w:t>89</w:t>
+        <w:t>97</w:t>
       </w:r>
       <w:r>
         <w:rPr>
@@ -13607,7 +13614,7 @@
         <w:rPr>
           <w:rFonts w:hint="eastAsia"/>
         </w:rPr>
-        <w:t>83</w:t>
+        <w:t>90</w:t>
       </w:r>
       <w:r>
         <w:rPr>
@@ -13693,13 +13700,13 @@
         <w:rPr>
           <w:rFonts w:hint="eastAsia"/>
         </w:rPr>
-        <w:t>日；何宗勳並提及《讓牠活下去：台灣收容所「零撲殺」紀實》一書記錄了整個倡議過程【書目資訊待核】，台北市中正區台灣公民參與協會。收入《當代的大愛道革命‧口述訪談集》第三冊，頁</w:t>
-      </w:r>
-      <w:r>
-        <w:rPr>
-          <w:rFonts w:hint="eastAsia"/>
-        </w:rPr>
-        <w:t>15</w:t>
+        <w:t>日；何宗勳並提及《讓牠活下去：台灣收容所「零撲殺」紀實》一書記錄了整個倡議過程【書目資訊待核】，台北市中正區台灣公民參與協會。收入《人間佛教與印順學派訪談集》第三冊，頁</w:t>
+      </w:r>
+      <w:r>
+        <w:rPr>
+          <w:rFonts w:hint="eastAsia"/>
+        </w:rPr>
+        <w:t>16</w:t>
       </w:r>
       <w:r>
         <w:rPr>
@@ -13711,7 +13718,7 @@
         <w:rPr>
           <w:rFonts w:hint="eastAsia"/>
         </w:rPr>
-        <w:t>21</w:t>
+        <w:t>23</w:t>
       </w:r>
       <w:r>
         <w:rPr>
@@ -13899,13 +13906,13 @@
         <w:rPr>
           <w:rFonts w:hint="eastAsia"/>
         </w:rPr>
-        <w:t>日，台北市文山區國立政治大學達賢圖書館。收入《當代的大愛道革命‧口述訪談集》第三冊，頁</w:t>
-      </w:r>
-      <w:r>
-        <w:rPr>
-          <w:rFonts w:hint="eastAsia"/>
-        </w:rPr>
-        <w:t>22</w:t>
+        <w:t>日，台北市文山區國立政治大學達賢圖書館。收入《人間佛教與印順學派訪談集》第三冊，頁</w:t>
+      </w:r>
+      <w:r>
+        <w:rPr>
+          <w:rFonts w:hint="eastAsia"/>
+        </w:rPr>
+        <w:t>24</w:t>
       </w:r>
       <w:r>
         <w:rPr>
@@ -13917,7 +13924,7 @@
         <w:rPr>
           <w:rFonts w:hint="eastAsia"/>
         </w:rPr>
-        <w:t>31</w:t>
+        <w:t>34</w:t>
       </w:r>
       <w:r>
         <w:rPr>
@@ -13929,7 +13936,7 @@
         <w:rPr>
           <w:rFonts w:hint="eastAsia"/>
         </w:rPr>
-        <w:t>23</w:t>
+        <w:t>25</w:t>
       </w:r>
       <w:r>
         <w:rPr>
@@ -13993,13 +14000,13 @@
         <w:rPr>
           <w:rFonts w:hint="eastAsia"/>
         </w:rPr>
-        <w:t>日，台北市松山區鄭南榕基金會．紀念館。收入《當代的大愛道革命‧口述訪談集》第三冊，頁</w:t>
-      </w:r>
-      <w:r>
-        <w:rPr>
-          <w:rFonts w:hint="eastAsia"/>
-        </w:rPr>
-        <w:t>90</w:t>
+        <w:t>日，台北市松山區鄭南榕基金會．紀念館。收入《人間佛教與印順學派訪談集》第三冊，頁</w:t>
+      </w:r>
+      <w:r>
+        <w:rPr>
+          <w:rFonts w:hint="eastAsia"/>
+        </w:rPr>
+        <w:t>98</w:t>
       </w:r>
       <w:r>
         <w:rPr>
@@ -14011,25 +14018,25 @@
         <w:rPr>
           <w:rFonts w:hint="eastAsia"/>
         </w:rPr>
-        <w:t>9</w:t>
-      </w:r>
-      <w:r>
-        <w:rPr>
-          <w:rFonts w:hint="eastAsia"/>
-        </w:rPr>
-        <w:t>9</w:t>
-      </w:r>
-      <w:r>
-        <w:rPr>
-          <w:rFonts w:hint="eastAsia"/>
-        </w:rPr>
-        <w:t>，引文見頁</w:t>
-      </w:r>
-      <w:r>
-        <w:rPr>
-          <w:rFonts w:hint="eastAsia"/>
-        </w:rPr>
-        <w:t>92</w:t>
+        <w:t>108</w:t>
+      </w:r>
+      <w:r>
+        <w:rPr>
+          <w:rFonts w:hint="eastAsia"/>
+        </w:rPr>
+        <w:t>，引</w:t>
+      </w:r>
+      <w:r>
+        <w:rPr>
+          <w:rFonts w:hint="eastAsia"/>
+        </w:rPr>
+        <w:t>文見頁</w:t>
+      </w:r>
+      <w:r>
+        <w:rPr>
+          <w:rFonts w:hint="eastAsia"/>
+        </w:rPr>
+        <w:t>100</w:t>
       </w:r>
       <w:r>
         <w:rPr>
@@ -14125,10 +14132,10 @@
         <w:footnoteRef/>
       </w:r>
       <w:r>
-        <w:t xml:space="preserve"> Christopher S. Que</w:t>
-      </w:r>
-      <w:r>
-        <w:t xml:space="preserve">en and Sallie B. King, eds., </w:t>
+        <w:t xml:space="preserve"> Christopher S. Queen</w:t>
+      </w:r>
+      <w:r>
+        <w:t xml:space="preserve"> and Sallie B. King, eds., </w:t>
       </w:r>
       <w:r>
         <w:rPr>
@@ -14196,13 +14203,13 @@
         <w:rPr>
           <w:rFonts w:hint="eastAsia"/>
         </w:rPr>
-        <w:t>日，玄奘大學妙然樓漢學研究中心。收入《當代的大愛道革命‧口述訪談集》第一冊，頁</w:t>
-      </w:r>
-      <w:r>
-        <w:rPr>
-          <w:rFonts w:hint="eastAsia"/>
-        </w:rPr>
-        <w:t>41</w:t>
+        <w:t>日，玄奘大學妙然樓漢學研究中心。收入《人間佛教與印順學派訪談集》第一冊，頁</w:t>
+      </w:r>
+      <w:r>
+        <w:rPr>
+          <w:rFonts w:hint="eastAsia"/>
+        </w:rPr>
+        <w:t>44</w:t>
       </w:r>
       <w:r>
         <w:rPr>
@@ -14214,7 +14221,7 @@
         <w:rPr>
           <w:rFonts w:hint="eastAsia"/>
         </w:rPr>
-        <w:t>56</w:t>
+        <w:t>59</w:t>
       </w:r>
       <w:r>
         <w:rPr>
@@ -14226,7 +14233,7 @@
         <w:rPr>
           <w:rFonts w:hint="eastAsia"/>
         </w:rPr>
-        <w:t>44</w:t>
+        <w:t>47</w:t>
       </w:r>
       <w:r>
         <w:rPr>
@@ -14304,13 +14311,7 @@
         <w:rPr>
           <w:rFonts w:hint="eastAsia"/>
         </w:rPr>
-        <w:t>2</w:t>
-      </w:r>
-      <w:r>
-        <w:rPr>
-          <w:rFonts w:hint="eastAsia"/>
-        </w:rPr>
-        <w:t>024</w:t>
+        <w:t>2024</w:t>
       </w:r>
       <w:r>
         <w:rPr>
@@ -14340,13 +14341,13 @@
         <w:rPr>
           <w:rFonts w:hint="eastAsia"/>
         </w:rPr>
-        <w:t>日，新竹玄奘大學雲來社會教育中心會議室。收入《當代的大愛道革命‧口述訪談集》第一冊，頁</w:t>
-      </w:r>
-      <w:r>
-        <w:rPr>
-          <w:rFonts w:hint="eastAsia"/>
-        </w:rPr>
-        <w:t>31</w:t>
+        <w:t>日，新竹玄奘大學雲來社會教育中心會議室。收入《人間佛教與印順學派訪談集》第一冊，頁</w:t>
+      </w:r>
+      <w:r>
+        <w:rPr>
+          <w:rFonts w:hint="eastAsia"/>
+        </w:rPr>
+        <w:t>33</w:t>
       </w:r>
       <w:r>
         <w:rPr>
@@ -14358,7 +14359,7 @@
         <w:rPr>
           <w:rFonts w:hint="eastAsia"/>
         </w:rPr>
-        <w:t>40</w:t>
+        <w:t>43</w:t>
       </w:r>
       <w:r>
         <w:rPr>
@@ -14370,7 +14371,7 @@
         <w:rPr>
           <w:rFonts w:hint="eastAsia"/>
         </w:rPr>
-        <w:t>34</w:t>
+        <w:t>36</w:t>
       </w:r>
       <w:r>
         <w:rPr>
@@ -14852,13 +14853,13 @@
         <w:rPr>
           <w:rFonts w:hint="eastAsia"/>
         </w:rPr>
-        <w:t>日，新竹玄奘大學雲來社會教育中心會議室。收入《當代的大愛道革命‧口述訪談集》第一冊，頁</w:t>
-      </w:r>
-      <w:r>
-        <w:rPr>
-          <w:rFonts w:hint="eastAsia"/>
-        </w:rPr>
-        <w:t>31</w:t>
+        <w:t>日，新竹玄奘大學雲來社會教育中心會議室。收入《人間佛教與印順學派訪談集》第一冊，頁</w:t>
+      </w:r>
+      <w:r>
+        <w:rPr>
+          <w:rFonts w:hint="eastAsia"/>
+        </w:rPr>
+        <w:t>33</w:t>
       </w:r>
       <w:r>
         <w:rPr>
@@ -14870,7 +14871,7 @@
         <w:rPr>
           <w:rFonts w:hint="eastAsia"/>
         </w:rPr>
-        <w:t>40</w:t>
+        <w:t>43</w:t>
       </w:r>
       <w:r>
         <w:rPr>
@@ -15091,14 +15092,14 @@
           <w:i/>
           <w:iCs/>
         </w:rPr>
-        <w:t xml:space="preserve">The Nature of Buddhist </w:t>
+        <w:t>The Nature of Buddhist Et</w:t>
       </w:r>
       <w:r>
         <w:rPr>
           <w:i/>
           <w:iCs/>
         </w:rPr>
-        <w:t>Ethics</w:t>
+        <w:t>hics</w:t>
       </w:r>
       <w:r>
         <w:t xml:space="preserve"> (London: Macmillan, 1992); Jay L. Garfield, </w:t>
@@ -15319,13 +15320,13 @@
         <w:rPr>
           <w:rFonts w:hint="eastAsia"/>
         </w:rPr>
-        <w:t>日，新北輔仁大學聖言會會院。收入《當代的大愛道革命‧口述訪談集》第三冊，頁</w:t>
-      </w:r>
-      <w:r>
-        <w:rPr>
-          <w:rFonts w:hint="eastAsia"/>
-        </w:rPr>
-        <w:t>51</w:t>
+        <w:t>日，新北輔仁大學聖言會會院。收入《人間佛教與印順學派訪談集》第三冊，頁</w:t>
+      </w:r>
+      <w:r>
+        <w:rPr>
+          <w:rFonts w:hint="eastAsia"/>
+        </w:rPr>
+        <w:t>56</w:t>
       </w:r>
       <w:r>
         <w:rPr>
@@ -15337,19 +15338,19 @@
         <w:rPr>
           <w:rFonts w:hint="eastAsia"/>
         </w:rPr>
+        <w:t>65</w:t>
+      </w:r>
+      <w:r>
+        <w:rPr>
+          <w:rFonts w:hint="eastAsia"/>
+        </w:rPr>
+        <w:t>，引文見頁</w:t>
+      </w:r>
+      <w:r>
+        <w:rPr>
+          <w:rFonts w:hint="eastAsia"/>
+        </w:rPr>
         <w:t>60</w:t>
-      </w:r>
-      <w:r>
-        <w:rPr>
-          <w:rFonts w:hint="eastAsia"/>
-        </w:rPr>
-        <w:t>，引文見頁</w:t>
-      </w:r>
-      <w:r>
-        <w:rPr>
-          <w:rFonts w:hint="eastAsia"/>
-        </w:rPr>
-        <w:t>54</w:t>
       </w:r>
       <w:r>
         <w:rPr>
@@ -15471,13 +15472,13 @@
         <w:rPr>
           <w:rFonts w:hint="eastAsia"/>
         </w:rPr>
-        <w:t>張辰瑋碩士論文第四章第一節「宗教界的跨界合作與友誼」【</w:t>
-      </w:r>
-      <w:r>
-        <w:rPr>
-          <w:rFonts w:hint="eastAsia"/>
-        </w:rPr>
-        <w:t>頁碼待核】。</w:t>
+        <w:t>張辰瑋碩士論文第四章第一節「宗教界的跨界合作與友誼」【頁碼待核</w:t>
+      </w:r>
+      <w:r>
+        <w:rPr>
+          <w:rFonts w:hint="eastAsia"/>
+        </w:rPr>
+        <w:t>】。</w:t>
       </w:r>
     </w:p>
   </w:footnote>
@@ -15511,7 +15512,7 @@
   <w:abstractNum w:abstractNumId="0" w15:restartNumberingAfterBreak="0">
     <w:nsid w:val="0000A990"/>
     <w:multiLevelType w:val="multilevel"/>
-    <w:tmpl w:val="9BCA2226"/>
+    <w:tmpl w:val="37A29758"/>
     <w:lvl w:ilvl="0">
       <w:numFmt w:val="bullet"/>
       <w:lvlText w:val=" "/>
@@ -16903,7 +16904,7 @@
     <w:basedOn w:val="a"/>
     <w:link w:val="af2"/>
     <w:unhideWhenUsed/>
-    <w:rsid w:val="007C1B8A"/>
+    <w:rsid w:val="00E84721"/>
     <w:pPr>
       <w:tabs>
         <w:tab w:val="center" w:pos="4153"/>
@@ -16920,7 +16921,7 @@
     <w:name w:val="頁首 字元"/>
     <w:basedOn w:val="a1"/>
     <w:link w:val="af1"/>
-    <w:rsid w:val="007C1B8A"/>
+    <w:rsid w:val="00E84721"/>
     <w:rPr>
       <w:rFonts w:ascii="Times New Roman" w:eastAsia="新細明體" w:hAnsi="Times New Roman"/>
       <w:sz w:val="20"/>
@@ -16932,7 +16933,7 @@
     <w:basedOn w:val="a"/>
     <w:link w:val="af4"/>
     <w:unhideWhenUsed/>
-    <w:rsid w:val="007C1B8A"/>
+    <w:rsid w:val="00E84721"/>
     <w:pPr>
       <w:tabs>
         <w:tab w:val="center" w:pos="4153"/>
@@ -16949,7 +16950,7 @@
     <w:name w:val="頁尾 字元"/>
     <w:basedOn w:val="a1"/>
     <w:link w:val="af3"/>
-    <w:rsid w:val="007C1B8A"/>
+    <w:rsid w:val="00E84721"/>
     <w:rPr>
       <w:rFonts w:ascii="Times New Roman" w:eastAsia="新細明體" w:hAnsi="Times New Roman"/>
       <w:sz w:val="20"/>
@@ -16963,7 +16964,7 @@
     <w:autoRedefine/>
     <w:uiPriority w:val="39"/>
     <w:unhideWhenUsed/>
-    <w:rsid w:val="007C1B8A"/>
+    <w:rsid w:val="00E84721"/>
   </w:style>
   <w:style w:type="paragraph" w:styleId="21">
     <w:name w:val="toc 2"/>
@@ -16972,7 +16973,7 @@
     <w:autoRedefine/>
     <w:uiPriority w:val="39"/>
     <w:unhideWhenUsed/>
-    <w:rsid w:val="007C1B8A"/>
+    <w:rsid w:val="00E84721"/>
     <w:pPr>
       <w:ind w:leftChars="200" w:left="480"/>
     </w:pPr>

--- a/public/content/works/mahaprajapati-revolution-book.docx
+++ b/public/content/works/mahaprajapati-revolution-book.docx
@@ -11521,3990 +11521,3990 @@
 </file>
 
 <file path=word/footnotes.xml><?xml version="1.0" encoding="utf-8"?>
-<w:footnotes xmlns:wpc="http://schemas.microsoft.com/office/word/2010/wordprocessingCanvas" xmlns:cx="http://schemas.microsoft.com/office/drawing/2014/chartex" xmlns:mc="http://schemas.openxmlformats.org/markup-compatibility/2006" xmlns:o="urn:schemas-microsoft-com:office:office" xmlns:r="http://schemas.openxmlformats.org/officeDocument/2006/relationships" xmlns:m="http://schemas.openxmlformats.org/officeDocument/2006/math" xmlns:v="urn:schemas-microsoft-com:vml" xmlns:wp14="http://schemas.microsoft.com/office/word/2010/wordprocessingDrawing" xmlns:wp="http://schemas.openxmlformats.org/drawingml/2006/wordprocessingDrawing" xmlns:w10="urn:schemas-microsoft-com:office:word" xmlns:w="http://schemas.openxmlformats.org/wordprocessingml/2006/main" xmlns:w14="http://schemas.microsoft.com/office/word/2010/wordml" xmlns:w15="http://schemas.microsoft.com/office/word/2012/wordml" xmlns:w16se="http://schemas.microsoft.com/office/word/2015/wordml/symex" xmlns:wpg="http://schemas.microsoft.com/office/word/2010/wordprocessingGroup" xmlns:wpi="http://schemas.microsoft.com/office/word/2010/wordprocessingInk" xmlns:wne="http://schemas.microsoft.com/office/word/2006/wordml" xmlns:wps="http://schemas.microsoft.com/office/word/2010/wordprocessingShape" mc:Ignorable="w14 w15 w16se wp14">
-  <w:footnote w:type="separator" w:id="-1">
-    <w:p>
-      <w:pPr>
-        <w:spacing w:after="0"/>
-      </w:pPr>
-      <w:r>
-        <w:separator/>
-      </w:r>
-    </w:p>
-  </w:footnote>
-  <w:footnote w:type="continuationSeparator" w:id="0">
-    <w:p>
-      <w:pPr>
-        <w:spacing w:after="0"/>
-      </w:pPr>
-      <w:r>
-        <w:continuationSeparator/>
-      </w:r>
-    </w:p>
-  </w:footnote>
-  <w:footnote w:id="1">
-    <w:p>
-      <w:pPr>
-        <w:pStyle w:val="ab"/>
-      </w:pPr>
-      <w:r>
-        <w:rPr>
-          <w:rStyle w:val="ae"/>
-        </w:rPr>
-        <w:footnoteRef/>
-      </w:r>
-      <w:r>
-        <w:t xml:space="preserve"> </w:t>
-      </w:r>
-      <w:r>
-        <w:rPr>
-          <w:rFonts w:hint="eastAsia"/>
-        </w:rPr>
-        <w:t>白話版。原文言版為「我當為十方人作橋，令悉蹈我上度去。」</w:t>
-      </w:r>
-      <w:r>
-        <w:rPr>
-          <w:rFonts w:hint="eastAsia"/>
-        </w:rPr>
-        <w:t>CBETA</w:t>
-      </w:r>
-      <w:r>
-        <w:t xml:space="preserve"> 2025.R1, T08, no. 224, p. 464b25-26</w:t>
-      </w:r>
-      <w:r>
-        <w:t>。</w:t>
-      </w:r>
-    </w:p>
-  </w:footnote>
-  <w:footnote w:id="2">
-    <w:p>
-      <w:pPr>
-        <w:pStyle w:val="ab"/>
-      </w:pPr>
-      <w:r>
-        <w:rPr>
-          <w:rStyle w:val="ae"/>
-        </w:rPr>
-        <w:footnoteRef/>
-      </w:r>
-      <w:r>
-        <w:t xml:space="preserve"> </w:t>
-      </w:r>
-      <w:r>
-        <w:rPr>
-          <w:rFonts w:hint="eastAsia"/>
-        </w:rPr>
-        <w:t>釋印順，【出處待核：《平凡的一生》或《遊心法海六十年》，需回導師原著核對卷頁】。</w:t>
-      </w:r>
-    </w:p>
-  </w:footnote>
-  <w:footnote w:id="3">
-    <w:p>
-      <w:pPr>
-        <w:pStyle w:val="ab"/>
-      </w:pPr>
-      <w:r>
-        <w:rPr>
-          <w:rStyle w:val="ae"/>
-        </w:rPr>
-        <w:footnoteRef/>
-      </w:r>
-      <w:r>
-        <w:t xml:space="preserve"> </w:t>
-      </w:r>
-      <w:r>
-        <w:rPr>
-          <w:rFonts w:hint="eastAsia"/>
-        </w:rPr>
-        <w:t>慈林基金會介紹影片自</w:t>
-      </w:r>
-      <w:r>
-        <w:rPr>
-          <w:rFonts w:hint="eastAsia"/>
-        </w:rPr>
-        <w:t>2:00</w:t>
-      </w:r>
-      <w:r>
-        <w:rPr>
-          <w:rFonts w:hint="eastAsia"/>
-        </w:rPr>
-        <w:t>起，有林義雄先生以台語講述鸚鵡救火的故事：</w:t>
-      </w:r>
-      <w:r>
-        <w:rPr>
-          <w:rFonts w:hint="eastAsia"/>
-        </w:rPr>
-        <w:t>https://www.youtube.com/watch?v=NtClp7ERruk</w:t>
-      </w:r>
-      <w:r>
-        <w:rPr>
-          <w:rFonts w:hint="eastAsia"/>
-        </w:rPr>
-        <w:t>。《雜寶藏經》原典出處【</w:t>
-      </w:r>
-      <w:r>
-        <w:rPr>
-          <w:rFonts w:hint="eastAsia"/>
-        </w:rPr>
-        <w:t>CBETA</w:t>
-      </w:r>
-      <w:r>
-        <w:t xml:space="preserve"> </w:t>
-      </w:r>
-      <w:r>
-        <w:rPr>
-          <w:rFonts w:hint="eastAsia"/>
-        </w:rPr>
-        <w:t>卷頁待核】。</w:t>
-      </w:r>
-    </w:p>
-  </w:footnote>
-  <w:footnote w:id="4">
-    <w:p>
-      <w:pPr>
-        <w:pStyle w:val="ab"/>
-      </w:pPr>
-      <w:r>
-        <w:rPr>
-          <w:rStyle w:val="ae"/>
-        </w:rPr>
-        <w:footnoteRef/>
-      </w:r>
-      <w:r>
-        <w:t xml:space="preserve"> </w:t>
-      </w:r>
-      <w:r>
-        <w:rPr>
-          <w:rFonts w:hint="eastAsia"/>
-        </w:rPr>
-        <w:t>釋長慈法師口述訪談紀錄，張辰瑋訪問，</w:t>
-      </w:r>
-      <w:r>
-        <w:rPr>
-          <w:rFonts w:hint="eastAsia"/>
-        </w:rPr>
-        <w:t>2024</w:t>
-      </w:r>
-      <w:r>
-        <w:rPr>
-          <w:rFonts w:hint="eastAsia"/>
-        </w:rPr>
-        <w:t>年</w:t>
-      </w:r>
-      <w:r>
-        <w:rPr>
-          <w:rFonts w:hint="eastAsia"/>
-        </w:rPr>
-        <w:t>8</w:t>
-      </w:r>
-      <w:r>
-        <w:rPr>
-          <w:rFonts w:hint="eastAsia"/>
-        </w:rPr>
-        <w:t>月</w:t>
-      </w:r>
-      <w:r>
-        <w:rPr>
-          <w:rFonts w:hint="eastAsia"/>
-        </w:rPr>
-        <w:t>20</w:t>
-      </w:r>
-      <w:r>
-        <w:rPr>
-          <w:rFonts w:hint="eastAsia"/>
-        </w:rPr>
-        <w:t>日，新竹福嚴佛學</w:t>
-      </w:r>
-      <w:r>
-        <w:rPr>
-          <w:rFonts w:hint="eastAsia"/>
-        </w:rPr>
-        <w:t>院。收入《人間佛教與印順學派訪談集》第二冊，頁</w:t>
-      </w:r>
-      <w:r>
-        <w:rPr>
-          <w:rFonts w:hint="eastAsia"/>
-        </w:rPr>
-        <w:t>152</w:t>
-      </w:r>
-      <w:r>
-        <w:rPr>
-          <w:rFonts w:hint="eastAsia"/>
-        </w:rPr>
-        <w:t>–</w:t>
-      </w:r>
-      <w:r>
-        <w:rPr>
-          <w:rFonts w:hint="eastAsia"/>
-        </w:rPr>
-        <w:t>165</w:t>
-      </w:r>
-      <w:r>
-        <w:rPr>
-          <w:rFonts w:hint="eastAsia"/>
-        </w:rPr>
-        <w:t>，引文見頁</w:t>
-      </w:r>
-      <w:r>
-        <w:rPr>
-          <w:rFonts w:hint="eastAsia"/>
-        </w:rPr>
-        <w:t>153</w:t>
-      </w:r>
-      <w:r>
-        <w:rPr>
-          <w:rFonts w:hint="eastAsia"/>
-        </w:rPr>
-        <w:t>。</w:t>
-      </w:r>
-    </w:p>
-  </w:footnote>
-  <w:footnote w:id="5">
-    <w:p>
-      <w:pPr>
-        <w:pStyle w:val="ab"/>
-      </w:pPr>
-      <w:r>
-        <w:rPr>
-          <w:rStyle w:val="ae"/>
-        </w:rPr>
-        <w:footnoteRef/>
-      </w:r>
-      <w:r>
-        <w:t xml:space="preserve"> </w:t>
-      </w:r>
-      <w:r>
-        <w:rPr>
-          <w:rFonts w:hint="eastAsia"/>
-        </w:rPr>
-        <w:t>羅伯特‧賴特（</w:t>
-      </w:r>
-      <w:r>
-        <w:rPr>
-          <w:rFonts w:hint="eastAsia"/>
-        </w:rPr>
-        <w:t>Robert</w:t>
-      </w:r>
-      <w:r>
-        <w:t xml:space="preserve"> </w:t>
-      </w:r>
-      <w:r>
-        <w:rPr>
-          <w:rFonts w:hint="eastAsia"/>
-        </w:rPr>
-        <w:t>Wright</w:t>
-      </w:r>
-      <w:r>
-        <w:rPr>
-          <w:rFonts w:hint="eastAsia"/>
-        </w:rPr>
-        <w:t>）著，宋宜真譯，《令人神往的靜坐開悟：普林斯頓大學心理學博士用科學角度告訴你，佛學為什麼是真的》（台北：究竟，</w:t>
-      </w:r>
-      <w:r>
-        <w:rPr>
-          <w:rFonts w:hint="eastAsia"/>
-        </w:rPr>
-        <w:t>2018</w:t>
-      </w:r>
-      <w:r>
-        <w:rPr>
-          <w:rFonts w:hint="eastAsia"/>
-        </w:rPr>
-        <w:t>）【譯者與版本資訊待核；引用段落頁碼待核】。</w:t>
-      </w:r>
-    </w:p>
-  </w:footnote>
-  <w:footnote w:id="6">
-    <w:p>
-      <w:pPr>
-        <w:pStyle w:val="ab"/>
-      </w:pPr>
-      <w:r>
-        <w:rPr>
-          <w:rStyle w:val="ae"/>
-        </w:rPr>
-        <w:footnoteRef/>
-      </w:r>
-      <w:r>
-        <w:t xml:space="preserve"> </w:t>
-      </w:r>
-      <w:r>
-        <w:rPr>
-          <w:rFonts w:hint="eastAsia"/>
-        </w:rPr>
-        <w:t>見附錄「訪談人物分類表」。訪談期間為</w:t>
-      </w:r>
-      <w:r>
-        <w:rPr>
-          <w:rFonts w:hint="eastAsia"/>
-        </w:rPr>
-        <w:t>2023</w:t>
-      </w:r>
-      <w:r>
-        <w:rPr>
-          <w:rFonts w:hint="eastAsia"/>
-        </w:rPr>
-        <w:t>年</w:t>
-      </w:r>
-      <w:r>
-        <w:rPr>
-          <w:rFonts w:hint="eastAsia"/>
-        </w:rPr>
-        <w:t>1</w:t>
-      </w:r>
-      <w:r>
-        <w:rPr>
-          <w:rFonts w:hint="eastAsia"/>
-        </w:rPr>
-        <w:t>月至</w:t>
-      </w:r>
-      <w:r>
-        <w:rPr>
-          <w:rFonts w:hint="eastAsia"/>
-        </w:rPr>
-        <w:t>2025</w:t>
-      </w:r>
-      <w:r>
-        <w:rPr>
-          <w:rFonts w:hint="eastAsia"/>
-        </w:rPr>
-        <w:t>年</w:t>
-      </w:r>
-      <w:r>
-        <w:rPr>
-          <w:rFonts w:hint="eastAsia"/>
-        </w:rPr>
-        <w:t>7</w:t>
-      </w:r>
-      <w:r>
-        <w:rPr>
-          <w:rFonts w:hint="eastAsia"/>
-        </w:rPr>
-        <w:t>月，共計【人數待核】位受訪者。</w:t>
-      </w:r>
-    </w:p>
-  </w:footnote>
-  <w:footnote w:id="7">
-    <w:p>
-      <w:pPr>
-        <w:pStyle w:val="ab"/>
-      </w:pPr>
-      <w:r>
-        <w:rPr>
-          <w:rStyle w:val="ae"/>
-        </w:rPr>
-        <w:footnoteRef/>
-      </w:r>
-      <w:r>
-        <w:t xml:space="preserve"> </w:t>
-      </w:r>
-      <w:r>
-        <w:rPr>
-          <w:rFonts w:hint="eastAsia"/>
-        </w:rPr>
-        <w:t>關於田野中夢的人類學討論，參見【文獻待補：夢的人類學】。</w:t>
-      </w:r>
-    </w:p>
-  </w:footnote>
-  <w:footnote w:id="8">
-    <w:p>
-      <w:pPr>
-        <w:pStyle w:val="ab"/>
-      </w:pPr>
-      <w:r>
-        <w:rPr>
-          <w:rStyle w:val="ae"/>
-        </w:rPr>
-        <w:footnoteRef/>
-      </w:r>
-      <w:r>
-        <w:t xml:space="preserve"> Ruth Behar, </w:t>
-      </w:r>
-      <w:r>
-        <w:rPr>
-          <w:i/>
-          <w:iCs/>
-        </w:rPr>
-        <w:t>The Vulnerable Observer: Anthropology That Breaks Your Heart</w:t>
-      </w:r>
-      <w:r>
-        <w:t xml:space="preserve"> (Boston: Beacon Press, </w:t>
-      </w:r>
-      <w:r>
-        <w:rPr>
-          <w:rFonts w:hint="eastAsia"/>
-        </w:rPr>
-        <w:t>1996)</w:t>
-      </w:r>
-      <w:r>
-        <w:rPr>
-          <w:rFonts w:hint="eastAsia"/>
-        </w:rPr>
-        <w:t>【頁碼待核】。</w:t>
-      </w:r>
-    </w:p>
-  </w:footnote>
-  <w:footnote w:id="9">
-    <w:p>
-      <w:pPr>
-        <w:pStyle w:val="ab"/>
-      </w:pPr>
-      <w:r>
-        <w:rPr>
-          <w:rStyle w:val="ae"/>
-        </w:rPr>
-        <w:footnoteRef/>
-      </w:r>
-      <w:r>
-        <w:t xml:space="preserve"> Carlo Ginzburg, “Clues: Roots of an Evidential Paradigm,” in </w:t>
-      </w:r>
-      <w:r>
-        <w:rPr>
-          <w:i/>
-          <w:iCs/>
-        </w:rPr>
-        <w:t>Clues, Myths, and the Historical Method</w:t>
-      </w:r>
-      <w:r>
-        <w:t xml:space="preserve"> (Baltimore: Johns Hopkins University Press, 1989), pp. </w:t>
-      </w:r>
-      <w:r>
-        <w:rPr>
-          <w:rFonts w:hint="eastAsia"/>
-        </w:rPr>
-        <w:t>9</w:t>
-      </w:r>
-      <w:r>
-        <w:rPr>
-          <w:rFonts w:hint="eastAsia"/>
-        </w:rPr>
-        <w:t>6-125</w:t>
-      </w:r>
-      <w:r>
-        <w:rPr>
-          <w:rFonts w:hint="eastAsia"/>
-        </w:rPr>
-        <w:t>【中譯本資訊待核】。</w:t>
-      </w:r>
-    </w:p>
-  </w:footnote>
-  <w:footnote w:id="10">
-    <w:p>
-      <w:pPr>
-        <w:pStyle w:val="ab"/>
-      </w:pPr>
-      <w:r>
-        <w:rPr>
-          <w:rStyle w:val="ae"/>
-        </w:rPr>
-        <w:footnoteRef/>
-      </w:r>
-      <w:r>
-        <w:t xml:space="preserve"> </w:t>
-      </w:r>
-      <w:r>
-        <w:rPr>
-          <w:rFonts w:hint="eastAsia"/>
-        </w:rPr>
-        <w:t>釋長慈法師口述訪談紀錄，張辰瑋訪問，</w:t>
-      </w:r>
-      <w:r>
-        <w:rPr>
-          <w:rFonts w:hint="eastAsia"/>
-        </w:rPr>
-        <w:t>2024</w:t>
-      </w:r>
-      <w:r>
-        <w:rPr>
-          <w:rFonts w:hint="eastAsia"/>
-        </w:rPr>
-        <w:t>年</w:t>
-      </w:r>
-      <w:r>
-        <w:rPr>
-          <w:rFonts w:hint="eastAsia"/>
-        </w:rPr>
-        <w:t>8</w:t>
-      </w:r>
-      <w:r>
-        <w:rPr>
-          <w:rFonts w:hint="eastAsia"/>
-        </w:rPr>
-        <w:t>月</w:t>
-      </w:r>
-      <w:r>
-        <w:rPr>
-          <w:rFonts w:hint="eastAsia"/>
-        </w:rPr>
-        <w:t>20</w:t>
-      </w:r>
-      <w:r>
-        <w:rPr>
-          <w:rFonts w:hint="eastAsia"/>
-        </w:rPr>
-        <w:t>日，新竹福嚴佛學院。收入《人間佛教與印順學派訪談集》第二冊，頁</w:t>
-      </w:r>
-      <w:r>
-        <w:rPr>
-          <w:rFonts w:hint="eastAsia"/>
-        </w:rPr>
-        <w:t>152</w:t>
-      </w:r>
-      <w:r>
-        <w:rPr>
-          <w:rFonts w:hint="eastAsia"/>
-        </w:rPr>
-        <w:t>–</w:t>
-      </w:r>
-      <w:r>
-        <w:rPr>
-          <w:rFonts w:hint="eastAsia"/>
-        </w:rPr>
-        <w:t>165</w:t>
-      </w:r>
-      <w:r>
-        <w:rPr>
-          <w:rFonts w:hint="eastAsia"/>
-        </w:rPr>
-        <w:t>。</w:t>
-      </w:r>
-    </w:p>
-  </w:footnote>
-  <w:footnote w:id="11">
-    <w:p>
-      <w:pPr>
-        <w:pStyle w:val="ab"/>
-      </w:pPr>
-      <w:r>
-        <w:rPr>
-          <w:rStyle w:val="ae"/>
-        </w:rPr>
-        <w:footnoteRef/>
-      </w:r>
-      <w:r>
-        <w:t xml:space="preserve"> </w:t>
-      </w:r>
-      <w:r>
-        <w:rPr>
-          <w:rFonts w:hint="eastAsia"/>
-        </w:rPr>
-        <w:t>釋宏印法師口述訪談紀錄，張辰瑋訪問，</w:t>
-      </w:r>
-      <w:r>
-        <w:rPr>
-          <w:rFonts w:hint="eastAsia"/>
-        </w:rPr>
-        <w:t>2024</w:t>
-      </w:r>
-      <w:r>
-        <w:rPr>
-          <w:rFonts w:hint="eastAsia"/>
-        </w:rPr>
-        <w:t>年</w:t>
-      </w:r>
-      <w:r>
-        <w:rPr>
-          <w:rFonts w:hint="eastAsia"/>
-        </w:rPr>
-        <w:t>4</w:t>
-      </w:r>
-      <w:r>
-        <w:rPr>
-          <w:rFonts w:hint="eastAsia"/>
-        </w:rPr>
-        <w:t>月</w:t>
-      </w:r>
-      <w:r>
-        <w:rPr>
-          <w:rFonts w:hint="eastAsia"/>
-        </w:rPr>
-        <w:t>18</w:t>
-      </w:r>
-      <w:r>
-        <w:rPr>
-          <w:rFonts w:hint="eastAsia"/>
-        </w:rPr>
-        <w:t>日，嘉義海印精舍。收入《人間佛教與印順學派訪談集》第二冊，頁</w:t>
-      </w:r>
-      <w:r>
-        <w:rPr>
-          <w:rFonts w:hint="eastAsia"/>
-        </w:rPr>
-        <w:t>114</w:t>
-      </w:r>
-      <w:r>
-        <w:rPr>
-          <w:rFonts w:hint="eastAsia"/>
-        </w:rPr>
-        <w:t>–</w:t>
-      </w:r>
-      <w:r>
-        <w:rPr>
-          <w:rFonts w:hint="eastAsia"/>
-        </w:rPr>
-        <w:t>130</w:t>
-      </w:r>
-      <w:r>
-        <w:rPr>
-          <w:rFonts w:hint="eastAsia"/>
-        </w:rPr>
-        <w:t>，引文見頁</w:t>
-      </w:r>
-      <w:r>
-        <w:rPr>
-          <w:rFonts w:hint="eastAsia"/>
-        </w:rPr>
-        <w:t>117</w:t>
-      </w:r>
-      <w:r>
-        <w:rPr>
-          <w:rFonts w:hint="eastAsia"/>
-        </w:rPr>
-        <w:t>。</w:t>
-      </w:r>
-    </w:p>
-  </w:footnote>
-  <w:footnote w:id="12">
-    <w:p>
-      <w:pPr>
-        <w:pStyle w:val="ab"/>
-      </w:pPr>
-      <w:r>
-        <w:rPr>
-          <w:rStyle w:val="ae"/>
-        </w:rPr>
-        <w:footnoteRef/>
-      </w:r>
-      <w:r>
-        <w:t xml:space="preserve"> </w:t>
-      </w:r>
-      <w:r>
-        <w:rPr>
-          <w:rFonts w:hint="eastAsia"/>
-        </w:rPr>
-        <w:t>釋清德法師口述訪談紀錄，張辰瑋訪問，</w:t>
-      </w:r>
-      <w:r>
-        <w:rPr>
-          <w:rFonts w:hint="eastAsia"/>
-        </w:rPr>
-        <w:t>2024</w:t>
-      </w:r>
-      <w:r>
-        <w:rPr>
-          <w:rFonts w:hint="eastAsia"/>
-        </w:rPr>
-        <w:t>年</w:t>
-      </w:r>
-      <w:r>
-        <w:rPr>
-          <w:rFonts w:hint="eastAsia"/>
-        </w:rPr>
-        <w:t>9</w:t>
-      </w:r>
-      <w:r>
-        <w:rPr>
-          <w:rFonts w:hint="eastAsia"/>
-        </w:rPr>
-        <w:t>月</w:t>
-      </w:r>
-      <w:r>
-        <w:rPr>
-          <w:rFonts w:hint="eastAsia"/>
-        </w:rPr>
-        <w:t>13</w:t>
-      </w:r>
-      <w:r>
-        <w:rPr>
-          <w:rFonts w:hint="eastAsia"/>
-        </w:rPr>
-        <w:t>日，台北市松山區紹印精舍。收入《人間佛教與印順學派訪談集》第二冊，頁</w:t>
-      </w:r>
-      <w:r>
-        <w:rPr>
-          <w:rFonts w:hint="eastAsia"/>
-        </w:rPr>
-        <w:t>72</w:t>
-      </w:r>
-      <w:r>
-        <w:rPr>
-          <w:rFonts w:hint="eastAsia"/>
-        </w:rPr>
-        <w:t>–</w:t>
-      </w:r>
-      <w:r>
-        <w:rPr>
-          <w:rFonts w:hint="eastAsia"/>
-        </w:rPr>
-        <w:t>83</w:t>
-      </w:r>
-      <w:r>
-        <w:rPr>
-          <w:rFonts w:hint="eastAsia"/>
-        </w:rPr>
-        <w:t>。</w:t>
-      </w:r>
-    </w:p>
-  </w:footnote>
-  <w:footnote w:id="13">
-    <w:p>
-      <w:pPr>
-        <w:pStyle w:val="ab"/>
-      </w:pPr>
-      <w:r>
-        <w:rPr>
-          <w:rStyle w:val="ae"/>
-        </w:rPr>
-        <w:footnoteRef/>
-      </w:r>
-      <w:r>
-        <w:t xml:space="preserve"> C. Julia Huang, </w:t>
-      </w:r>
-      <w:r>
-        <w:rPr>
-          <w:i/>
-          <w:iCs/>
-        </w:rPr>
-        <w:t>Charism</w:t>
-      </w:r>
-      <w:r>
-        <w:rPr>
-          <w:i/>
-          <w:iCs/>
-        </w:rPr>
-        <w:t>a and Compassion: Cheng Yen and the Buddhist Tzu Chi Movement</w:t>
-      </w:r>
-      <w:r>
-        <w:t xml:space="preserve"> (Cambridge, MA: Harvard University Press, 2009).</w:t>
-      </w:r>
-    </w:p>
-  </w:footnote>
-  <w:footnote w:id="14">
-    <w:p>
-      <w:pPr>
-        <w:pStyle w:val="ab"/>
-      </w:pPr>
-      <w:r>
-        <w:rPr>
-          <w:rStyle w:val="ae"/>
-        </w:rPr>
-        <w:footnoteRef/>
-      </w:r>
-      <w:r>
-        <w:t xml:space="preserve"> </w:t>
-      </w:r>
-      <w:r>
-        <w:rPr>
-          <w:rFonts w:hint="eastAsia"/>
-        </w:rPr>
-        <w:t>太虛，〈怎樣來建設人間佛教〉（</w:t>
-      </w:r>
-      <w:r>
-        <w:rPr>
-          <w:rFonts w:hint="eastAsia"/>
-        </w:rPr>
-        <w:t>1933</w:t>
-      </w:r>
-      <w:r>
-        <w:rPr>
-          <w:rFonts w:hint="eastAsia"/>
-        </w:rPr>
-        <w:t>）【出處頁碼待核】。</w:t>
-      </w:r>
-    </w:p>
-  </w:footnote>
-  <w:footnote w:id="15">
-    <w:p>
-      <w:pPr>
-        <w:pStyle w:val="ab"/>
-      </w:pPr>
-      <w:r>
-        <w:rPr>
-          <w:rStyle w:val="ae"/>
-        </w:rPr>
-        <w:footnoteRef/>
-      </w:r>
-      <w:r>
-        <w:t xml:space="preserve"> Elise A. DeVido, “Buddhism for This World: The Buddhist Revival in Vietnam, 1920–1951, and Its Legacy,” in </w:t>
-      </w:r>
-      <w:r>
-        <w:rPr>
-          <w:i/>
-          <w:iCs/>
-        </w:rPr>
-        <w:t>Mode</w:t>
-      </w:r>
-      <w:r>
-        <w:rPr>
-          <w:i/>
-          <w:iCs/>
-        </w:rPr>
-        <w:t>rnity and Re-enchantment: Religion in Post-revolutionary Vietnam</w:t>
-      </w:r>
-      <w:r>
-        <w:t xml:space="preserve">, ed. Philip Taylor (Singapore: ISEAS, </w:t>
-      </w:r>
-      <w:r>
-        <w:rPr>
-          <w:rFonts w:hint="eastAsia"/>
-        </w:rPr>
-        <w:t>2007)</w:t>
-      </w:r>
-      <w:r>
-        <w:rPr>
-          <w:rFonts w:hint="eastAsia"/>
-        </w:rPr>
-        <w:t>【頁碼待核】。</w:t>
-      </w:r>
-    </w:p>
-  </w:footnote>
-  <w:footnote w:id="16">
-    <w:p>
-      <w:pPr>
-        <w:pStyle w:val="ab"/>
-      </w:pPr>
-      <w:r>
-        <w:rPr>
-          <w:rStyle w:val="ae"/>
-        </w:rPr>
-        <w:footnoteRef/>
-      </w:r>
-      <w:r>
-        <w:t xml:space="preserve"> </w:t>
-      </w:r>
-      <w:r>
-        <w:rPr>
-          <w:rFonts w:hint="eastAsia"/>
-        </w:rPr>
-        <w:t>釋印順，《印度之佛教》自序【頁碼待核】。</w:t>
-      </w:r>
-    </w:p>
-  </w:footnote>
-  <w:footnote w:id="17">
-    <w:p>
-      <w:pPr>
-        <w:pStyle w:val="ab"/>
-      </w:pPr>
-      <w:r>
-        <w:rPr>
-          <w:rStyle w:val="ae"/>
-        </w:rPr>
-        <w:footnoteRef/>
-      </w:r>
-      <w:r>
-        <w:t xml:space="preserve"> </w:t>
-      </w:r>
-      <w:r>
-        <w:rPr>
-          <w:rFonts w:hint="eastAsia"/>
-        </w:rPr>
-        <w:t>本節思想體系整理，詳見張辰瑋碩士論文第二章第二節【頁碼待核】。</w:t>
-      </w:r>
-    </w:p>
-  </w:footnote>
-  <w:footnote w:id="18">
-    <w:p>
-      <w:pPr>
-        <w:pStyle w:val="ab"/>
-      </w:pPr>
-      <w:r>
-        <w:rPr>
-          <w:rStyle w:val="ae"/>
-        </w:rPr>
-        <w:footnoteRef/>
-      </w:r>
-      <w:r>
-        <w:t xml:space="preserve"> Pierre Nora, “Between Memory and History: Les Lieux de Mémoire,” </w:t>
-      </w:r>
-      <w:r>
-        <w:rPr>
-          <w:i/>
-          <w:iCs/>
-        </w:rPr>
-        <w:t>Representations</w:t>
-      </w:r>
-      <w:r>
-        <w:t xml:space="preserve"> </w:t>
-      </w:r>
-      <w:r>
-        <w:t>26 (1989): 7-24.</w:t>
-      </w:r>
-    </w:p>
-  </w:footnote>
-  <w:footnote w:id="19">
-    <w:p>
-      <w:pPr>
-        <w:pStyle w:val="ab"/>
-      </w:pPr>
-      <w:r>
-        <w:rPr>
-          <w:rStyle w:val="ae"/>
-        </w:rPr>
-        <w:footnoteRef/>
-      </w:r>
-      <w:r>
-        <w:t xml:space="preserve"> </w:t>
-      </w:r>
-      <w:r>
-        <w:rPr>
-          <w:rFonts w:hint="eastAsia"/>
-        </w:rPr>
-        <w:t>見張辰瑋碩士論文第三章【頁碼待核】。</w:t>
-      </w:r>
-    </w:p>
-  </w:footnote>
-  <w:footnote w:id="20">
-    <w:p>
-      <w:pPr>
-        <w:pStyle w:val="ab"/>
-      </w:pPr>
-      <w:r>
-        <w:rPr>
-          <w:rStyle w:val="ae"/>
-        </w:rPr>
-        <w:footnoteRef/>
-      </w:r>
-      <w:r>
-        <w:t xml:space="preserve"> </w:t>
-      </w:r>
-      <w:r>
-        <w:rPr>
-          <w:rFonts w:hint="eastAsia"/>
-        </w:rPr>
-        <w:t>藍吉富，《台灣佛教辭典》（</w:t>
-      </w:r>
-      <w:r>
-        <w:rPr>
-          <w:rFonts w:hint="eastAsia"/>
-        </w:rPr>
-        <w:t>1999</w:t>
-      </w:r>
-      <w:r>
-        <w:rPr>
-          <w:rFonts w:hint="eastAsia"/>
-        </w:rPr>
-        <w:t>）【頁碼待核】。</w:t>
-      </w:r>
-    </w:p>
-  </w:footnote>
-  <w:footnote w:id="21">
-    <w:p>
-      <w:pPr>
-        <w:pStyle w:val="ab"/>
-      </w:pPr>
-      <w:r>
-        <w:rPr>
-          <w:rStyle w:val="ae"/>
-        </w:rPr>
-        <w:footnoteRef/>
-      </w:r>
-      <w:r>
-        <w:t xml:space="preserve"> </w:t>
-      </w:r>
-      <w:r>
-        <w:rPr>
-          <w:rFonts w:hint="eastAsia"/>
-        </w:rPr>
-        <w:t>詳見張辰瑋碩士論文第二章第三節【頁碼待核】。</w:t>
-      </w:r>
-    </w:p>
-  </w:footnote>
-  <w:footnote w:id="22">
-    <w:p>
-      <w:pPr>
-        <w:pStyle w:val="ab"/>
-      </w:pPr>
-      <w:r>
-        <w:rPr>
-          <w:rStyle w:val="ae"/>
-        </w:rPr>
-        <w:footnoteRef/>
-      </w:r>
-      <w:r>
-        <w:t xml:space="preserve"> Charles B. Jones, </w:t>
-      </w:r>
-      <w:r>
-        <w:rPr>
-          <w:i/>
-          <w:iCs/>
-        </w:rPr>
-        <w:t>Buddhism in Taiwan: Religion and the State, 1660–1990</w:t>
-      </w:r>
-      <w:r>
-        <w:t xml:space="preserve"> (Honolulu: University of Hawai’i Press, 1999); Stefania Travagnin </w:t>
-      </w:r>
-      <w:r>
-        <w:rPr>
-          <w:rFonts w:hint="eastAsia"/>
-        </w:rPr>
-        <w:t>的印順研究系列論文【篇目待核】；</w:t>
-      </w:r>
-      <w:r>
-        <w:rPr>
-          <w:rFonts w:hint="eastAsia"/>
-        </w:rPr>
-        <w:t>Marcus</w:t>
-      </w:r>
-      <w:r>
-        <w:t xml:space="preserve"> Bi</w:t>
-      </w:r>
-      <w:r>
-        <w:t xml:space="preserve">ngenheimer, </w:t>
-      </w:r>
-      <w:r>
-        <w:rPr>
-          <w:i/>
-          <w:iCs/>
-        </w:rPr>
-        <w:t>Der Mönchsgelehrte Yinshun (</w:t>
-      </w:r>
-      <w:r>
-        <w:t>1906) und seine Bedeutung für den Chinesisch-Taiwanischen Buddhismus im 20. Jahrhundert* (Heidelberg: Edition Forum, 2004)</w:t>
-      </w:r>
-      <w:r>
-        <w:t>。</w:t>
-      </w:r>
-    </w:p>
-  </w:footnote>
-  <w:footnote w:id="23">
-    <w:p>
-      <w:pPr>
-        <w:pStyle w:val="ab"/>
-      </w:pPr>
-      <w:r>
-        <w:rPr>
-          <w:rStyle w:val="ae"/>
-        </w:rPr>
-        <w:footnoteRef/>
-      </w:r>
-      <w:r>
-        <w:t xml:space="preserve"> </w:t>
-      </w:r>
-      <w:r>
-        <w:rPr>
-          <w:rFonts w:hint="eastAsia"/>
-        </w:rPr>
-        <w:t>詳見侯坤宏、闞正宗訪問，《昭慧法師訪談錄》【頁碼待核】；並見張辰瑋碩士論文第三章第一節。</w:t>
-      </w:r>
-    </w:p>
-  </w:footnote>
-  <w:footnote w:id="24">
-    <w:p>
-      <w:pPr>
-        <w:pStyle w:val="ab"/>
-      </w:pPr>
-      <w:r>
-        <w:rPr>
-          <w:rStyle w:val="ae"/>
-        </w:rPr>
-        <w:footnoteRef/>
-      </w:r>
-      <w:r>
-        <w:t xml:space="preserve"> </w:t>
-      </w:r>
-      <w:r>
-        <w:rPr>
-          <w:rFonts w:hint="eastAsia"/>
-        </w:rPr>
-        <w:t>釋性廣法師口述訪談紀錄，張辰瑋訪問，</w:t>
-      </w:r>
-      <w:r>
-        <w:rPr>
-          <w:rFonts w:hint="eastAsia"/>
-        </w:rPr>
-        <w:t>2024</w:t>
-      </w:r>
-      <w:r>
-        <w:rPr>
-          <w:rFonts w:hint="eastAsia"/>
-        </w:rPr>
-        <w:t>年</w:t>
-      </w:r>
-      <w:r>
-        <w:rPr>
-          <w:rFonts w:hint="eastAsia"/>
-        </w:rPr>
-        <w:t>4</w:t>
-      </w:r>
-      <w:r>
-        <w:rPr>
-          <w:rFonts w:hint="eastAsia"/>
-        </w:rPr>
-        <w:t>月</w:t>
-      </w:r>
-      <w:r>
-        <w:rPr>
-          <w:rFonts w:hint="eastAsia"/>
-        </w:rPr>
-        <w:t>17</w:t>
-      </w:r>
-      <w:r>
-        <w:rPr>
-          <w:rFonts w:hint="eastAsia"/>
-        </w:rPr>
-        <w:t>日，玄奘大學雲來社會教育中心。收</w:t>
-      </w:r>
-      <w:r>
-        <w:rPr>
-          <w:rFonts w:hint="eastAsia"/>
-        </w:rPr>
-        <w:t>入《人間佛教與印順學派訪談集》第一冊，頁</w:t>
-      </w:r>
-      <w:r>
-        <w:rPr>
-          <w:rFonts w:hint="eastAsia"/>
-        </w:rPr>
-        <w:t>33</w:t>
-      </w:r>
-      <w:r>
-        <w:rPr>
-          <w:rFonts w:hint="eastAsia"/>
-        </w:rPr>
-        <w:t>–</w:t>
-      </w:r>
-      <w:r>
-        <w:rPr>
-          <w:rFonts w:hint="eastAsia"/>
-        </w:rPr>
-        <w:t>43</w:t>
-      </w:r>
-      <w:r>
-        <w:rPr>
-          <w:rFonts w:hint="eastAsia"/>
-        </w:rPr>
-        <w:t>，引文見頁</w:t>
-      </w:r>
-      <w:r>
-        <w:rPr>
-          <w:rFonts w:hint="eastAsia"/>
-        </w:rPr>
-        <w:t>34</w:t>
-      </w:r>
-      <w:r>
-        <w:rPr>
-          <w:rFonts w:hint="eastAsia"/>
-        </w:rPr>
-        <w:t>。</w:t>
-      </w:r>
-    </w:p>
-  </w:footnote>
-  <w:footnote w:id="25">
-    <w:p>
-      <w:pPr>
-        <w:pStyle w:val="ab"/>
-      </w:pPr>
-      <w:r>
-        <w:rPr>
-          <w:rStyle w:val="ae"/>
-        </w:rPr>
-        <w:footnoteRef/>
-      </w:r>
-      <w:r>
-        <w:t xml:space="preserve"> </w:t>
-      </w:r>
-      <w:r>
-        <w:rPr>
-          <w:rFonts w:hint="eastAsia"/>
-        </w:rPr>
-        <w:t>見張辰瑋碩士論文第三章第一節【頁碼待核】。</w:t>
-      </w:r>
-    </w:p>
-  </w:footnote>
-  <w:footnote w:id="26">
-    <w:p>
-      <w:pPr>
-        <w:pStyle w:val="ab"/>
-      </w:pPr>
-      <w:r>
-        <w:rPr>
-          <w:rStyle w:val="ae"/>
-        </w:rPr>
-        <w:footnoteRef/>
-      </w:r>
-      <w:r>
-        <w:t xml:space="preserve"> </w:t>
-      </w:r>
-      <w:r>
-        <w:rPr>
-          <w:rFonts w:hint="eastAsia"/>
-        </w:rPr>
-        <w:t>同上。</w:t>
-      </w:r>
-    </w:p>
-  </w:footnote>
-  <w:footnote w:id="27">
-    <w:p>
-      <w:pPr>
-        <w:pStyle w:val="ab"/>
-      </w:pPr>
-      <w:r>
-        <w:rPr>
-          <w:rStyle w:val="ae"/>
-        </w:rPr>
-        <w:footnoteRef/>
-      </w:r>
-      <w:r>
-        <w:t xml:space="preserve"> </w:t>
-      </w:r>
-      <w:r>
-        <w:rPr>
-          <w:rFonts w:hint="eastAsia"/>
-        </w:rPr>
-        <w:t>釋性廣，〈創刊期許〉，《弘誓通訊》第</w:t>
-      </w:r>
-      <w:r>
-        <w:rPr>
-          <w:rFonts w:hint="eastAsia"/>
-        </w:rPr>
-        <w:t>1</w:t>
-      </w:r>
-      <w:r>
-        <w:rPr>
-          <w:rFonts w:hint="eastAsia"/>
-        </w:rPr>
-        <w:t>期（</w:t>
-      </w:r>
-      <w:r>
-        <w:rPr>
-          <w:rFonts w:hint="eastAsia"/>
-        </w:rPr>
-        <w:t>1994</w:t>
-      </w:r>
-      <w:r>
-        <w:rPr>
-          <w:rFonts w:hint="eastAsia"/>
-        </w:rPr>
-        <w:t>）【頁碼待核】。</w:t>
-      </w:r>
-    </w:p>
-  </w:footnote>
-  <w:footnote w:id="28">
-    <w:p>
-      <w:pPr>
-        <w:pStyle w:val="ab"/>
-      </w:pPr>
-      <w:r>
-        <w:rPr>
-          <w:rStyle w:val="ae"/>
-        </w:rPr>
-        <w:footnoteRef/>
-      </w:r>
-      <w:r>
-        <w:t xml:space="preserve"> </w:t>
-      </w:r>
-      <w:r>
-        <w:rPr>
-          <w:rFonts w:hint="eastAsia"/>
-        </w:rPr>
-        <w:t>見本書第二章；張辰瑋碩士論文第三章第二節。</w:t>
-      </w:r>
-    </w:p>
-  </w:footnote>
-  <w:footnote w:id="29">
-    <w:p>
-      <w:pPr>
-        <w:pStyle w:val="ab"/>
-      </w:pPr>
-      <w:r>
-        <w:rPr>
-          <w:rStyle w:val="ae"/>
-        </w:rPr>
-        <w:footnoteRef/>
-      </w:r>
-      <w:r>
-        <w:t xml:space="preserve"> </w:t>
-      </w:r>
-      <w:r>
-        <w:rPr>
-          <w:rFonts w:hint="eastAsia"/>
-        </w:rPr>
-        <w:t>張辰瑋碩士論文第三章第三節【頁碼待核】。</w:t>
-      </w:r>
-    </w:p>
-  </w:footnote>
-  <w:footnote w:id="30">
-    <w:p>
-      <w:pPr>
-        <w:pStyle w:val="ab"/>
-      </w:pPr>
-      <w:r>
-        <w:rPr>
-          <w:rStyle w:val="ae"/>
-        </w:rPr>
-        <w:footnoteRef/>
-      </w:r>
-      <w:r>
-        <w:t xml:space="preserve"> </w:t>
-      </w:r>
-      <w:r>
-        <w:rPr>
-          <w:rFonts w:hint="eastAsia"/>
-        </w:rPr>
-        <w:t>同上。</w:t>
-      </w:r>
-    </w:p>
-  </w:footnote>
-  <w:footnote w:id="31">
-    <w:p>
-      <w:pPr>
-        <w:pStyle w:val="ab"/>
-      </w:pPr>
-      <w:r>
-        <w:rPr>
-          <w:rStyle w:val="ae"/>
-        </w:rPr>
-        <w:footnoteRef/>
-      </w:r>
-      <w:r>
-        <w:t xml:space="preserve"> </w:t>
-      </w:r>
-      <w:r>
-        <w:rPr>
-          <w:rFonts w:hint="eastAsia"/>
-        </w:rPr>
-        <w:t>王彩虹居士口述訪談紀錄，張辰瑋訪問，</w:t>
-      </w:r>
-      <w:r>
-        <w:rPr>
-          <w:rFonts w:hint="eastAsia"/>
-        </w:rPr>
-        <w:t>2024</w:t>
-      </w:r>
-      <w:r>
-        <w:rPr>
-          <w:rFonts w:hint="eastAsia"/>
-        </w:rPr>
-        <w:t>年</w:t>
-      </w:r>
-      <w:r>
-        <w:rPr>
-          <w:rFonts w:hint="eastAsia"/>
-        </w:rPr>
-        <w:t>1</w:t>
-      </w:r>
-      <w:r>
-        <w:rPr>
-          <w:rFonts w:hint="eastAsia"/>
-        </w:rPr>
-        <w:t>月</w:t>
-      </w:r>
-      <w:r>
-        <w:rPr>
-          <w:rFonts w:hint="eastAsia"/>
-        </w:rPr>
-        <w:t>17</w:t>
-      </w:r>
-      <w:r>
-        <w:rPr>
-          <w:rFonts w:hint="eastAsia"/>
-        </w:rPr>
-        <w:t>日，佛教弘誓學院嵐園。收入《人間佛教與印順學派訪談集》第一冊，頁</w:t>
-      </w:r>
-      <w:r>
-        <w:rPr>
-          <w:rFonts w:hint="eastAsia"/>
-        </w:rPr>
-        <w:t>104</w:t>
-      </w:r>
-      <w:r>
-        <w:rPr>
-          <w:rFonts w:hint="eastAsia"/>
-        </w:rPr>
-        <w:t>–</w:t>
-      </w:r>
-      <w:r>
-        <w:rPr>
-          <w:rFonts w:hint="eastAsia"/>
-        </w:rPr>
-        <w:t>110</w:t>
-      </w:r>
-      <w:r>
-        <w:rPr>
-          <w:rFonts w:hint="eastAsia"/>
-        </w:rPr>
-        <w:t>，引文見頁</w:t>
-      </w:r>
-      <w:r>
-        <w:rPr>
-          <w:rFonts w:hint="eastAsia"/>
-        </w:rPr>
-        <w:t>106</w:t>
-      </w:r>
-      <w:r>
-        <w:rPr>
-          <w:rFonts w:hint="eastAsia"/>
-        </w:rPr>
-        <w:t>。</w:t>
-      </w:r>
-    </w:p>
-  </w:footnote>
-  <w:footnote w:id="32">
-    <w:p>
-      <w:pPr>
-        <w:pStyle w:val="ab"/>
-      </w:pPr>
-      <w:r>
-        <w:rPr>
-          <w:rStyle w:val="ae"/>
-        </w:rPr>
-        <w:footnoteRef/>
-      </w:r>
-      <w:r>
-        <w:t xml:space="preserve"> Richard Madsen, </w:t>
-      </w:r>
-      <w:r>
-        <w:rPr>
-          <w:i/>
-          <w:iCs/>
-        </w:rPr>
-        <w:t>Democracy’s Dharma: Religious Renaissance and Political Development in Taiwan</w:t>
-      </w:r>
-      <w:r>
-        <w:t xml:space="preserve"> (Berkeley: University of California Press, </w:t>
-      </w:r>
-      <w:r>
-        <w:rPr>
-          <w:rFonts w:hint="eastAsia"/>
-        </w:rPr>
-        <w:t>2007)</w:t>
-      </w:r>
-      <w:r>
-        <w:rPr>
-          <w:rFonts w:hint="eastAsia"/>
-        </w:rPr>
-        <w:t>；中譯本《民主妙法：台灣的宗教復興與政治發展》（台北：台大出版中心）【版本年份與頁碼待核】。</w:t>
-      </w:r>
-    </w:p>
-  </w:footnote>
-  <w:footnote w:id="33">
-    <w:p>
-      <w:pPr>
-        <w:pStyle w:val="ab"/>
-      </w:pPr>
-      <w:r>
-        <w:rPr>
-          <w:rStyle w:val="ae"/>
-        </w:rPr>
-        <w:footnoteRef/>
-      </w:r>
-      <w:r>
-        <w:t xml:space="preserve"> Elise Anne DeVido, </w:t>
-      </w:r>
-      <w:r>
-        <w:rPr>
-          <w:i/>
-          <w:iCs/>
-        </w:rPr>
-        <w:t>Taiwan’s Buddhist Nuns</w:t>
-      </w:r>
-      <w:r>
-        <w:t xml:space="preserve"> (Albany: SUNY Press, </w:t>
-      </w:r>
-      <w:r>
-        <w:rPr>
-          <w:rFonts w:hint="eastAsia"/>
-        </w:rPr>
-        <w:t>2010)</w:t>
-      </w:r>
-      <w:r>
-        <w:rPr>
-          <w:rFonts w:hint="eastAsia"/>
-        </w:rPr>
-        <w:t>【頁碼待核】。</w:t>
-      </w:r>
-    </w:p>
-  </w:footnote>
-  <w:footnote w:id="34">
-    <w:p>
-      <w:pPr>
-        <w:pStyle w:val="ab"/>
-      </w:pPr>
-      <w:r>
-        <w:rPr>
-          <w:rStyle w:val="ae"/>
-        </w:rPr>
-        <w:footnoteRef/>
-      </w:r>
-      <w:r>
-        <w:t xml:space="preserve"> </w:t>
-      </w:r>
-      <w:r>
-        <w:rPr>
-          <w:rFonts w:hint="eastAsia"/>
-        </w:rPr>
-        <w:t>張辰瑋</w:t>
-      </w:r>
-      <w:r>
-        <w:rPr>
-          <w:rFonts w:hint="eastAsia"/>
-        </w:rPr>
-        <w:t>碩士論文第三章第三節「後印順時代『接著做』的修學典範」【頁碼待核】。</w:t>
-      </w:r>
-    </w:p>
-  </w:footnote>
-  <w:footnote w:id="35">
-    <w:p>
-      <w:pPr>
-        <w:pStyle w:val="ab"/>
-      </w:pPr>
-      <w:r>
-        <w:rPr>
-          <w:rStyle w:val="ae"/>
-        </w:rPr>
-        <w:footnoteRef/>
-      </w:r>
-      <w:r>
-        <w:t xml:space="preserve"> </w:t>
-      </w:r>
-      <w:r>
-        <w:rPr>
-          <w:rFonts w:hint="eastAsia"/>
-        </w:rPr>
-        <w:t>釋昭慧法師訪談，張辰瑋、邱詠恩訪問，</w:t>
-      </w:r>
-      <w:r>
-        <w:rPr>
-          <w:rFonts w:hint="eastAsia"/>
-        </w:rPr>
-        <w:t>2025</w:t>
-      </w:r>
-      <w:r>
-        <w:rPr>
-          <w:rFonts w:hint="eastAsia"/>
-        </w:rPr>
-        <w:t>年</w:t>
-      </w:r>
-      <w:r>
-        <w:rPr>
-          <w:rFonts w:hint="eastAsia"/>
-        </w:rPr>
-        <w:t>7</w:t>
-      </w:r>
-      <w:r>
-        <w:rPr>
-          <w:rFonts w:hint="eastAsia"/>
-        </w:rPr>
-        <w:t>月</w:t>
-      </w:r>
-      <w:r>
-        <w:rPr>
-          <w:rFonts w:hint="eastAsia"/>
-        </w:rPr>
-        <w:t>20</w:t>
-      </w:r>
-      <w:r>
-        <w:rPr>
-          <w:rFonts w:hint="eastAsia"/>
-        </w:rPr>
-        <w:t>日，佛教弘誓學院嵐園（刊於《無境界者》【期數頁碼待核】）。</w:t>
-      </w:r>
-    </w:p>
-  </w:footnote>
-  <w:footnote w:id="36">
-    <w:p>
-      <w:pPr>
-        <w:pStyle w:val="ab"/>
-      </w:pPr>
-      <w:r>
-        <w:rPr>
-          <w:rStyle w:val="ae"/>
-        </w:rPr>
-        <w:footnoteRef/>
-      </w:r>
-      <w:r>
-        <w:t xml:space="preserve"> </w:t>
-      </w:r>
-      <w:r>
-        <w:rPr>
-          <w:rFonts w:hint="eastAsia"/>
-        </w:rPr>
-        <w:t>釋昭慧，同志佛化婚禮證婚詞（</w:t>
-      </w:r>
-      <w:r>
-        <w:rPr>
-          <w:rFonts w:hint="eastAsia"/>
-        </w:rPr>
-        <w:t>2012</w:t>
-      </w:r>
-      <w:r>
-        <w:rPr>
-          <w:rFonts w:hint="eastAsia"/>
-        </w:rPr>
-        <w:t>年</w:t>
-      </w:r>
-      <w:r>
-        <w:rPr>
-          <w:rFonts w:hint="eastAsia"/>
-        </w:rPr>
-        <w:t>8</w:t>
-      </w:r>
-      <w:r>
-        <w:rPr>
-          <w:rFonts w:hint="eastAsia"/>
-        </w:rPr>
-        <w:t>月</w:t>
-      </w:r>
-      <w:r>
-        <w:rPr>
-          <w:rFonts w:hint="eastAsia"/>
-        </w:rPr>
-        <w:t>11</w:t>
-      </w:r>
-      <w:r>
-        <w:rPr>
-          <w:rFonts w:hint="eastAsia"/>
-        </w:rPr>
-        <w:t>日），轉引自張辰瑋碩士論文第四章【頁碼待核】。</w:t>
-      </w:r>
-    </w:p>
-  </w:footnote>
-  <w:footnote w:id="37">
-    <w:p>
-      <w:pPr>
-        <w:pStyle w:val="ab"/>
-      </w:pPr>
-      <w:r>
-        <w:rPr>
-          <w:rStyle w:val="ae"/>
-        </w:rPr>
-        <w:footnoteRef/>
-      </w:r>
-      <w:r>
-        <w:t xml:space="preserve"> </w:t>
-      </w:r>
-      <w:r>
-        <w:rPr>
-          <w:rFonts w:hint="eastAsia"/>
-        </w:rPr>
-        <w:t>黃美瑜、游雅婷居士口述訪談紀錄，張辰瑋訪問，</w:t>
-      </w:r>
-      <w:r>
-        <w:rPr>
-          <w:rFonts w:hint="eastAsia"/>
-        </w:rPr>
-        <w:t>2024</w:t>
-      </w:r>
-      <w:r>
-        <w:rPr>
-          <w:rFonts w:hint="eastAsia"/>
-        </w:rPr>
-        <w:t>年</w:t>
-      </w:r>
-      <w:r>
-        <w:rPr>
-          <w:rFonts w:hint="eastAsia"/>
-        </w:rPr>
-        <w:t>5</w:t>
-      </w:r>
-      <w:r>
-        <w:rPr>
-          <w:rFonts w:hint="eastAsia"/>
-        </w:rPr>
-        <w:t>月</w:t>
-      </w:r>
-      <w:r>
-        <w:rPr>
-          <w:rFonts w:hint="eastAsia"/>
-        </w:rPr>
-        <w:t>2</w:t>
-      </w:r>
-      <w:r>
-        <w:rPr>
-          <w:rFonts w:hint="eastAsia"/>
-        </w:rPr>
-        <w:t>日，佛教弘誓學院嵐園。</w:t>
-      </w:r>
-    </w:p>
-  </w:footnote>
-  <w:footnote w:id="38">
-    <w:p>
-      <w:pPr>
-        <w:pStyle w:val="ab"/>
-      </w:pPr>
-      <w:r>
-        <w:rPr>
-          <w:rStyle w:val="ae"/>
-        </w:rPr>
-        <w:footnoteRef/>
-      </w:r>
-      <w:r>
-        <w:t xml:space="preserve"> </w:t>
-      </w:r>
-      <w:r>
-        <w:rPr>
-          <w:rFonts w:hint="eastAsia"/>
-        </w:rPr>
-        <w:t>釋印順，〈答昭慧尼〉，《華雨集》第五冊【頁碼待核】。</w:t>
-      </w:r>
-    </w:p>
-  </w:footnote>
-  <w:footnote w:id="39">
-    <w:p>
-      <w:pPr>
-        <w:pStyle w:val="ab"/>
-      </w:pPr>
-      <w:r>
-        <w:rPr>
-          <w:rStyle w:val="ae"/>
-        </w:rPr>
-        <w:footnoteRef/>
-      </w:r>
-      <w:r>
-        <w:t xml:space="preserve"> </w:t>
-      </w:r>
-      <w:r>
-        <w:rPr>
-          <w:rFonts w:hint="eastAsia"/>
-        </w:rPr>
-        <w:t>釋昭慧，〈當代大愛道的二次革命——廢除「八敬法」宣言〉（</w:t>
-      </w:r>
-      <w:r>
-        <w:rPr>
-          <w:rFonts w:hint="eastAsia"/>
-        </w:rPr>
-        <w:t>2001</w:t>
-      </w:r>
-      <w:r>
-        <w:rPr>
-          <w:rFonts w:hint="eastAsia"/>
-        </w:rPr>
-        <w:t>年</w:t>
-      </w:r>
-      <w:r>
-        <w:rPr>
-          <w:rFonts w:hint="eastAsia"/>
-        </w:rPr>
-        <w:t>3</w:t>
-      </w:r>
-      <w:r>
-        <w:rPr>
-          <w:rFonts w:hint="eastAsia"/>
-        </w:rPr>
-        <w:t>月</w:t>
-      </w:r>
-      <w:r>
-        <w:rPr>
-          <w:rFonts w:hint="eastAsia"/>
-        </w:rPr>
-        <w:t>31</w:t>
-      </w:r>
-      <w:r>
-        <w:rPr>
-          <w:rFonts w:hint="eastAsia"/>
-        </w:rPr>
-        <w:t>日</w:t>
-      </w:r>
-      <w:r>
-        <w:rPr>
-          <w:rFonts w:hint="eastAsia"/>
-        </w:rPr>
-        <w:t>），轉引自張辰瑋碩士論文第三章【頁碼待核】。</w:t>
-      </w:r>
-    </w:p>
-  </w:footnote>
-  <w:footnote w:id="40">
-    <w:p>
-      <w:pPr>
-        <w:pStyle w:val="ab"/>
-      </w:pPr>
-      <w:r>
-        <w:rPr>
-          <w:rStyle w:val="ae"/>
-        </w:rPr>
-        <w:footnoteRef/>
-      </w:r>
-      <w:r>
-        <w:t xml:space="preserve"> Rita M. Gross, </w:t>
-      </w:r>
-      <w:r>
-        <w:rPr>
-          <w:i/>
-          <w:iCs/>
-        </w:rPr>
-        <w:t>Buddhism After Patriarchy: A Feminist History, Analysis, and Reconstruction of Buddhism</w:t>
-      </w:r>
-      <w:r>
-        <w:t xml:space="preserve"> (Albany: SUNY Press, 1993).</w:t>
-      </w:r>
-    </w:p>
-  </w:footnote>
-  <w:footnote w:id="41">
-    <w:p>
-      <w:pPr>
-        <w:pStyle w:val="ab"/>
-      </w:pPr>
-      <w:r>
-        <w:rPr>
-          <w:rStyle w:val="ae"/>
-        </w:rPr>
-        <w:footnoteRef/>
-      </w:r>
-      <w:r>
-        <w:t xml:space="preserve"> Ann Heirman </w:t>
-      </w:r>
-      <w:r>
-        <w:rPr>
-          <w:rFonts w:hint="eastAsia"/>
-        </w:rPr>
-        <w:t>與</w:t>
-      </w:r>
-      <w:r>
-        <w:t xml:space="preserve"> Bhikkhu Anālayo </w:t>
-      </w:r>
-      <w:r>
-        <w:rPr>
-          <w:rFonts w:hint="eastAsia"/>
-        </w:rPr>
-        <w:t>關於比丘尼律與八敬法的研究【篇目待核】。</w:t>
-      </w:r>
-    </w:p>
-  </w:footnote>
-  <w:footnote w:id="42">
-    <w:p>
-      <w:pPr>
-        <w:pStyle w:val="ab"/>
-      </w:pPr>
-      <w:r>
-        <w:rPr>
-          <w:rStyle w:val="ae"/>
-        </w:rPr>
-        <w:footnoteRef/>
-      </w:r>
-      <w:r>
-        <w:t xml:space="preserve"> Wei-Yi Cheng, </w:t>
-      </w:r>
-      <w:r>
-        <w:rPr>
-          <w:i/>
-          <w:iCs/>
-        </w:rPr>
-        <w:t>Buddhist Nuns in Taiwan and Sri</w:t>
-      </w:r>
-      <w:r>
-        <w:rPr>
-          <w:i/>
-          <w:iCs/>
-        </w:rPr>
-        <w:t xml:space="preserve"> Lanka: A Critique of the Feminist Perspective</w:t>
-      </w:r>
-      <w:r>
-        <w:t xml:space="preserve"> (London: Routledge, 2007).</w:t>
-      </w:r>
-    </w:p>
-  </w:footnote>
-  <w:footnote w:id="43">
-    <w:p>
-      <w:pPr>
-        <w:pStyle w:val="ab"/>
-      </w:pPr>
-      <w:r>
-        <w:rPr>
-          <w:rStyle w:val="ae"/>
-        </w:rPr>
-        <w:footnoteRef/>
-      </w:r>
-      <w:r>
-        <w:t xml:space="preserve"> </w:t>
-      </w:r>
-      <w:r>
-        <w:rPr>
-          <w:rFonts w:hint="eastAsia"/>
-        </w:rPr>
-        <w:t>釋印順致淨心法師函（</w:t>
-      </w:r>
-      <w:r>
-        <w:rPr>
-          <w:rFonts w:hint="eastAsia"/>
-        </w:rPr>
-        <w:t>2001</w:t>
-      </w:r>
-      <w:r>
-        <w:rPr>
-          <w:rFonts w:hint="eastAsia"/>
-        </w:rPr>
-        <w:t>年</w:t>
-      </w:r>
-      <w:r>
-        <w:rPr>
-          <w:rFonts w:hint="eastAsia"/>
-        </w:rPr>
-        <w:t>6</w:t>
-      </w:r>
-      <w:r>
-        <w:rPr>
-          <w:rFonts w:hint="eastAsia"/>
-        </w:rPr>
-        <w:t>月</w:t>
-      </w:r>
-      <w:r>
-        <w:rPr>
-          <w:rFonts w:hint="eastAsia"/>
-        </w:rPr>
-        <w:t>3</w:t>
-      </w:r>
-      <w:r>
-        <w:rPr>
-          <w:rFonts w:hint="eastAsia"/>
-        </w:rPr>
-        <w:t>日），轉引自張辰瑋碩士論文第三章【頁碼待核】。</w:t>
-      </w:r>
-    </w:p>
-  </w:footnote>
-  <w:footnote w:id="44">
-    <w:p>
-      <w:pPr>
-        <w:pStyle w:val="ab"/>
-      </w:pPr>
-      <w:r>
-        <w:rPr>
-          <w:rStyle w:val="ae"/>
-        </w:rPr>
-        <w:footnoteRef/>
-      </w:r>
-      <w:r>
-        <w:t xml:space="preserve"> </w:t>
-      </w:r>
-      <w:r>
-        <w:rPr>
-          <w:rFonts w:hint="eastAsia"/>
-        </w:rPr>
-        <w:t>見張辰瑋碩士論文第三章第二節「性平剃度事件」【頁碼待核】。</w:t>
-      </w:r>
-    </w:p>
-  </w:footnote>
-  <w:footnote w:id="45">
-    <w:p>
-      <w:pPr>
-        <w:pStyle w:val="ab"/>
-      </w:pPr>
-      <w:r>
-        <w:rPr>
-          <w:rStyle w:val="ae"/>
-        </w:rPr>
-        <w:footnoteRef/>
-      </w:r>
-      <w:r>
-        <w:t xml:space="preserve"> </w:t>
-      </w:r>
-      <w:r>
-        <w:rPr>
-          <w:rFonts w:hint="eastAsia"/>
-        </w:rPr>
-        <w:t>詳見張辰瑋碩士論文第四章第一節【頁碼待核】。</w:t>
-      </w:r>
-    </w:p>
-  </w:footnote>
-  <w:footnote w:id="46">
-    <w:p>
-      <w:pPr>
-        <w:pStyle w:val="ab"/>
-      </w:pPr>
-      <w:r>
-        <w:rPr>
-          <w:rStyle w:val="ae"/>
-        </w:rPr>
-        <w:footnoteRef/>
-      </w:r>
-      <w:r>
-        <w:t xml:space="preserve"> </w:t>
-      </w:r>
-      <w:r>
-        <w:rPr>
-          <w:rFonts w:hint="eastAsia"/>
-        </w:rPr>
-        <w:t>朱增宏先生口述訪談紀錄，張辰瑋訪問，</w:t>
-      </w:r>
-      <w:r>
-        <w:rPr>
-          <w:rFonts w:hint="eastAsia"/>
-        </w:rPr>
-        <w:t>2024</w:t>
-      </w:r>
-      <w:r>
-        <w:rPr>
-          <w:rFonts w:hint="eastAsia"/>
-        </w:rPr>
-        <w:t>年</w:t>
-      </w:r>
-      <w:r>
-        <w:rPr>
-          <w:rFonts w:hint="eastAsia"/>
-        </w:rPr>
-        <w:t>5</w:t>
-      </w:r>
-      <w:r>
-        <w:rPr>
-          <w:rFonts w:hint="eastAsia"/>
-        </w:rPr>
-        <w:t>月</w:t>
-      </w:r>
-      <w:r>
-        <w:rPr>
-          <w:rFonts w:hint="eastAsia"/>
-        </w:rPr>
-        <w:t>28</w:t>
-      </w:r>
-      <w:r>
-        <w:rPr>
-          <w:rFonts w:hint="eastAsia"/>
-        </w:rPr>
-        <w:t>日，台灣動物社會研究會辦公室。出走年份文獻記載有出入（論文作</w:t>
-      </w:r>
-      <w:r>
-        <w:rPr>
-          <w:rFonts w:hint="eastAsia"/>
-        </w:rPr>
-        <w:t>1998</w:t>
-      </w:r>
-      <w:r>
-        <w:rPr>
-          <w:rFonts w:hint="eastAsia"/>
-        </w:rPr>
-        <w:t>年</w:t>
-      </w:r>
-      <w:r>
-        <w:rPr>
-          <w:rFonts w:hint="eastAsia"/>
-        </w:rPr>
-        <w:t>9</w:t>
-      </w:r>
-      <w:r>
-        <w:rPr>
-          <w:rFonts w:hint="eastAsia"/>
-        </w:rPr>
-        <w:t>月，訪談紀錄受訪者簡介作</w:t>
-      </w:r>
-      <w:r>
-        <w:rPr>
-          <w:rFonts w:hint="eastAsia"/>
-        </w:rPr>
-        <w:t>1999</w:t>
-      </w:r>
-      <w:r>
-        <w:rPr>
-          <w:rFonts w:hint="eastAsia"/>
-        </w:rPr>
-        <w:t>年），定稿前需核。收入《人間佛教與印順學派訪談集》第三冊，頁</w:t>
-      </w:r>
-      <w:r>
-        <w:rPr>
-          <w:rFonts w:hint="eastAsia"/>
-        </w:rPr>
-        <w:t>86</w:t>
-      </w:r>
-      <w:r>
-        <w:rPr>
-          <w:rFonts w:hint="eastAsia"/>
-        </w:rPr>
-        <w:t>–</w:t>
-      </w:r>
-      <w:r>
-        <w:rPr>
-          <w:rFonts w:hint="eastAsia"/>
-        </w:rPr>
-        <w:t>97</w:t>
-      </w:r>
-      <w:r>
-        <w:rPr>
-          <w:rFonts w:hint="eastAsia"/>
-        </w:rPr>
-        <w:t>，引文見頁</w:t>
-      </w:r>
-      <w:r>
-        <w:rPr>
-          <w:rFonts w:hint="eastAsia"/>
-        </w:rPr>
-        <w:t>90</w:t>
-      </w:r>
-      <w:r>
-        <w:rPr>
-          <w:rFonts w:hint="eastAsia"/>
-        </w:rPr>
-        <w:t>。</w:t>
-      </w:r>
-    </w:p>
-  </w:footnote>
-  <w:footnote w:id="47">
-    <w:p>
-      <w:pPr>
-        <w:pStyle w:val="ab"/>
-      </w:pPr>
-      <w:r>
-        <w:rPr>
-          <w:rStyle w:val="ae"/>
-        </w:rPr>
-        <w:footnoteRef/>
-      </w:r>
-      <w:r>
-        <w:t xml:space="preserve"> </w:t>
-      </w:r>
-      <w:r>
-        <w:rPr>
-          <w:rFonts w:hint="eastAsia"/>
-        </w:rPr>
-        <w:t>同上。</w:t>
-      </w:r>
-    </w:p>
-  </w:footnote>
-  <w:footnote w:id="48">
-    <w:p>
-      <w:pPr>
-        <w:pStyle w:val="ab"/>
-      </w:pPr>
-      <w:r>
-        <w:rPr>
-          <w:rStyle w:val="ae"/>
-        </w:rPr>
-        <w:footnoteRef/>
-      </w:r>
-      <w:r>
-        <w:t xml:space="preserve"> </w:t>
-      </w:r>
-      <w:r>
-        <w:rPr>
-          <w:rFonts w:hint="eastAsia"/>
-        </w:rPr>
-        <w:t>何宗勳先生口述訪談紀錄，張辰瑋訪問，</w:t>
-      </w:r>
-      <w:r>
-        <w:rPr>
-          <w:rFonts w:hint="eastAsia"/>
-        </w:rPr>
-        <w:t>2024</w:t>
-      </w:r>
-      <w:r>
-        <w:rPr>
-          <w:rFonts w:hint="eastAsia"/>
-        </w:rPr>
-        <w:t>年</w:t>
-      </w:r>
-      <w:r>
-        <w:rPr>
-          <w:rFonts w:hint="eastAsia"/>
-        </w:rPr>
-        <w:t>1</w:t>
-      </w:r>
-      <w:r>
-        <w:rPr>
-          <w:rFonts w:hint="eastAsia"/>
-        </w:rPr>
-        <w:t>月</w:t>
-      </w:r>
-      <w:r>
-        <w:rPr>
-          <w:rFonts w:hint="eastAsia"/>
-        </w:rPr>
-        <w:t>16</w:t>
-      </w:r>
-      <w:r>
-        <w:rPr>
-          <w:rFonts w:hint="eastAsia"/>
-        </w:rPr>
-        <w:t>日；何宗勳並提及《讓牠活下去：台灣收容所「零撲殺」紀實》一書記錄了整個倡議過程【書目資訊待核】，台北市中正區台灣公民參與協會。收入《人間佛教與印順學派訪談集》第三冊，頁</w:t>
-      </w:r>
-      <w:r>
-        <w:rPr>
-          <w:rFonts w:hint="eastAsia"/>
-        </w:rPr>
-        <w:t>16</w:t>
-      </w:r>
-      <w:r>
-        <w:rPr>
-          <w:rFonts w:hint="eastAsia"/>
-        </w:rPr>
-        <w:t>–</w:t>
-      </w:r>
-      <w:r>
-        <w:rPr>
-          <w:rFonts w:hint="eastAsia"/>
-        </w:rPr>
-        <w:t>23</w:t>
-      </w:r>
-      <w:r>
-        <w:rPr>
-          <w:rFonts w:hint="eastAsia"/>
-        </w:rPr>
-        <w:t>。</w:t>
-      </w:r>
-    </w:p>
-  </w:footnote>
-  <w:footnote w:id="49">
-    <w:p>
-      <w:pPr>
-        <w:pStyle w:val="ab"/>
-      </w:pPr>
-      <w:r>
-        <w:rPr>
-          <w:rStyle w:val="ae"/>
-        </w:rPr>
-        <w:footnoteRef/>
-      </w:r>
-      <w:r>
-        <w:t xml:space="preserve"> </w:t>
-      </w:r>
-      <w:r>
-        <w:rPr>
-          <w:rFonts w:hint="eastAsia"/>
-        </w:rPr>
-        <w:t>張辰瑋碩士論文第四章第一節【頁碼待核】。</w:t>
-      </w:r>
-    </w:p>
-  </w:footnote>
-  <w:footnote w:id="50">
-    <w:p>
-      <w:pPr>
-        <w:pStyle w:val="ab"/>
-      </w:pPr>
-      <w:r>
-        <w:rPr>
-          <w:rStyle w:val="ae"/>
-        </w:rPr>
-        <w:footnoteRef/>
-      </w:r>
-      <w:r>
-        <w:t xml:space="preserve"> </w:t>
-      </w:r>
-      <w:r>
-        <w:rPr>
-          <w:rFonts w:hint="eastAsia"/>
-        </w:rPr>
-        <w:t>朱增宏先生口述訪談紀錄，</w:t>
-      </w:r>
-      <w:r>
-        <w:rPr>
-          <w:rFonts w:hint="eastAsia"/>
-        </w:rPr>
-        <w:t>2024</w:t>
-      </w:r>
-      <w:r>
-        <w:rPr>
-          <w:rFonts w:hint="eastAsia"/>
-        </w:rPr>
-        <w:t>年</w:t>
-      </w:r>
-      <w:r>
-        <w:rPr>
-          <w:rFonts w:hint="eastAsia"/>
-        </w:rPr>
-        <w:t>5</w:t>
-      </w:r>
-      <w:r>
-        <w:rPr>
-          <w:rFonts w:hint="eastAsia"/>
-        </w:rPr>
-        <w:t>月</w:t>
-      </w:r>
-      <w:r>
-        <w:rPr>
-          <w:rFonts w:hint="eastAsia"/>
-        </w:rPr>
-        <w:t>28</w:t>
-      </w:r>
-      <w:r>
-        <w:rPr>
-          <w:rFonts w:hint="eastAsia"/>
-        </w:rPr>
-        <w:t>日。</w:t>
-      </w:r>
-    </w:p>
-  </w:footnote>
-  <w:footnote w:id="51">
-    <w:p>
-      <w:pPr>
-        <w:pStyle w:val="ab"/>
-      </w:pPr>
-      <w:r>
-        <w:rPr>
-          <w:rStyle w:val="ae"/>
-        </w:rPr>
-        <w:footnoteRef/>
-      </w:r>
-      <w:r>
-        <w:t xml:space="preserve"> </w:t>
-      </w:r>
-      <w:r>
-        <w:rPr>
-          <w:rFonts w:hint="eastAsia"/>
-        </w:rPr>
-        <w:t>張辰瑋碩士論文第四章第一節「反博弈運動」【頁碼待核】。</w:t>
-      </w:r>
-    </w:p>
-  </w:footnote>
-  <w:footnote w:id="52">
-    <w:p>
-      <w:pPr>
-        <w:pStyle w:val="ab"/>
-      </w:pPr>
-      <w:r>
-        <w:rPr>
-          <w:rStyle w:val="ae"/>
-        </w:rPr>
-        <w:footnoteRef/>
-      </w:r>
-      <w:r>
-        <w:t xml:space="preserve"> </w:t>
-      </w:r>
-      <w:r>
-        <w:rPr>
-          <w:rFonts w:hint="eastAsia"/>
-        </w:rPr>
-        <w:t>同上，「與民主人士的情誼」一節。</w:t>
-      </w:r>
-    </w:p>
-  </w:footnote>
-  <w:footnote w:id="53">
-    <w:p>
-      <w:pPr>
-        <w:pStyle w:val="ab"/>
-      </w:pPr>
-      <w:r>
-        <w:rPr>
-          <w:rStyle w:val="ae"/>
-        </w:rPr>
-        <w:footnoteRef/>
-      </w:r>
-      <w:r>
-        <w:t xml:space="preserve"> </w:t>
-      </w:r>
-      <w:r>
-        <w:rPr>
-          <w:rFonts w:hint="eastAsia"/>
-        </w:rPr>
-        <w:t>艾琳達教授口述訪談紀錄，張辰瑋訪問，</w:t>
-      </w:r>
-      <w:r>
-        <w:rPr>
-          <w:rFonts w:hint="eastAsia"/>
-        </w:rPr>
-        <w:t>2024</w:t>
-      </w:r>
-      <w:r>
-        <w:rPr>
-          <w:rFonts w:hint="eastAsia"/>
-        </w:rPr>
-        <w:t>年</w:t>
-      </w:r>
-      <w:r>
-        <w:rPr>
-          <w:rFonts w:hint="eastAsia"/>
-        </w:rPr>
-        <w:t>2</w:t>
-      </w:r>
-      <w:r>
-        <w:rPr>
-          <w:rFonts w:hint="eastAsia"/>
-        </w:rPr>
-        <w:t>月</w:t>
-      </w:r>
-      <w:r>
-        <w:rPr>
-          <w:rFonts w:hint="eastAsia"/>
-        </w:rPr>
-        <w:t>2</w:t>
-      </w:r>
-      <w:r>
-        <w:rPr>
-          <w:rFonts w:hint="eastAsia"/>
-        </w:rPr>
-        <w:t>日，台北市文山區國立政治大學達賢圖書館。收入《人間佛教與印順學派訪談集》第三冊，頁</w:t>
-      </w:r>
-      <w:r>
-        <w:rPr>
-          <w:rFonts w:hint="eastAsia"/>
-        </w:rPr>
-        <w:t>24</w:t>
-      </w:r>
-      <w:r>
-        <w:rPr>
-          <w:rFonts w:hint="eastAsia"/>
-        </w:rPr>
-        <w:t>–</w:t>
-      </w:r>
-      <w:r>
-        <w:rPr>
-          <w:rFonts w:hint="eastAsia"/>
-        </w:rPr>
-        <w:t>34</w:t>
-      </w:r>
-      <w:r>
-        <w:rPr>
-          <w:rFonts w:hint="eastAsia"/>
-        </w:rPr>
-        <w:t>，引文見頁</w:t>
-      </w:r>
-      <w:r>
-        <w:rPr>
-          <w:rFonts w:hint="eastAsia"/>
-        </w:rPr>
-        <w:t>25</w:t>
-      </w:r>
-      <w:r>
-        <w:rPr>
-          <w:rFonts w:hint="eastAsia"/>
-        </w:rPr>
-        <w:t>。</w:t>
-      </w:r>
-    </w:p>
-  </w:footnote>
-  <w:footnote w:id="54">
-    <w:p>
-      <w:pPr>
-        <w:pStyle w:val="ab"/>
-      </w:pPr>
-      <w:r>
-        <w:rPr>
-          <w:rStyle w:val="ae"/>
-        </w:rPr>
-        <w:footnoteRef/>
-      </w:r>
-      <w:r>
-        <w:t xml:space="preserve"> </w:t>
-      </w:r>
-      <w:r>
-        <w:rPr>
-          <w:rFonts w:hint="eastAsia"/>
-        </w:rPr>
-        <w:t>葉菊蘭女士口述訪談紀錄，張辰瑋訪問，</w:t>
-      </w:r>
-      <w:r>
-        <w:rPr>
-          <w:rFonts w:hint="eastAsia"/>
-        </w:rPr>
-        <w:t>2024</w:t>
-      </w:r>
-      <w:r>
-        <w:rPr>
-          <w:rFonts w:hint="eastAsia"/>
-        </w:rPr>
-        <w:t>年</w:t>
-      </w:r>
-      <w:r>
-        <w:rPr>
-          <w:rFonts w:hint="eastAsia"/>
-        </w:rPr>
-        <w:t>6</w:t>
-      </w:r>
-      <w:r>
-        <w:rPr>
-          <w:rFonts w:hint="eastAsia"/>
-        </w:rPr>
-        <w:t>月</w:t>
-      </w:r>
-      <w:r>
-        <w:rPr>
-          <w:rFonts w:hint="eastAsia"/>
-        </w:rPr>
-        <w:t>20</w:t>
-      </w:r>
-      <w:r>
-        <w:rPr>
-          <w:rFonts w:hint="eastAsia"/>
-        </w:rPr>
-        <w:t>日，台北市松山區鄭南榕基金會．紀念館。收入《人間佛教與印順學派訪談集》第三冊，頁</w:t>
-      </w:r>
-      <w:r>
-        <w:rPr>
-          <w:rFonts w:hint="eastAsia"/>
-        </w:rPr>
-        <w:t>98</w:t>
-      </w:r>
-      <w:r>
-        <w:rPr>
-          <w:rFonts w:hint="eastAsia"/>
-        </w:rPr>
-        <w:t>–</w:t>
-      </w:r>
-      <w:r>
-        <w:rPr>
-          <w:rFonts w:hint="eastAsia"/>
-        </w:rPr>
-        <w:t>108</w:t>
-      </w:r>
-      <w:r>
-        <w:rPr>
-          <w:rFonts w:hint="eastAsia"/>
-        </w:rPr>
-        <w:t>，引</w:t>
-      </w:r>
-      <w:r>
-        <w:rPr>
-          <w:rFonts w:hint="eastAsia"/>
-        </w:rPr>
-        <w:t>文見頁</w:t>
-      </w:r>
-      <w:r>
-        <w:rPr>
-          <w:rFonts w:hint="eastAsia"/>
-        </w:rPr>
-        <w:t>100</w:t>
-      </w:r>
-      <w:r>
-        <w:rPr>
-          <w:rFonts w:hint="eastAsia"/>
-        </w:rPr>
-        <w:t>。</w:t>
-      </w:r>
-    </w:p>
-  </w:footnote>
-  <w:footnote w:id="55">
-    <w:p>
-      <w:pPr>
-        <w:pStyle w:val="ab"/>
-      </w:pPr>
-      <w:r>
-        <w:rPr>
-          <w:rStyle w:val="ae"/>
-        </w:rPr>
-        <w:footnoteRef/>
-      </w:r>
-      <w:r>
-        <w:t xml:space="preserve"> André Laliberté, </w:t>
-      </w:r>
-      <w:r>
-        <w:rPr>
-          <w:i/>
-          <w:iCs/>
-        </w:rPr>
-        <w:t>The Politics of Buddhist Organizations in Taiwan, 1989–2003</w:t>
-      </w:r>
-      <w:r>
-        <w:t xml:space="preserve"> (London: RoutledgeCurzon, 2004).</w:t>
-      </w:r>
-    </w:p>
-  </w:footnote>
-  <w:footnote w:id="56">
-    <w:p>
-      <w:pPr>
-        <w:pStyle w:val="ab"/>
-      </w:pPr>
-      <w:r>
-        <w:rPr>
-          <w:rStyle w:val="ae"/>
-        </w:rPr>
-        <w:footnoteRef/>
-      </w:r>
-      <w:r>
-        <w:t xml:space="preserve"> Cheng-tian Kuo, </w:t>
-      </w:r>
-      <w:r>
-        <w:rPr>
-          <w:i/>
-          <w:iCs/>
-        </w:rPr>
-        <w:t>Religion and Democracy in Taiwan</w:t>
-      </w:r>
-      <w:r>
-        <w:t xml:space="preserve"> (Albany: SUNY Press, 2008).</w:t>
-      </w:r>
-    </w:p>
-  </w:footnote>
-  <w:footnote w:id="57">
-    <w:p>
-      <w:pPr>
-        <w:pStyle w:val="ab"/>
-      </w:pPr>
-      <w:r>
-        <w:rPr>
-          <w:rStyle w:val="ae"/>
-        </w:rPr>
-        <w:footnoteRef/>
-      </w:r>
-      <w:r>
-        <w:t xml:space="preserve"> </w:t>
-      </w:r>
-      <w:r>
-        <w:rPr>
-          <w:rFonts w:hint="eastAsia"/>
-        </w:rPr>
-        <w:t>侯坤宏、闞正宗訪問，《浩蕩赴前程：昭慧法師訪談錄》【頁碼待核】。</w:t>
-      </w:r>
-    </w:p>
-  </w:footnote>
-  <w:footnote w:id="58">
-    <w:p>
-      <w:pPr>
-        <w:pStyle w:val="ab"/>
-      </w:pPr>
-      <w:r>
-        <w:rPr>
-          <w:rStyle w:val="ae"/>
-        </w:rPr>
-        <w:footnoteRef/>
-      </w:r>
-      <w:r>
-        <w:t xml:space="preserve"> Christopher S. Queen</w:t>
-      </w:r>
-      <w:r>
-        <w:t xml:space="preserve"> and Sallie B. King, eds., </w:t>
-      </w:r>
-      <w:r>
-        <w:rPr>
-          <w:i/>
-          <w:iCs/>
-        </w:rPr>
-        <w:t>Engaged Buddhism: Buddhist Liberation Movements in Asia</w:t>
-      </w:r>
-      <w:r>
-        <w:t xml:space="preserve"> (Albany: SUNY Press, 1996).</w:t>
-      </w:r>
-    </w:p>
-  </w:footnote>
-  <w:footnote w:id="59">
-    <w:p>
-      <w:pPr>
-        <w:pStyle w:val="ab"/>
-      </w:pPr>
-      <w:r>
-        <w:rPr>
-          <w:rStyle w:val="ae"/>
-        </w:rPr>
-        <w:footnoteRef/>
-      </w:r>
-      <w:r>
-        <w:t xml:space="preserve"> </w:t>
-      </w:r>
-      <w:r>
-        <w:rPr>
-          <w:rFonts w:hint="eastAsia"/>
-        </w:rPr>
-        <w:t>黃運喜教授口述訪談紀錄，張辰瑋訪問，</w:t>
-      </w:r>
-      <w:r>
-        <w:rPr>
-          <w:rFonts w:hint="eastAsia"/>
-        </w:rPr>
-        <w:t>2023</w:t>
-      </w:r>
-      <w:r>
-        <w:rPr>
-          <w:rFonts w:hint="eastAsia"/>
-        </w:rPr>
-        <w:t>年</w:t>
-      </w:r>
-      <w:r>
-        <w:rPr>
-          <w:rFonts w:hint="eastAsia"/>
-        </w:rPr>
-        <w:t>4</w:t>
-      </w:r>
-      <w:r>
-        <w:rPr>
-          <w:rFonts w:hint="eastAsia"/>
-        </w:rPr>
-        <w:t>月</w:t>
-      </w:r>
-      <w:r>
-        <w:rPr>
-          <w:rFonts w:hint="eastAsia"/>
-        </w:rPr>
-        <w:t>21</w:t>
-      </w:r>
-      <w:r>
-        <w:rPr>
-          <w:rFonts w:hint="eastAsia"/>
-        </w:rPr>
-        <w:t>日，玄奘大學妙然樓漢學研究中心。收入《人間佛教與印順學派訪談集》第一冊，頁</w:t>
-      </w:r>
-      <w:r>
-        <w:rPr>
-          <w:rFonts w:hint="eastAsia"/>
-        </w:rPr>
-        <w:t>44</w:t>
-      </w:r>
-      <w:r>
-        <w:rPr>
-          <w:rFonts w:hint="eastAsia"/>
-        </w:rPr>
-        <w:t>–</w:t>
-      </w:r>
-      <w:r>
-        <w:rPr>
-          <w:rFonts w:hint="eastAsia"/>
-        </w:rPr>
-        <w:t>59</w:t>
-      </w:r>
-      <w:r>
-        <w:rPr>
-          <w:rFonts w:hint="eastAsia"/>
-        </w:rPr>
-        <w:t>，引文見頁</w:t>
-      </w:r>
-      <w:r>
-        <w:rPr>
-          <w:rFonts w:hint="eastAsia"/>
-        </w:rPr>
-        <w:t>47</w:t>
-      </w:r>
-      <w:r>
-        <w:rPr>
-          <w:rFonts w:hint="eastAsia"/>
-        </w:rPr>
-        <w:t>。</w:t>
-      </w:r>
-    </w:p>
-  </w:footnote>
-  <w:footnote w:id="60">
-    <w:p>
-      <w:pPr>
-        <w:pStyle w:val="ab"/>
-      </w:pPr>
-      <w:r>
-        <w:rPr>
-          <w:rStyle w:val="ae"/>
-        </w:rPr>
-        <w:footnoteRef/>
-      </w:r>
-      <w:r>
-        <w:t xml:space="preserve"> </w:t>
-      </w:r>
-      <w:r>
-        <w:rPr>
-          <w:rFonts w:hint="eastAsia"/>
-        </w:rPr>
-        <w:t>同上。</w:t>
-      </w:r>
-    </w:p>
-  </w:footnote>
-  <w:footnote w:id="61">
-    <w:p>
-      <w:pPr>
-        <w:pStyle w:val="ab"/>
-      </w:pPr>
-      <w:r>
-        <w:rPr>
-          <w:rStyle w:val="ae"/>
-        </w:rPr>
-        <w:footnoteRef/>
-      </w:r>
-      <w:r>
-        <w:t xml:space="preserve"> </w:t>
-      </w:r>
-      <w:r>
-        <w:rPr>
-          <w:rFonts w:hint="eastAsia"/>
-        </w:rPr>
-        <w:t>詳見張辰瑋碩士論文第四章第二節「學術資格的取得」【頁碼待核】。</w:t>
-      </w:r>
-    </w:p>
-  </w:footnote>
-  <w:footnote w:id="62">
-    <w:p>
-      <w:pPr>
-        <w:pStyle w:val="ab"/>
-      </w:pPr>
-      <w:r>
-        <w:rPr>
-          <w:rStyle w:val="ae"/>
-        </w:rPr>
-        <w:footnoteRef/>
-      </w:r>
-      <w:r>
-        <w:t xml:space="preserve"> </w:t>
-      </w:r>
-      <w:r>
-        <w:rPr>
-          <w:rFonts w:hint="eastAsia"/>
-        </w:rPr>
-        <w:t>釋性廣法師口述訪談紀錄，張辰瑋訪問，</w:t>
-      </w:r>
-      <w:r>
-        <w:rPr>
-          <w:rFonts w:hint="eastAsia"/>
-        </w:rPr>
-        <w:t>2024</w:t>
-      </w:r>
-      <w:r>
-        <w:rPr>
-          <w:rFonts w:hint="eastAsia"/>
-        </w:rPr>
-        <w:t>年</w:t>
-      </w:r>
-      <w:r>
-        <w:rPr>
-          <w:rFonts w:hint="eastAsia"/>
-        </w:rPr>
-        <w:t>4</w:t>
-      </w:r>
-      <w:r>
-        <w:rPr>
-          <w:rFonts w:hint="eastAsia"/>
-        </w:rPr>
-        <w:t>月</w:t>
-      </w:r>
-      <w:r>
-        <w:rPr>
-          <w:rFonts w:hint="eastAsia"/>
-        </w:rPr>
-        <w:t>17</w:t>
-      </w:r>
-      <w:r>
-        <w:rPr>
-          <w:rFonts w:hint="eastAsia"/>
-        </w:rPr>
-        <w:t>日，新竹玄奘大學雲來社會教育中心會議室。收入《人間佛教與印順學派訪談集》第一冊，頁</w:t>
-      </w:r>
-      <w:r>
-        <w:rPr>
-          <w:rFonts w:hint="eastAsia"/>
-        </w:rPr>
-        <w:t>33</w:t>
-      </w:r>
-      <w:r>
-        <w:rPr>
-          <w:rFonts w:hint="eastAsia"/>
-        </w:rPr>
-        <w:t>–</w:t>
-      </w:r>
-      <w:r>
-        <w:rPr>
-          <w:rFonts w:hint="eastAsia"/>
-        </w:rPr>
-        <w:t>43</w:t>
-      </w:r>
-      <w:r>
-        <w:rPr>
-          <w:rFonts w:hint="eastAsia"/>
-        </w:rPr>
-        <w:t>，引文見頁</w:t>
-      </w:r>
-      <w:r>
-        <w:rPr>
-          <w:rFonts w:hint="eastAsia"/>
-        </w:rPr>
-        <w:t>36</w:t>
-      </w:r>
-      <w:r>
-        <w:rPr>
-          <w:rFonts w:hint="eastAsia"/>
-        </w:rPr>
-        <w:t>。</w:t>
-      </w:r>
-    </w:p>
-  </w:footnote>
-  <w:footnote w:id="63">
-    <w:p>
-      <w:pPr>
-        <w:pStyle w:val="ab"/>
-      </w:pPr>
-      <w:r>
-        <w:rPr>
-          <w:rStyle w:val="ae"/>
-        </w:rPr>
-        <w:footnoteRef/>
-      </w:r>
-      <w:r>
-        <w:t xml:space="preserve"> </w:t>
-      </w:r>
-      <w:r>
-        <w:rPr>
-          <w:rFonts w:hint="eastAsia"/>
-        </w:rPr>
-        <w:t>同上，「弘誓學團成員的教育程度」一節。</w:t>
-      </w:r>
-    </w:p>
-  </w:footnote>
-  <w:footnote w:id="64">
-    <w:p>
-      <w:pPr>
-        <w:pStyle w:val="ab"/>
-      </w:pPr>
-      <w:r>
-        <w:rPr>
-          <w:rStyle w:val="ae"/>
-        </w:rPr>
-        <w:footnoteRef/>
-      </w:r>
-      <w:r>
-        <w:t xml:space="preserve"> </w:t>
-      </w:r>
-      <w:r>
-        <w:rPr>
-          <w:rFonts w:hint="eastAsia"/>
-        </w:rPr>
-        <w:t>黃運喜教授口述訪談紀錄，</w:t>
-      </w:r>
-      <w:r>
-        <w:rPr>
-          <w:rFonts w:hint="eastAsia"/>
-        </w:rPr>
-        <w:t>2023</w:t>
-      </w:r>
-      <w:r>
-        <w:rPr>
-          <w:rFonts w:hint="eastAsia"/>
-        </w:rPr>
-        <w:t>年</w:t>
-      </w:r>
-      <w:r>
-        <w:rPr>
-          <w:rFonts w:hint="eastAsia"/>
-        </w:rPr>
-        <w:t>4</w:t>
-      </w:r>
-      <w:r>
-        <w:rPr>
-          <w:rFonts w:hint="eastAsia"/>
-        </w:rPr>
-        <w:t>月</w:t>
-      </w:r>
-      <w:r>
-        <w:rPr>
-          <w:rFonts w:hint="eastAsia"/>
-        </w:rPr>
-        <w:t>21</w:t>
-      </w:r>
-      <w:r>
-        <w:rPr>
-          <w:rFonts w:hint="eastAsia"/>
-        </w:rPr>
-        <w:t>日。</w:t>
-      </w:r>
-    </w:p>
-  </w:footnote>
-  <w:footnote w:id="65">
-    <w:p>
-      <w:pPr>
-        <w:pStyle w:val="ab"/>
-      </w:pPr>
-      <w:r>
-        <w:rPr>
-          <w:rStyle w:val="ae"/>
-        </w:rPr>
-        <w:footnoteRef/>
-      </w:r>
-      <w:r>
-        <w:t xml:space="preserve"> </w:t>
-      </w:r>
-      <w:r>
-        <w:rPr>
-          <w:rFonts w:hint="eastAsia"/>
-        </w:rPr>
-        <w:t>同上。</w:t>
-      </w:r>
-    </w:p>
-  </w:footnote>
-  <w:footnote w:id="66">
-    <w:p>
-      <w:pPr>
-        <w:pStyle w:val="ab"/>
-      </w:pPr>
-      <w:r>
-        <w:rPr>
-          <w:rStyle w:val="ae"/>
-        </w:rPr>
-        <w:footnoteRef/>
-      </w:r>
-      <w:r>
-        <w:t xml:space="preserve"> </w:t>
-      </w:r>
-      <w:r>
-        <w:rPr>
-          <w:rFonts w:hint="eastAsia"/>
-        </w:rPr>
-        <w:t>張辰瑋碩士論文第三章第二節「與國際性入世佛教團體的互動」【頁碼待核】。</w:t>
-      </w:r>
-    </w:p>
-  </w:footnote>
-  <w:footnote w:id="67">
-    <w:p>
-      <w:pPr>
-        <w:pStyle w:val="ab"/>
-      </w:pPr>
-      <w:r>
-        <w:rPr>
-          <w:rStyle w:val="ae"/>
-        </w:rPr>
-        <w:footnoteRef/>
-      </w:r>
-      <w:r>
-        <w:t xml:space="preserve"> </w:t>
-      </w:r>
-      <w:r>
-        <w:rPr>
-          <w:rFonts w:hint="eastAsia"/>
-        </w:rPr>
-        <w:t>黃運喜教授口述訪談紀錄，</w:t>
-      </w:r>
-      <w:r>
-        <w:rPr>
-          <w:rFonts w:hint="eastAsia"/>
-        </w:rPr>
-        <w:t>2023</w:t>
-      </w:r>
-      <w:r>
-        <w:rPr>
-          <w:rFonts w:hint="eastAsia"/>
-        </w:rPr>
-        <w:t>年</w:t>
-      </w:r>
-      <w:r>
-        <w:rPr>
-          <w:rFonts w:hint="eastAsia"/>
-        </w:rPr>
-        <w:t>4</w:t>
-      </w:r>
-      <w:r>
-        <w:rPr>
-          <w:rFonts w:hint="eastAsia"/>
-        </w:rPr>
-        <w:t>月</w:t>
-      </w:r>
-      <w:r>
-        <w:rPr>
-          <w:rFonts w:hint="eastAsia"/>
-        </w:rPr>
-        <w:t>21</w:t>
-      </w:r>
-      <w:r>
-        <w:rPr>
-          <w:rFonts w:hint="eastAsia"/>
-        </w:rPr>
-        <w:t>日。</w:t>
-      </w:r>
-    </w:p>
-  </w:footnote>
-  <w:footnote w:id="68">
-    <w:p>
-      <w:pPr>
-        <w:pStyle w:val="ab"/>
-      </w:pPr>
-      <w:r>
-        <w:rPr>
-          <w:rStyle w:val="ae"/>
-        </w:rPr>
-        <w:footnoteRef/>
-      </w:r>
-      <w:r>
-        <w:t xml:space="preserve"> </w:t>
-      </w:r>
-      <w:r>
-        <w:rPr>
-          <w:rFonts w:hint="eastAsia"/>
-        </w:rPr>
-        <w:t>《葛拉瑪經》「十事勿著」，轉引自張辰瑋碩士論文第五章第一節【頁碼待核】。</w:t>
-      </w:r>
-    </w:p>
-  </w:footnote>
-  <w:footnote w:id="69">
-    <w:p>
-      <w:pPr>
-        <w:pStyle w:val="ab"/>
-      </w:pPr>
-      <w:r>
-        <w:rPr>
-          <w:rStyle w:val="ae"/>
-        </w:rPr>
-        <w:footnoteRef/>
-      </w:r>
-      <w:r>
-        <w:t xml:space="preserve"> </w:t>
-      </w:r>
-      <w:r>
-        <w:rPr>
-          <w:rFonts w:hint="eastAsia"/>
-        </w:rPr>
-        <w:t>張辰瑋碩士論文第五章第一節【頁碼待核】。</w:t>
-      </w:r>
-    </w:p>
-  </w:footnote>
-  <w:footnote w:id="70">
-    <w:p>
-      <w:pPr>
-        <w:pStyle w:val="ab"/>
-      </w:pPr>
-      <w:r>
-        <w:rPr>
-          <w:rStyle w:val="ae"/>
-        </w:rPr>
-        <w:footnoteRef/>
-      </w:r>
-      <w:r>
-        <w:t xml:space="preserve"> </w:t>
-      </w:r>
-      <w:r>
-        <w:rPr>
-          <w:rFonts w:hint="eastAsia"/>
-        </w:rPr>
-        <w:t>釋昭慧法師訪談，張辰瑋、邱詠恩訪問，</w:t>
-      </w:r>
-      <w:r>
-        <w:rPr>
-          <w:rFonts w:hint="eastAsia"/>
-        </w:rPr>
-        <w:t>2025</w:t>
-      </w:r>
-      <w:r>
-        <w:rPr>
-          <w:rFonts w:hint="eastAsia"/>
-        </w:rPr>
-        <w:t>年</w:t>
-      </w:r>
-      <w:r>
-        <w:rPr>
-          <w:rFonts w:hint="eastAsia"/>
-        </w:rPr>
-        <w:t>7</w:t>
-      </w:r>
-      <w:r>
-        <w:rPr>
-          <w:rFonts w:hint="eastAsia"/>
-        </w:rPr>
-        <w:t>月</w:t>
-      </w:r>
-      <w:r>
-        <w:rPr>
-          <w:rFonts w:hint="eastAsia"/>
-        </w:rPr>
-        <w:t>20</w:t>
-      </w:r>
-      <w:r>
-        <w:rPr>
-          <w:rFonts w:hint="eastAsia"/>
-        </w:rPr>
-        <w:t>日，佛教弘誓學院嵐園。</w:t>
-      </w:r>
-    </w:p>
-  </w:footnote>
-  <w:footnote w:id="71">
-    <w:p>
-      <w:pPr>
-        <w:pStyle w:val="ab"/>
-      </w:pPr>
-      <w:r>
-        <w:rPr>
-          <w:rStyle w:val="ae"/>
-        </w:rPr>
-        <w:footnoteRef/>
-      </w:r>
-      <w:r>
-        <w:t xml:space="preserve"> </w:t>
-      </w:r>
-      <w:r>
-        <w:rPr>
-          <w:rFonts w:hint="eastAsia"/>
-        </w:rPr>
-        <w:t>釋昭慧，《律學今詮》（台北：法界，</w:t>
-      </w:r>
-      <w:r>
-        <w:rPr>
-          <w:rFonts w:hint="eastAsia"/>
-        </w:rPr>
-        <w:t>1999</w:t>
-      </w:r>
-      <w:r>
-        <w:rPr>
-          <w:rFonts w:hint="eastAsia"/>
-        </w:rPr>
-        <w:t>）【頁碼待核】。</w:t>
-      </w:r>
-    </w:p>
-  </w:footnote>
-  <w:footnote w:id="72">
-    <w:p>
-      <w:pPr>
-        <w:pStyle w:val="ab"/>
-      </w:pPr>
-      <w:r>
-        <w:rPr>
-          <w:rStyle w:val="ae"/>
-        </w:rPr>
-        <w:footnoteRef/>
-      </w:r>
-      <w:r>
-        <w:t xml:space="preserve"> </w:t>
-      </w:r>
-      <w:r>
-        <w:rPr>
-          <w:rFonts w:hint="eastAsia"/>
-        </w:rPr>
-        <w:t>詳見張辰瑋碩士論文第五章第二節【頁碼待核】。</w:t>
-      </w:r>
-    </w:p>
-  </w:footnote>
-  <w:footnote w:id="73">
-    <w:p>
-      <w:pPr>
-        <w:pStyle w:val="ab"/>
-      </w:pPr>
-      <w:r>
-        <w:rPr>
-          <w:rStyle w:val="ae"/>
-        </w:rPr>
-        <w:footnoteRef/>
-      </w:r>
-      <w:r>
-        <w:t xml:space="preserve"> </w:t>
-      </w:r>
-      <w:r>
-        <w:rPr>
-          <w:rFonts w:hint="eastAsia"/>
-        </w:rPr>
-        <w:t>釋昭慧、彼得‧辛格，《心靈的交會——山間對話》（</w:t>
-      </w:r>
-      <w:r>
-        <w:rPr>
-          <w:rFonts w:hint="eastAsia"/>
-        </w:rPr>
-        <w:t>2021</w:t>
-      </w:r>
-      <w:r>
-        <w:rPr>
-          <w:rFonts w:hint="eastAsia"/>
-        </w:rPr>
-        <w:t>）；</w:t>
-      </w:r>
-      <w:r>
-        <w:rPr>
-          <w:rFonts w:hint="eastAsia"/>
-        </w:rPr>
-        <w:t>Peter</w:t>
-      </w:r>
-      <w:r>
-        <w:t xml:space="preserve"> Singer and Shih Chao-Hwei, </w:t>
-      </w:r>
-      <w:r>
-        <w:rPr>
-          <w:i/>
-          <w:iCs/>
-        </w:rPr>
-        <w:t>The Buddhist and the Ethicist</w:t>
-      </w:r>
-      <w:r>
-        <w:t xml:space="preserve"> (Boulder: Shambhala, 2023)</w:t>
-      </w:r>
-      <w:r>
-        <w:t>。</w:t>
-      </w:r>
-    </w:p>
-  </w:footnote>
-  <w:footnote w:id="74">
-    <w:p>
-      <w:pPr>
-        <w:pStyle w:val="ab"/>
-      </w:pPr>
-      <w:r>
-        <w:rPr>
-          <w:rStyle w:val="ae"/>
-        </w:rPr>
-        <w:footnoteRef/>
-      </w:r>
-      <w:r>
-        <w:t xml:space="preserve"> </w:t>
-      </w:r>
-      <w:r>
-        <w:rPr>
-          <w:rFonts w:hint="eastAsia"/>
-        </w:rPr>
-        <w:t>張辰瑋碩士論文第三章第三節「發展人間佛教禪法」【頁碼待核】。</w:t>
-      </w:r>
-    </w:p>
-  </w:footnote>
-  <w:footnote w:id="75">
-    <w:p>
-      <w:pPr>
-        <w:pStyle w:val="ab"/>
-      </w:pPr>
-      <w:r>
-        <w:rPr>
-          <w:rStyle w:val="ae"/>
-        </w:rPr>
-        <w:footnoteRef/>
-      </w:r>
-      <w:r>
-        <w:t xml:space="preserve"> </w:t>
-      </w:r>
-      <w:r>
-        <w:rPr>
-          <w:rFonts w:hint="eastAsia"/>
-        </w:rPr>
-        <w:t>釋性廣法師口述訪談紀錄，張辰瑋訪問，</w:t>
-      </w:r>
-      <w:r>
-        <w:rPr>
-          <w:rFonts w:hint="eastAsia"/>
-        </w:rPr>
-        <w:t>2024</w:t>
-      </w:r>
-      <w:r>
-        <w:rPr>
-          <w:rFonts w:hint="eastAsia"/>
-        </w:rPr>
-        <w:t>年</w:t>
-      </w:r>
-      <w:r>
-        <w:rPr>
-          <w:rFonts w:hint="eastAsia"/>
-        </w:rPr>
-        <w:t>4</w:t>
-      </w:r>
-      <w:r>
-        <w:rPr>
-          <w:rFonts w:hint="eastAsia"/>
-        </w:rPr>
-        <w:t>月</w:t>
-      </w:r>
-      <w:r>
-        <w:rPr>
-          <w:rFonts w:hint="eastAsia"/>
-        </w:rPr>
-        <w:t>17</w:t>
-      </w:r>
-      <w:r>
-        <w:rPr>
-          <w:rFonts w:hint="eastAsia"/>
-        </w:rPr>
-        <w:t>日，新竹玄奘大學雲來社會教育中心會議室。收入《人間佛教與印順學派訪談集》第一冊，頁</w:t>
-      </w:r>
-      <w:r>
-        <w:rPr>
-          <w:rFonts w:hint="eastAsia"/>
-        </w:rPr>
-        <w:t>33</w:t>
-      </w:r>
-      <w:r>
-        <w:rPr>
-          <w:rFonts w:hint="eastAsia"/>
-        </w:rPr>
-        <w:t>–</w:t>
-      </w:r>
-      <w:r>
-        <w:rPr>
-          <w:rFonts w:hint="eastAsia"/>
-        </w:rPr>
-        <w:t>43</w:t>
-      </w:r>
-      <w:r>
-        <w:rPr>
-          <w:rFonts w:hint="eastAsia"/>
-        </w:rPr>
-        <w:t>。</w:t>
-      </w:r>
-    </w:p>
-  </w:footnote>
-  <w:footnote w:id="76">
-    <w:p>
-      <w:pPr>
-        <w:pStyle w:val="ab"/>
-      </w:pPr>
-      <w:r>
-        <w:rPr>
-          <w:rStyle w:val="ae"/>
-        </w:rPr>
-        <w:footnoteRef/>
-      </w:r>
-      <w:r>
-        <w:t xml:space="preserve"> </w:t>
-      </w:r>
-      <w:r>
-        <w:rPr>
-          <w:rFonts w:hint="eastAsia"/>
-        </w:rPr>
-        <w:t>釋性廣，《佛教養生學》（</w:t>
-      </w:r>
-      <w:r>
-        <w:rPr>
-          <w:rFonts w:hint="eastAsia"/>
-        </w:rPr>
-        <w:t>2017</w:t>
-      </w:r>
-      <w:r>
-        <w:rPr>
-          <w:rFonts w:hint="eastAsia"/>
-        </w:rPr>
-        <w:t>）【頁碼待核】。</w:t>
-      </w:r>
-    </w:p>
-  </w:footnote>
-  <w:footnote w:id="77">
-    <w:p>
-      <w:pPr>
-        <w:pStyle w:val="ab"/>
-      </w:pPr>
-      <w:r>
-        <w:rPr>
-          <w:rStyle w:val="ae"/>
-        </w:rPr>
-        <w:footnoteRef/>
-      </w:r>
-      <w:r>
-        <w:t xml:space="preserve"> </w:t>
-      </w:r>
-      <w:r>
-        <w:rPr>
-          <w:rFonts w:hint="eastAsia"/>
-        </w:rPr>
-        <w:t>張辰瑋碩士論文第三章第三節【頁碼待核】。</w:t>
-      </w:r>
-    </w:p>
-  </w:footnote>
-  <w:footnote w:id="78">
-    <w:p>
-      <w:pPr>
-        <w:pStyle w:val="ab"/>
-      </w:pPr>
-      <w:r>
-        <w:rPr>
-          <w:rStyle w:val="ae"/>
-        </w:rPr>
-        <w:footnoteRef/>
-      </w:r>
-      <w:r>
-        <w:t xml:space="preserve"> </w:t>
-      </w:r>
-      <w:r>
-        <w:rPr>
-          <w:rFonts w:hint="eastAsia"/>
-        </w:rPr>
-        <w:t>同上，「後印順時代」一節。</w:t>
-      </w:r>
-    </w:p>
-  </w:footnote>
-  <w:footnote w:id="79">
-    <w:p>
-      <w:pPr>
-        <w:pStyle w:val="ab"/>
-      </w:pPr>
-      <w:r>
-        <w:rPr>
-          <w:rStyle w:val="ae"/>
-        </w:rPr>
-        <w:footnoteRef/>
-      </w:r>
-      <w:r>
-        <w:t xml:space="preserve"> </w:t>
-      </w:r>
-      <w:r>
-        <w:rPr>
-          <w:rFonts w:hint="eastAsia"/>
-        </w:rPr>
-        <w:t>溫金柯，《繼承與批判印順法師人間佛教思想》（</w:t>
-      </w:r>
-      <w:r>
-        <w:rPr>
-          <w:rFonts w:hint="eastAsia"/>
-        </w:rPr>
-        <w:t>2001</w:t>
-      </w:r>
-      <w:r>
-        <w:rPr>
-          <w:rFonts w:hint="eastAsia"/>
-        </w:rPr>
-        <w:t>）；並見溫金柯居士口述訪談紀錄，張辰瑋訪問，</w:t>
-      </w:r>
-      <w:r>
-        <w:rPr>
-          <w:rFonts w:hint="eastAsia"/>
-        </w:rPr>
-        <w:t>2024</w:t>
-      </w:r>
-      <w:r>
-        <w:rPr>
-          <w:rFonts w:hint="eastAsia"/>
-        </w:rPr>
-        <w:t>年</w:t>
-      </w:r>
-      <w:r>
-        <w:rPr>
-          <w:rFonts w:hint="eastAsia"/>
-        </w:rPr>
-        <w:t>4</w:t>
-      </w:r>
-      <w:r>
-        <w:rPr>
-          <w:rFonts w:hint="eastAsia"/>
-        </w:rPr>
-        <w:t>月</w:t>
-      </w:r>
-      <w:r>
-        <w:rPr>
-          <w:rFonts w:hint="eastAsia"/>
-        </w:rPr>
-        <w:t>12</w:t>
-      </w:r>
-      <w:r>
-        <w:rPr>
-          <w:rFonts w:hint="eastAsia"/>
-        </w:rPr>
-        <w:t>日。</w:t>
-      </w:r>
-    </w:p>
-  </w:footnote>
-  <w:footnote w:id="80">
-    <w:p>
-      <w:pPr>
-        <w:pStyle w:val="ab"/>
-      </w:pPr>
-      <w:r>
-        <w:rPr>
-          <w:rStyle w:val="ae"/>
-        </w:rPr>
-        <w:footnoteRef/>
-      </w:r>
-      <w:r>
-        <w:t xml:space="preserve"> </w:t>
-      </w:r>
-      <w:r>
-        <w:rPr>
-          <w:rFonts w:hint="eastAsia"/>
-        </w:rPr>
-        <w:t>同上。</w:t>
-      </w:r>
-    </w:p>
-  </w:footnote>
-  <w:footnote w:id="81">
-    <w:p>
-      <w:pPr>
-        <w:pStyle w:val="ab"/>
-      </w:pPr>
-      <w:r>
-        <w:rPr>
-          <w:rStyle w:val="ae"/>
-        </w:rPr>
-        <w:footnoteRef/>
-      </w:r>
-      <w:r>
-        <w:t xml:space="preserve"> </w:t>
-      </w:r>
-      <w:r>
-        <w:rPr>
-          <w:rFonts w:hint="eastAsia"/>
-        </w:rPr>
-        <w:t>同上。</w:t>
-      </w:r>
-    </w:p>
-  </w:footnote>
-  <w:footnote w:id="82">
-    <w:p>
-      <w:pPr>
-        <w:pStyle w:val="ab"/>
-      </w:pPr>
-      <w:r>
-        <w:rPr>
-          <w:rStyle w:val="ae"/>
-        </w:rPr>
-        <w:footnoteRef/>
-      </w:r>
-      <w:r>
-        <w:t xml:space="preserve"> Damien Keown, </w:t>
-      </w:r>
-      <w:r>
-        <w:rPr>
-          <w:i/>
-          <w:iCs/>
-        </w:rPr>
-        <w:t>The Nature of Buddhist Et</w:t>
-      </w:r>
-      <w:r>
-        <w:rPr>
-          <w:i/>
-          <w:iCs/>
-        </w:rPr>
-        <w:t>hics</w:t>
-      </w:r>
-      <w:r>
-        <w:t xml:space="preserve"> (London: Macmillan, 1992); Jay L. Garfield, </w:t>
-      </w:r>
-      <w:r>
-        <w:rPr>
-          <w:i/>
-          <w:iCs/>
-        </w:rPr>
-        <w:t>Buddhist Ethics: A Philosophical Exploration</w:t>
-      </w:r>
-      <w:r>
-        <w:t xml:space="preserve"> (New York: Oxford University Press, 2021).</w:t>
-      </w:r>
-    </w:p>
-  </w:footnote>
-  <w:footnote w:id="83">
-    <w:p>
-      <w:pPr>
-        <w:pStyle w:val="ab"/>
-      </w:pPr>
-      <w:r>
-        <w:rPr>
-          <w:rStyle w:val="ae"/>
-        </w:rPr>
-        <w:footnoteRef/>
-      </w:r>
-      <w:r>
-        <w:t xml:space="preserve"> David L. McMahan, </w:t>
-      </w:r>
-      <w:r>
-        <w:rPr>
-          <w:i/>
-          <w:iCs/>
-        </w:rPr>
-        <w:t>The Making of Buddhist Modernism</w:t>
-      </w:r>
-      <w:r>
-        <w:t xml:space="preserve"> (Oxford: Oxford University Press, 2008).</w:t>
-      </w:r>
-    </w:p>
-  </w:footnote>
-  <w:footnote w:id="84">
-    <w:p>
-      <w:pPr>
-        <w:pStyle w:val="ab"/>
-      </w:pPr>
-      <w:r>
-        <w:rPr>
-          <w:rStyle w:val="ae"/>
-        </w:rPr>
-        <w:footnoteRef/>
-      </w:r>
-      <w:r>
-        <w:t xml:space="preserve"> </w:t>
-      </w:r>
-      <w:r>
-        <w:rPr>
-          <w:rFonts w:hint="eastAsia"/>
-        </w:rPr>
-        <w:t>朱增宏先生口述訪談紀錄，</w:t>
-      </w:r>
-      <w:r>
-        <w:rPr>
-          <w:rFonts w:hint="eastAsia"/>
-        </w:rPr>
-        <w:t>2024</w:t>
-      </w:r>
-      <w:r>
-        <w:rPr>
-          <w:rFonts w:hint="eastAsia"/>
-        </w:rPr>
-        <w:t>年</w:t>
-      </w:r>
-      <w:r>
-        <w:rPr>
-          <w:rFonts w:hint="eastAsia"/>
-        </w:rPr>
-        <w:t>5</w:t>
-      </w:r>
-      <w:r>
-        <w:rPr>
-          <w:rFonts w:hint="eastAsia"/>
-        </w:rPr>
-        <w:t>月</w:t>
-      </w:r>
-      <w:r>
-        <w:rPr>
-          <w:rFonts w:hint="eastAsia"/>
-        </w:rPr>
-        <w:t>28</w:t>
-      </w:r>
-      <w:r>
-        <w:rPr>
-          <w:rFonts w:hint="eastAsia"/>
-        </w:rPr>
-        <w:t>日。</w:t>
-      </w:r>
-    </w:p>
-  </w:footnote>
-  <w:footnote w:id="85">
-    <w:p>
-      <w:pPr>
-        <w:pStyle w:val="ab"/>
-      </w:pPr>
-      <w:r>
-        <w:rPr>
-          <w:rStyle w:val="ae"/>
-        </w:rPr>
-        <w:footnoteRef/>
-      </w:r>
-      <w:r>
-        <w:t xml:space="preserve"> </w:t>
-      </w:r>
-      <w:r>
-        <w:rPr>
-          <w:rFonts w:hint="eastAsia"/>
-        </w:rPr>
-        <w:t>張辰瑋碩士論文第五章第一節【頁碼待核】。</w:t>
-      </w:r>
-    </w:p>
-  </w:footnote>
-  <w:footnote w:id="86">
-    <w:p>
-      <w:pPr>
-        <w:pStyle w:val="ab"/>
-      </w:pPr>
-      <w:r>
-        <w:rPr>
-          <w:rStyle w:val="ae"/>
-        </w:rPr>
-        <w:footnoteRef/>
-      </w:r>
-      <w:r>
-        <w:t xml:space="preserve"> </w:t>
-      </w:r>
-      <w:r>
-        <w:rPr>
-          <w:rFonts w:hint="eastAsia"/>
-        </w:rPr>
-        <w:t>張辰瑋碩士論文第三章第二節「與國際性入世佛教團體的互動」【頁碼待核】。</w:t>
-      </w:r>
-    </w:p>
-  </w:footnote>
-  <w:footnote w:id="87">
-    <w:p>
-      <w:pPr>
-        <w:pStyle w:val="ab"/>
-      </w:pPr>
-      <w:r>
-        <w:rPr>
-          <w:rStyle w:val="ae"/>
-        </w:rPr>
-        <w:footnoteRef/>
-      </w:r>
-      <w:r>
-        <w:t xml:space="preserve"> </w:t>
-      </w:r>
-      <w:r>
-        <w:rPr>
-          <w:rFonts w:hint="eastAsia"/>
-        </w:rPr>
-        <w:t>張辰瑋碩士論文第六章【頁碼待核】。</w:t>
-      </w:r>
-    </w:p>
-  </w:footnote>
-  <w:footnote w:id="88">
-    <w:p>
-      <w:pPr>
-        <w:pStyle w:val="ab"/>
-      </w:pPr>
-      <w:r>
-        <w:rPr>
-          <w:rStyle w:val="ae"/>
-        </w:rPr>
-        <w:footnoteRef/>
-      </w:r>
-      <w:r>
-        <w:t xml:space="preserve"> </w:t>
-      </w:r>
-      <w:r>
-        <w:rPr>
-          <w:rFonts w:hint="eastAsia"/>
-        </w:rPr>
-        <w:t>洪山川主教口述訪談紀錄，張辰瑋訪問，</w:t>
-      </w:r>
-      <w:r>
-        <w:rPr>
-          <w:rFonts w:hint="eastAsia"/>
-        </w:rPr>
-        <w:t>2024</w:t>
-      </w:r>
-      <w:r>
-        <w:rPr>
-          <w:rFonts w:hint="eastAsia"/>
-        </w:rPr>
-        <w:t>年</w:t>
-      </w:r>
-      <w:r>
-        <w:rPr>
-          <w:rFonts w:hint="eastAsia"/>
-        </w:rPr>
-        <w:t>5</w:t>
-      </w:r>
-      <w:r>
-        <w:rPr>
-          <w:rFonts w:hint="eastAsia"/>
-        </w:rPr>
-        <w:t>月</w:t>
-      </w:r>
-      <w:r>
-        <w:rPr>
-          <w:rFonts w:hint="eastAsia"/>
-        </w:rPr>
-        <w:t>7</w:t>
-      </w:r>
-      <w:r>
-        <w:rPr>
-          <w:rFonts w:hint="eastAsia"/>
-        </w:rPr>
-        <w:t>日，新北輔仁大學聖言會會院。收入《人間佛教與印順學派訪談集》第三冊，頁</w:t>
-      </w:r>
-      <w:r>
-        <w:rPr>
-          <w:rFonts w:hint="eastAsia"/>
-        </w:rPr>
-        <w:t>56</w:t>
-      </w:r>
-      <w:r>
-        <w:rPr>
-          <w:rFonts w:hint="eastAsia"/>
-        </w:rPr>
-        <w:t>–</w:t>
-      </w:r>
-      <w:r>
-        <w:rPr>
-          <w:rFonts w:hint="eastAsia"/>
-        </w:rPr>
-        <w:t>65</w:t>
-      </w:r>
-      <w:r>
-        <w:rPr>
-          <w:rFonts w:hint="eastAsia"/>
-        </w:rPr>
-        <w:t>，引文見頁</w:t>
-      </w:r>
-      <w:r>
-        <w:rPr>
-          <w:rFonts w:hint="eastAsia"/>
-        </w:rPr>
-        <w:t>60</w:t>
-      </w:r>
-      <w:r>
-        <w:rPr>
-          <w:rFonts w:hint="eastAsia"/>
-        </w:rPr>
-        <w:t>。</w:t>
-      </w:r>
-    </w:p>
-  </w:footnote>
-  <w:footnote w:id="89">
-    <w:p>
-      <w:pPr>
-        <w:pStyle w:val="ab"/>
-      </w:pPr>
-      <w:r>
-        <w:rPr>
-          <w:rStyle w:val="ae"/>
-        </w:rPr>
-        <w:footnoteRef/>
-      </w:r>
-      <w:r>
-        <w:t xml:space="preserve"> </w:t>
-      </w:r>
-      <w:r>
-        <w:rPr>
-          <w:rFonts w:hint="eastAsia"/>
-        </w:rPr>
-        <w:t>釋昭慧法師訪談，張辰瑋、邱詠恩訪問，</w:t>
-      </w:r>
-      <w:r>
-        <w:rPr>
-          <w:rFonts w:hint="eastAsia"/>
-        </w:rPr>
-        <w:t>2025</w:t>
-      </w:r>
-      <w:r>
-        <w:rPr>
-          <w:rFonts w:hint="eastAsia"/>
-        </w:rPr>
-        <w:t>年</w:t>
-      </w:r>
-      <w:r>
-        <w:rPr>
-          <w:rFonts w:hint="eastAsia"/>
-        </w:rPr>
-        <w:t>7</w:t>
-      </w:r>
-      <w:r>
-        <w:rPr>
-          <w:rFonts w:hint="eastAsia"/>
-        </w:rPr>
-        <w:t>月</w:t>
-      </w:r>
-      <w:r>
-        <w:rPr>
-          <w:rFonts w:hint="eastAsia"/>
-        </w:rPr>
-        <w:t>20</w:t>
-      </w:r>
-      <w:r>
-        <w:rPr>
-          <w:rFonts w:hint="eastAsia"/>
-        </w:rPr>
-        <w:t>日；並見盧俊義牧師口述訪談紀錄，張辰瑋訪問，</w:t>
-      </w:r>
-      <w:r>
-        <w:rPr>
-          <w:rFonts w:hint="eastAsia"/>
-        </w:rPr>
-        <w:t>2024</w:t>
-      </w:r>
-      <w:r>
-        <w:rPr>
-          <w:rFonts w:hint="eastAsia"/>
-        </w:rPr>
-        <w:t>年</w:t>
-      </w:r>
-      <w:r>
-        <w:rPr>
-          <w:rFonts w:hint="eastAsia"/>
-        </w:rPr>
-        <w:t>12</w:t>
-      </w:r>
-      <w:r>
-        <w:rPr>
-          <w:rFonts w:hint="eastAsia"/>
-        </w:rPr>
-        <w:t>月</w:t>
-      </w:r>
-      <w:r>
-        <w:rPr>
-          <w:rFonts w:hint="eastAsia"/>
-        </w:rPr>
-        <w:t>27</w:t>
-      </w:r>
-      <w:r>
-        <w:rPr>
-          <w:rFonts w:hint="eastAsia"/>
-        </w:rPr>
-        <w:t>日。</w:t>
-      </w:r>
-    </w:p>
-  </w:footnote>
-  <w:footnote w:id="90">
-    <w:p>
-      <w:pPr>
-        <w:pStyle w:val="ab"/>
-      </w:pPr>
-      <w:r>
-        <w:rPr>
-          <w:rStyle w:val="ae"/>
-        </w:rPr>
-        <w:footnoteRef/>
-      </w:r>
-      <w:r>
-        <w:t xml:space="preserve"> </w:t>
-      </w:r>
-      <w:r>
-        <w:rPr>
-          <w:rFonts w:hint="eastAsia"/>
-        </w:rPr>
-        <w:t>張辰瑋碩士論文第四章第一節「宗教界的跨界合作與友誼」【頁碼待核</w:t>
-      </w:r>
-      <w:r>
-        <w:rPr>
-          <w:rFonts w:hint="eastAsia"/>
-        </w:rPr>
-        <w:t>】。</w:t>
-      </w:r>
-    </w:p>
-  </w:footnote>
-  <w:footnote w:id="91">
-    <w:p>
-      <w:pPr>
-        <w:pStyle w:val="ab"/>
-      </w:pPr>
-      <w:r>
-        <w:rPr>
-          <w:rStyle w:val="ae"/>
-        </w:rPr>
-        <w:footnoteRef/>
-      </w:r>
-      <w:r>
-        <w:t xml:space="preserve"> </w:t>
-      </w:r>
-      <w:r>
-        <w:rPr>
-          <w:rFonts w:hint="eastAsia"/>
-        </w:rPr>
-        <w:t>張辰瑋，〈我願作十方橋——宗教多元主義在當代的建構與田野實踐〉，《無境界者》【期數頁碼待核】。</w:t>
-      </w:r>
-    </w:p>
-  </w:footnote>
-</w:footnotes>
+<ns0:footnotes xmlns:ns0="http://schemas.openxmlformats.org/wordprocessingml/2006/main" xmlns:ns1="http://schemas.openxmlformats.org/markup-compatibility/2006" ns1:Ignorable="w14 w15 w16se wp14">
+  <ns0:footnote ns0:type="separator" ns0:id="-1">
+    <ns0:p ns0:rsidR="00000000" ns0:rsidRDefault="00E84721">
+      <ns0:pPr>
+        <ns0:spacing ns0:after="0"/>
+      </ns0:pPr>
+      <ns0:r>
+        <ns0:separator/>
+      </ns0:r>
+    </ns0:p>
+  </ns0:footnote>
+  <ns0:footnote ns0:type="continuationSeparator" ns0:id="0">
+    <ns0:p ns0:rsidR="00000000" ns0:rsidRDefault="00E84721">
+      <ns0:pPr>
+        <ns0:spacing ns0:after="0"/>
+      </ns0:pPr>
+      <ns0:r>
+        <ns0:continuationSeparator/>
+      </ns0:r>
+    </ns0:p>
+  </ns0:footnote>
+  <ns0:footnote ns0:id="1">
+    <ns0:p ns0:rsidR="00575838" ns0:rsidRDefault="00E84721">
+      <ns0:pPr>
+        <ns0:pStyle ns0:val="ab"/>
+      </ns0:pPr>
+      <ns0:r>
+        <ns0:rPr>
+          <ns0:rStyle ns0:val="ae"/>
+        </ns0:rPr>
+        <ns0:footnoteRef/>
+      </ns0:r>
+      <ns0:r>
+        <ns0:t xml:space="preserve"> </ns0:t>
+      </ns0:r>
+      <ns0:r>
+        <ns0:rPr>
+          <ns0:rFonts ns0:hint="eastAsia"/>
+        </ns0:rPr>
+        <ns0:t>白話版。原文言版為「我當為十方人作橋，令悉蹈我上度去。」</ns0:t>
+      </ns0:r>
+      <ns0:r>
+        <ns0:rPr>
+          <ns0:rFonts ns0:hint="eastAsia"/>
+        </ns0:rPr>
+        <ns0:t>CBETA</ns0:t>
+      </ns0:r>
+      <ns0:r>
+        <ns0:t xml:space="preserve"> 2025.R1, T08, no. 224, p. 464b25-26</ns0:t>
+      </ns0:r>
+      <ns0:r>
+        <ns0:t>。</ns0:t>
+      </ns0:r>
+    </ns0:p>
+  </ns0:footnote>
+  <ns0:footnote ns0:id="2">
+    <ns0:p ns0:rsidR="00575838" ns0:rsidRDefault="00E84721">
+      <ns0:pPr>
+        <ns0:pStyle ns0:val="ab"/>
+      </ns0:pPr>
+      <ns0:r>
+        <ns0:rPr>
+          <ns0:rStyle ns0:val="ae"/>
+        </ns0:rPr>
+        <ns0:footnoteRef/>
+      </ns0:r>
+      <ns0:r>
+        <ns0:t xml:space="preserve"> </ns0:t>
+      </ns0:r>
+      <ns0:r>
+        <ns0:rPr>
+          <ns0:rFonts ns0:hint="eastAsia"/>
+        </ns0:rPr>
+        <ns0:t>釋印順，【出處待核：《平凡的一生》或《遊心法海六十年》，需回導師原著核對卷頁】。</ns0:t>
+      </ns0:r>
+    </ns0:p>
+  </ns0:footnote>
+  <ns0:footnote ns0:id="3">
+    <ns0:p ns0:rsidR="00575838" ns0:rsidRDefault="00E84721">
+      <ns0:pPr>
+        <ns0:pStyle ns0:val="ab"/>
+      </ns0:pPr>
+      <ns0:r>
+        <ns0:rPr>
+          <ns0:rStyle ns0:val="ae"/>
+        </ns0:rPr>
+        <ns0:footnoteRef/>
+      </ns0:r>
+      <ns0:r>
+        <ns0:t xml:space="preserve"> </ns0:t>
+      </ns0:r>
+      <ns0:r>
+        <ns0:rPr>
+          <ns0:rFonts ns0:hint="eastAsia"/>
+        </ns0:rPr>
+        <ns0:t>慈林基金會介紹影片自</ns0:t>
+      </ns0:r>
+      <ns0:r>
+        <ns0:rPr>
+          <ns0:rFonts ns0:hint="eastAsia"/>
+        </ns0:rPr>
+        <ns0:t>2:00</ns0:t>
+      </ns0:r>
+      <ns0:r>
+        <ns0:rPr>
+          <ns0:rFonts ns0:hint="eastAsia"/>
+        </ns0:rPr>
+        <ns0:t>起，有林義雄先生以台語講述鸚鵡救火的故事：</ns0:t>
+      </ns0:r>
+      <ns0:r>
+        <ns0:rPr>
+          <ns0:rFonts ns0:hint="eastAsia"/>
+        </ns0:rPr>
+        <ns0:t>https://www.youtube.com/watch?v=NtClp7ERruk</ns0:t>
+      </ns0:r>
+      <ns0:r>
+        <ns0:rPr>
+          <ns0:rFonts ns0:hint="eastAsia"/>
+        </ns0:rPr>
+        <ns0:t>。《雜寶藏經》原典出處【</ns0:t>
+      </ns0:r>
+      <ns0:r>
+        <ns0:rPr>
+          <ns0:rFonts ns0:hint="eastAsia"/>
+        </ns0:rPr>
+        <ns0:t>CBETA</ns0:t>
+      </ns0:r>
+      <ns0:r>
+        <ns0:t xml:space="preserve"> </ns0:t>
+      </ns0:r>
+      <ns0:r>
+        <ns0:rPr>
+          <ns0:rFonts ns0:hint="eastAsia"/>
+        </ns0:rPr>
+        <ns0:t>卷頁待核】。</ns0:t>
+      </ns0:r>
+    </ns0:p>
+  </ns0:footnote>
+  <ns0:footnote ns0:id="4">
+    <ns0:p ns0:rsidR="00575838" ns0:rsidRDefault="00E84721">
+      <ns0:pPr>
+        <ns0:pStyle ns0:val="ab"/>
+      </ns0:pPr>
+      <ns0:r>
+        <ns0:rPr>
+          <ns0:rStyle ns0:val="ae"/>
+        </ns0:rPr>
+        <ns0:footnoteRef/>
+      </ns0:r>
+      <ns0:r>
+        <ns0:t xml:space="preserve"> 釋長慈法師口述訪談紀錄，張辰瑋訪問，2024年8月20日，新竹福嚴佛學院。收入《人間佛教與印順學派訪談集》第二冊，頁385–402，引文見頁386。</ns0:t>
+      </ns0:r>
+      <ns0:r>
+        <ns0:rPr>
+          <ns0:rFonts ns0:hint="eastAsia"/>
+        </ns0:rPr>
+        <ns0:t/>
+      </ns0:r>
+      <ns0:r>
+        <ns0:rPr>
+          <ns0:rFonts ns0:hint="eastAsia"/>
+        </ns0:rPr>
+        <ns0:t/>
+      </ns0:r>
+      <ns0:r>
+        <ns0:rPr>
+          <ns0:rFonts ns0:hint="eastAsia"/>
+        </ns0:rPr>
+        <ns0:t/>
+      </ns0:r>
+      <ns0:r>
+        <ns0:rPr>
+          <ns0:rFonts ns0:hint="eastAsia"/>
+        </ns0:rPr>
+        <ns0:t/>
+      </ns0:r>
+      <ns0:r>
+        <ns0:rPr>
+          <ns0:rFonts ns0:hint="eastAsia"/>
+        </ns0:rPr>
+        <ns0:t/>
+      </ns0:r>
+      <ns0:r>
+        <ns0:rPr>
+          <ns0:rFonts ns0:hint="eastAsia"/>
+        </ns0:rPr>
+        <ns0:t/>
+      </ns0:r>
+      <ns0:r>
+        <ns0:rPr>
+          <ns0:rFonts ns0:hint="eastAsia"/>
+        </ns0:rPr>
+        <ns0:t/>
+      </ns0:r>
+      <ns0:r>
+        <ns0:rPr>
+          <ns0:rFonts ns0:hint="eastAsia"/>
+        </ns0:rPr>
+        <ns0:t/>
+      </ns0:r>
+      <ns0:r>
+        <ns0:rPr>
+          <ns0:rFonts ns0:hint="eastAsia"/>
+        </ns0:rPr>
+        <ns0:t/>
+      </ns0:r>
+      <ns0:r>
+        <ns0:rPr>
+          <ns0:rFonts ns0:hint="eastAsia"/>
+        </ns0:rPr>
+        <ns0:t/>
+      </ns0:r>
+      <ns0:r>
+        <ns0:rPr>
+          <ns0:rFonts ns0:hint="eastAsia"/>
+        </ns0:rPr>
+        <ns0:t/>
+      </ns0:r>
+      <ns0:r>
+        <ns0:rPr>
+          <ns0:rFonts ns0:hint="eastAsia"/>
+        </ns0:rPr>
+        <ns0:t/>
+      </ns0:r>
+      <ns0:r>
+        <ns0:rPr>
+          <ns0:rFonts ns0:hint="eastAsia"/>
+        </ns0:rPr>
+        <ns0:t/>
+      </ns0:r>
+      <ns0:r>
+        <ns0:rPr>
+          <ns0:rFonts ns0:hint="eastAsia"/>
+        </ns0:rPr>
+        <ns0:t/>
+      </ns0:r>
+    </ns0:p>
+  </ns0:footnote>
+  <ns0:footnote ns0:id="5">
+    <ns0:p ns0:rsidR="00575838" ns0:rsidRDefault="00E84721">
+      <ns0:pPr>
+        <ns0:pStyle ns0:val="ab"/>
+      </ns0:pPr>
+      <ns0:r>
+        <ns0:rPr>
+          <ns0:rStyle ns0:val="ae"/>
+        </ns0:rPr>
+        <ns0:footnoteRef/>
+      </ns0:r>
+      <ns0:r>
+        <ns0:t xml:space="preserve"> </ns0:t>
+      </ns0:r>
+      <ns0:r>
+        <ns0:rPr>
+          <ns0:rFonts ns0:hint="eastAsia"/>
+        </ns0:rPr>
+        <ns0:t>羅伯特‧賴特（</ns0:t>
+      </ns0:r>
+      <ns0:r>
+        <ns0:rPr>
+          <ns0:rFonts ns0:hint="eastAsia"/>
+        </ns0:rPr>
+        <ns0:t>Robert</ns0:t>
+      </ns0:r>
+      <ns0:r>
+        <ns0:t xml:space="preserve"> </ns0:t>
+      </ns0:r>
+      <ns0:r>
+        <ns0:rPr>
+          <ns0:rFonts ns0:hint="eastAsia"/>
+        </ns0:rPr>
+        <ns0:t>Wright</ns0:t>
+      </ns0:r>
+      <ns0:r>
+        <ns0:rPr>
+          <ns0:rFonts ns0:hint="eastAsia"/>
+        </ns0:rPr>
+        <ns0:t>）著，宋宜真譯，《令人神往的靜坐開悟：普林斯頓大學心理學博士用科學角度告訴你，佛學為什麼是真的》（台北：究竟，</ns0:t>
+      </ns0:r>
+      <ns0:r>
+        <ns0:rPr>
+          <ns0:rFonts ns0:hint="eastAsia"/>
+        </ns0:rPr>
+        <ns0:t>2018</ns0:t>
+      </ns0:r>
+      <ns0:r>
+        <ns0:rPr>
+          <ns0:rFonts ns0:hint="eastAsia"/>
+        </ns0:rPr>
+        <ns0:t>）【譯者與版本資訊待核；引用段落頁碼待核】。</ns0:t>
+      </ns0:r>
+    </ns0:p>
+  </ns0:footnote>
+  <ns0:footnote ns0:id="6">
+    <ns0:p ns0:rsidR="00575838" ns0:rsidRDefault="00E84721">
+      <ns0:pPr>
+        <ns0:pStyle ns0:val="ab"/>
+      </ns0:pPr>
+      <ns0:r>
+        <ns0:rPr>
+          <ns0:rStyle ns0:val="ae"/>
+        </ns0:rPr>
+        <ns0:footnoteRef/>
+      </ns0:r>
+      <ns0:r>
+        <ns0:t xml:space="preserve"> </ns0:t>
+      </ns0:r>
+      <ns0:r>
+        <ns0:rPr>
+          <ns0:rFonts ns0:hint="eastAsia"/>
+        </ns0:rPr>
+        <ns0:t>見附錄「訪談人物分類表」。訪談期間為</ns0:t>
+      </ns0:r>
+      <ns0:r>
+        <ns0:rPr>
+          <ns0:rFonts ns0:hint="eastAsia"/>
+        </ns0:rPr>
+        <ns0:t>2023</ns0:t>
+      </ns0:r>
+      <ns0:r>
+        <ns0:rPr>
+          <ns0:rFonts ns0:hint="eastAsia"/>
+        </ns0:rPr>
+        <ns0:t>年</ns0:t>
+      </ns0:r>
+      <ns0:r>
+        <ns0:rPr>
+          <ns0:rFonts ns0:hint="eastAsia"/>
+        </ns0:rPr>
+        <ns0:t>1</ns0:t>
+      </ns0:r>
+      <ns0:r>
+        <ns0:rPr>
+          <ns0:rFonts ns0:hint="eastAsia"/>
+        </ns0:rPr>
+        <ns0:t>月至</ns0:t>
+      </ns0:r>
+      <ns0:r>
+        <ns0:rPr>
+          <ns0:rFonts ns0:hint="eastAsia"/>
+        </ns0:rPr>
+        <ns0:t>2025</ns0:t>
+      </ns0:r>
+      <ns0:r>
+        <ns0:rPr>
+          <ns0:rFonts ns0:hint="eastAsia"/>
+        </ns0:rPr>
+        <ns0:t>年</ns0:t>
+      </ns0:r>
+      <ns0:r>
+        <ns0:rPr>
+          <ns0:rFonts ns0:hint="eastAsia"/>
+        </ns0:rPr>
+        <ns0:t>7</ns0:t>
+      </ns0:r>
+      <ns0:r>
+        <ns0:rPr>
+          <ns0:rFonts ns0:hint="eastAsia"/>
+        </ns0:rPr>
+        <ns0:t>月，共計【人數待核】位受訪者。</ns0:t>
+      </ns0:r>
+    </ns0:p>
+  </ns0:footnote>
+  <ns0:footnote ns0:id="7">
+    <ns0:p ns0:rsidR="00575838" ns0:rsidRDefault="00E84721">
+      <ns0:pPr>
+        <ns0:pStyle ns0:val="ab"/>
+      </ns0:pPr>
+      <ns0:r>
+        <ns0:rPr>
+          <ns0:rStyle ns0:val="ae"/>
+        </ns0:rPr>
+        <ns0:footnoteRef/>
+      </ns0:r>
+      <ns0:r>
+        <ns0:t xml:space="preserve"> </ns0:t>
+      </ns0:r>
+      <ns0:r>
+        <ns0:rPr>
+          <ns0:rFonts ns0:hint="eastAsia"/>
+        </ns0:rPr>
+        <ns0:t>關於田野中夢的人類學討論，參見【文獻待補：夢的人類學】。</ns0:t>
+      </ns0:r>
+    </ns0:p>
+  </ns0:footnote>
+  <ns0:footnote ns0:id="8">
+    <ns0:p ns0:rsidR="00575838" ns0:rsidRDefault="00E84721">
+      <ns0:pPr>
+        <ns0:pStyle ns0:val="ab"/>
+      </ns0:pPr>
+      <ns0:r>
+        <ns0:rPr>
+          <ns0:rStyle ns0:val="ae"/>
+        </ns0:rPr>
+        <ns0:footnoteRef/>
+      </ns0:r>
+      <ns0:r>
+        <ns0:t xml:space="preserve"> Ruth Behar, </ns0:t>
+      </ns0:r>
+      <ns0:r>
+        <ns0:rPr>
+          <ns0:i/>
+          <ns0:iCs/>
+        </ns0:rPr>
+        <ns0:t>The Vulnerable Observer: Anthropology That Breaks Your Heart</ns0:t>
+      </ns0:r>
+      <ns0:r>
+        <ns0:t xml:space="preserve"> (Boston: Beacon Press, </ns0:t>
+      </ns0:r>
+      <ns0:r>
+        <ns0:rPr>
+          <ns0:rFonts ns0:hint="eastAsia"/>
+        </ns0:rPr>
+        <ns0:t>1996)</ns0:t>
+      </ns0:r>
+      <ns0:r>
+        <ns0:rPr>
+          <ns0:rFonts ns0:hint="eastAsia"/>
+        </ns0:rPr>
+        <ns0:t>【頁碼待核】。</ns0:t>
+      </ns0:r>
+    </ns0:p>
+  </ns0:footnote>
+  <ns0:footnote ns0:id="9">
+    <ns0:p ns0:rsidR="00575838" ns0:rsidRDefault="00E84721">
+      <ns0:pPr>
+        <ns0:pStyle ns0:val="ab"/>
+      </ns0:pPr>
+      <ns0:r>
+        <ns0:rPr>
+          <ns0:rStyle ns0:val="ae"/>
+        </ns0:rPr>
+        <ns0:footnoteRef/>
+      </ns0:r>
+      <ns0:r>
+        <ns0:t xml:space="preserve"> Carlo Ginzburg, “Clues: Roots of an Evidential Paradigm,” in </ns0:t>
+      </ns0:r>
+      <ns0:r>
+        <ns0:rPr>
+          <ns0:i/>
+          <ns0:iCs/>
+        </ns0:rPr>
+        <ns0:t>Clues, Myths, and the Historical Method</ns0:t>
+      </ns0:r>
+      <ns0:r>
+        <ns0:t xml:space="preserve"> (Baltimore: Johns Hopkins University Press, 1989), pp. </ns0:t>
+      </ns0:r>
+      <ns0:r>
+        <ns0:rPr>
+          <ns0:rFonts ns0:hint="eastAsia"/>
+        </ns0:rPr>
+        <ns0:t>9</ns0:t>
+      </ns0:r>
+      <ns0:r>
+        <ns0:rPr>
+          <ns0:rFonts ns0:hint="eastAsia"/>
+        </ns0:rPr>
+        <ns0:t>6-125</ns0:t>
+      </ns0:r>
+      <ns0:r>
+        <ns0:rPr>
+          <ns0:rFonts ns0:hint="eastAsia"/>
+        </ns0:rPr>
+        <ns0:t>【中譯本資訊待核】。</ns0:t>
+      </ns0:r>
+    </ns0:p>
+  </ns0:footnote>
+  <ns0:footnote ns0:id="10">
+    <ns0:p ns0:rsidR="00575838" ns0:rsidRDefault="00E84721">
+      <ns0:pPr>
+        <ns0:pStyle ns0:val="ab"/>
+      </ns0:pPr>
+      <ns0:r>
+        <ns0:rPr>
+          <ns0:rStyle ns0:val="ae"/>
+        </ns0:rPr>
+        <ns0:footnoteRef/>
+      </ns0:r>
+      <ns0:r>
+        <ns0:t xml:space="preserve"> 釋長慈法師口述訪談紀錄，張辰瑋訪問，2024年8月20日，新竹福嚴佛學院。收入《人間佛教與印順學派訪談集》第二冊，頁385–402。</ns0:t>
+      </ns0:r>
+      <ns0:r>
+        <ns0:rPr>
+          <ns0:rFonts ns0:hint="eastAsia"/>
+        </ns0:rPr>
+        <ns0:t/>
+      </ns0:r>
+      <ns0:r>
+        <ns0:rPr>
+          <ns0:rFonts ns0:hint="eastAsia"/>
+        </ns0:rPr>
+        <ns0:t/>
+      </ns0:r>
+      <ns0:r>
+        <ns0:rPr>
+          <ns0:rFonts ns0:hint="eastAsia"/>
+        </ns0:rPr>
+        <ns0:t/>
+      </ns0:r>
+      <ns0:r>
+        <ns0:rPr>
+          <ns0:rFonts ns0:hint="eastAsia"/>
+        </ns0:rPr>
+        <ns0:t/>
+      </ns0:r>
+      <ns0:r>
+        <ns0:rPr>
+          <ns0:rFonts ns0:hint="eastAsia"/>
+        </ns0:rPr>
+        <ns0:t/>
+      </ns0:r>
+      <ns0:r>
+        <ns0:rPr>
+          <ns0:rFonts ns0:hint="eastAsia"/>
+        </ns0:rPr>
+        <ns0:t/>
+      </ns0:r>
+      <ns0:r>
+        <ns0:rPr>
+          <ns0:rFonts ns0:hint="eastAsia"/>
+        </ns0:rPr>
+        <ns0:t/>
+      </ns0:r>
+      <ns0:r>
+        <ns0:rPr>
+          <ns0:rFonts ns0:hint="eastAsia"/>
+        </ns0:rPr>
+        <ns0:t/>
+      </ns0:r>
+      <ns0:r>
+        <ns0:rPr>
+          <ns0:rFonts ns0:hint="eastAsia"/>
+        </ns0:rPr>
+        <ns0:t/>
+      </ns0:r>
+      <ns0:r>
+        <ns0:rPr>
+          <ns0:rFonts ns0:hint="eastAsia"/>
+        </ns0:rPr>
+        <ns0:t/>
+      </ns0:r>
+      <ns0:r>
+        <ns0:rPr>
+          <ns0:rFonts ns0:hint="eastAsia"/>
+        </ns0:rPr>
+        <ns0:t/>
+      </ns0:r>
+    </ns0:p>
+  </ns0:footnote>
+  <ns0:footnote ns0:id="11">
+    <ns0:p ns0:rsidR="00575838" ns0:rsidRDefault="00E84721">
+      <ns0:pPr>
+        <ns0:pStyle ns0:val="ab"/>
+      </ns0:pPr>
+      <ns0:r>
+        <ns0:rPr>
+          <ns0:rStyle ns0:val="ae"/>
+        </ns0:rPr>
+        <ns0:footnoteRef/>
+      </ns0:r>
+      <ns0:r>
+        <ns0:t xml:space="preserve"> 釋宏印法師口述訪談紀錄，張辰瑋訪問，2024年4月18日，嘉義海印精舍。收入《人間佛教與印順學派訪談集》第二冊，頁336–357，引文見頁340。</ns0:t>
+      </ns0:r>
+      <ns0:r>
+        <ns0:rPr>
+          <ns0:rFonts ns0:hint="eastAsia"/>
+        </ns0:rPr>
+        <ns0:t/>
+      </ns0:r>
+      <ns0:r>
+        <ns0:rPr>
+          <ns0:rFonts ns0:hint="eastAsia"/>
+        </ns0:rPr>
+        <ns0:t/>
+      </ns0:r>
+      <ns0:r>
+        <ns0:rPr>
+          <ns0:rFonts ns0:hint="eastAsia"/>
+        </ns0:rPr>
+        <ns0:t/>
+      </ns0:r>
+      <ns0:r>
+        <ns0:rPr>
+          <ns0:rFonts ns0:hint="eastAsia"/>
+        </ns0:rPr>
+        <ns0:t/>
+      </ns0:r>
+      <ns0:r>
+        <ns0:rPr>
+          <ns0:rFonts ns0:hint="eastAsia"/>
+        </ns0:rPr>
+        <ns0:t/>
+      </ns0:r>
+      <ns0:r>
+        <ns0:rPr>
+          <ns0:rFonts ns0:hint="eastAsia"/>
+        </ns0:rPr>
+        <ns0:t/>
+      </ns0:r>
+      <ns0:r>
+        <ns0:rPr>
+          <ns0:rFonts ns0:hint="eastAsia"/>
+        </ns0:rPr>
+        <ns0:t/>
+      </ns0:r>
+      <ns0:r>
+        <ns0:rPr>
+          <ns0:rFonts ns0:hint="eastAsia"/>
+        </ns0:rPr>
+        <ns0:t/>
+      </ns0:r>
+      <ns0:r>
+        <ns0:rPr>
+          <ns0:rFonts ns0:hint="eastAsia"/>
+        </ns0:rPr>
+        <ns0:t/>
+      </ns0:r>
+      <ns0:r>
+        <ns0:rPr>
+          <ns0:rFonts ns0:hint="eastAsia"/>
+        </ns0:rPr>
+        <ns0:t/>
+      </ns0:r>
+      <ns0:r>
+        <ns0:rPr>
+          <ns0:rFonts ns0:hint="eastAsia"/>
+        </ns0:rPr>
+        <ns0:t/>
+      </ns0:r>
+      <ns0:r>
+        <ns0:rPr>
+          <ns0:rFonts ns0:hint="eastAsia"/>
+        </ns0:rPr>
+        <ns0:t/>
+      </ns0:r>
+      <ns0:r>
+        <ns0:rPr>
+          <ns0:rFonts ns0:hint="eastAsia"/>
+        </ns0:rPr>
+        <ns0:t/>
+      </ns0:r>
+    </ns0:p>
+  </ns0:footnote>
+  <ns0:footnote ns0:id="12">
+    <ns0:p ns0:rsidR="00575838" ns0:rsidRDefault="00E84721">
+      <ns0:pPr>
+        <ns0:pStyle ns0:val="ab"/>
+      </ns0:pPr>
+      <ns0:r>
+        <ns0:rPr>
+          <ns0:rStyle ns0:val="ae"/>
+        </ns0:rPr>
+        <ns0:footnoteRef/>
+      </ns0:r>
+      <ns0:r>
+        <ns0:t xml:space="preserve"> 釋清德法師口述訪談紀錄，張辰瑋訪問，2024年9月13日，台北市松山區紹印精舍。收入《人間佛教與印順學派訪談集》第二冊，頁281–296。</ns0:t>
+      </ns0:r>
+      <ns0:r>
+        <ns0:rPr>
+          <ns0:rFonts ns0:hint="eastAsia"/>
+        </ns0:rPr>
+        <ns0:t/>
+      </ns0:r>
+      <ns0:r>
+        <ns0:rPr>
+          <ns0:rFonts ns0:hint="eastAsia"/>
+        </ns0:rPr>
+        <ns0:t/>
+      </ns0:r>
+      <ns0:r>
+        <ns0:rPr>
+          <ns0:rFonts ns0:hint="eastAsia"/>
+        </ns0:rPr>
+        <ns0:t/>
+      </ns0:r>
+      <ns0:r>
+        <ns0:rPr>
+          <ns0:rFonts ns0:hint="eastAsia"/>
+        </ns0:rPr>
+        <ns0:t/>
+      </ns0:r>
+      <ns0:r>
+        <ns0:rPr>
+          <ns0:rFonts ns0:hint="eastAsia"/>
+        </ns0:rPr>
+        <ns0:t/>
+      </ns0:r>
+      <ns0:r>
+        <ns0:rPr>
+          <ns0:rFonts ns0:hint="eastAsia"/>
+        </ns0:rPr>
+        <ns0:t/>
+      </ns0:r>
+      <ns0:r>
+        <ns0:rPr>
+          <ns0:rFonts ns0:hint="eastAsia"/>
+        </ns0:rPr>
+        <ns0:t/>
+      </ns0:r>
+      <ns0:r>
+        <ns0:rPr>
+          <ns0:rFonts ns0:hint="eastAsia"/>
+        </ns0:rPr>
+        <ns0:t/>
+      </ns0:r>
+      <ns0:r>
+        <ns0:rPr>
+          <ns0:rFonts ns0:hint="eastAsia"/>
+        </ns0:rPr>
+        <ns0:t/>
+      </ns0:r>
+      <ns0:r>
+        <ns0:rPr>
+          <ns0:rFonts ns0:hint="eastAsia"/>
+        </ns0:rPr>
+        <ns0:t/>
+      </ns0:r>
+      <ns0:r>
+        <ns0:rPr>
+          <ns0:rFonts ns0:hint="eastAsia"/>
+        </ns0:rPr>
+        <ns0:t/>
+      </ns0:r>
+    </ns0:p>
+  </ns0:footnote>
+  <ns0:footnote ns0:id="13">
+    <ns0:p ns0:rsidR="00575838" ns0:rsidRDefault="00E84721">
+      <ns0:pPr>
+        <ns0:pStyle ns0:val="ab"/>
+      </ns0:pPr>
+      <ns0:r>
+        <ns0:rPr>
+          <ns0:rStyle ns0:val="ae"/>
+        </ns0:rPr>
+        <ns0:footnoteRef/>
+      </ns0:r>
+      <ns0:r>
+        <ns0:t xml:space="preserve"> C. Julia Huang, </ns0:t>
+      </ns0:r>
+      <ns0:r>
+        <ns0:rPr>
+          <ns0:i/>
+          <ns0:iCs/>
+        </ns0:rPr>
+        <ns0:t>Charism</ns0:t>
+      </ns0:r>
+      <ns0:r>
+        <ns0:rPr>
+          <ns0:i/>
+          <ns0:iCs/>
+        </ns0:rPr>
+        <ns0:t>a and Compassion: Cheng Yen and the Buddhist Tzu Chi Movement</ns0:t>
+      </ns0:r>
+      <ns0:r>
+        <ns0:t xml:space="preserve"> (Cambridge, MA: Harvard University Press, 2009).</ns0:t>
+      </ns0:r>
+    </ns0:p>
+  </ns0:footnote>
+  <ns0:footnote ns0:id="14">
+    <ns0:p ns0:rsidR="00575838" ns0:rsidRDefault="00E84721">
+      <ns0:pPr>
+        <ns0:pStyle ns0:val="ab"/>
+      </ns0:pPr>
+      <ns0:r>
+        <ns0:rPr>
+          <ns0:rStyle ns0:val="ae"/>
+        </ns0:rPr>
+        <ns0:footnoteRef/>
+      </ns0:r>
+      <ns0:r>
+        <ns0:t xml:space="preserve"> </ns0:t>
+      </ns0:r>
+      <ns0:r>
+        <ns0:rPr>
+          <ns0:rFonts ns0:hint="eastAsia"/>
+        </ns0:rPr>
+        <ns0:t>太虛，〈怎樣來建設人間佛教〉（</ns0:t>
+      </ns0:r>
+      <ns0:r>
+        <ns0:rPr>
+          <ns0:rFonts ns0:hint="eastAsia"/>
+        </ns0:rPr>
+        <ns0:t>1933</ns0:t>
+      </ns0:r>
+      <ns0:r>
+        <ns0:rPr>
+          <ns0:rFonts ns0:hint="eastAsia"/>
+        </ns0:rPr>
+        <ns0:t>）【出處頁碼待核】。</ns0:t>
+      </ns0:r>
+    </ns0:p>
+  </ns0:footnote>
+  <ns0:footnote ns0:id="15">
+    <ns0:p ns0:rsidR="00575838" ns0:rsidRDefault="00E84721">
+      <ns0:pPr>
+        <ns0:pStyle ns0:val="ab"/>
+      </ns0:pPr>
+      <ns0:r>
+        <ns0:rPr>
+          <ns0:rStyle ns0:val="ae"/>
+        </ns0:rPr>
+        <ns0:footnoteRef/>
+      </ns0:r>
+      <ns0:r>
+        <ns0:t xml:space="preserve"> Elise A. DeVido, “Buddhism for This World: The Buddhist Revival in Vietnam, 1920–1951, and Its Legacy,” in </ns0:t>
+      </ns0:r>
+      <ns0:r>
+        <ns0:rPr>
+          <ns0:i/>
+          <ns0:iCs/>
+        </ns0:rPr>
+        <ns0:t>Mode</ns0:t>
+      </ns0:r>
+      <ns0:r>
+        <ns0:rPr>
+          <ns0:i/>
+          <ns0:iCs/>
+        </ns0:rPr>
+        <ns0:t>rnity and Re-enchantment: Religion in Post-revolutionary Vietnam</ns0:t>
+      </ns0:r>
+      <ns0:r>
+        <ns0:t xml:space="preserve">, ed. Philip Taylor (Singapore: ISEAS, </ns0:t>
+      </ns0:r>
+      <ns0:r>
+        <ns0:rPr>
+          <ns0:rFonts ns0:hint="eastAsia"/>
+        </ns0:rPr>
+        <ns0:t>2007)</ns0:t>
+      </ns0:r>
+      <ns0:r>
+        <ns0:rPr>
+          <ns0:rFonts ns0:hint="eastAsia"/>
+        </ns0:rPr>
+        <ns0:t>【頁碼待核】。</ns0:t>
+      </ns0:r>
+    </ns0:p>
+  </ns0:footnote>
+  <ns0:footnote ns0:id="16">
+    <ns0:p ns0:rsidR="00575838" ns0:rsidRDefault="00E84721">
+      <ns0:pPr>
+        <ns0:pStyle ns0:val="ab"/>
+      </ns0:pPr>
+      <ns0:r>
+        <ns0:rPr>
+          <ns0:rStyle ns0:val="ae"/>
+        </ns0:rPr>
+        <ns0:footnoteRef/>
+      </ns0:r>
+      <ns0:r>
+        <ns0:t xml:space="preserve"> </ns0:t>
+      </ns0:r>
+      <ns0:r>
+        <ns0:rPr>
+          <ns0:rFonts ns0:hint="eastAsia"/>
+        </ns0:rPr>
+        <ns0:t>釋印順，《印度之佛教》自序【頁碼待核】。</ns0:t>
+      </ns0:r>
+    </ns0:p>
+  </ns0:footnote>
+  <ns0:footnote ns0:id="17">
+    <ns0:p ns0:rsidR="00575838" ns0:rsidRDefault="00E84721">
+      <ns0:pPr>
+        <ns0:pStyle ns0:val="ab"/>
+      </ns0:pPr>
+      <ns0:r>
+        <ns0:rPr>
+          <ns0:rStyle ns0:val="ae"/>
+        </ns0:rPr>
+        <ns0:footnoteRef/>
+      </ns0:r>
+      <ns0:r>
+        <ns0:t xml:space="preserve"> </ns0:t>
+      </ns0:r>
+      <ns0:r>
+        <ns0:rPr>
+          <ns0:rFonts ns0:hint="eastAsia"/>
+        </ns0:rPr>
+        <ns0:t>本節思想體系整理，詳見張辰瑋碩士論文第二章第二節【頁碼待核】。</ns0:t>
+      </ns0:r>
+    </ns0:p>
+  </ns0:footnote>
+  <ns0:footnote ns0:id="18">
+    <ns0:p ns0:rsidR="00575838" ns0:rsidRDefault="00E84721">
+      <ns0:pPr>
+        <ns0:pStyle ns0:val="ab"/>
+      </ns0:pPr>
+      <ns0:r>
+        <ns0:rPr>
+          <ns0:rStyle ns0:val="ae"/>
+        </ns0:rPr>
+        <ns0:footnoteRef/>
+      </ns0:r>
+      <ns0:r>
+        <ns0:t xml:space="preserve"> Pierre Nora, “Between Memory and History: Les Lieux de Mémoire,” </ns0:t>
+      </ns0:r>
+      <ns0:r>
+        <ns0:rPr>
+          <ns0:i/>
+          <ns0:iCs/>
+        </ns0:rPr>
+        <ns0:t>Representations</ns0:t>
+      </ns0:r>
+      <ns0:r>
+        <ns0:t xml:space="preserve"> </ns0:t>
+      </ns0:r>
+      <ns0:r>
+        <ns0:t>26 (1989): 7-24.</ns0:t>
+      </ns0:r>
+    </ns0:p>
+  </ns0:footnote>
+  <ns0:footnote ns0:id="19">
+    <ns0:p ns0:rsidR="00575838" ns0:rsidRDefault="00E84721">
+      <ns0:pPr>
+        <ns0:pStyle ns0:val="ab"/>
+      </ns0:pPr>
+      <ns0:r>
+        <ns0:rPr>
+          <ns0:rStyle ns0:val="ae"/>
+        </ns0:rPr>
+        <ns0:footnoteRef/>
+      </ns0:r>
+      <ns0:r>
+        <ns0:t xml:space="preserve"> </ns0:t>
+      </ns0:r>
+      <ns0:r>
+        <ns0:rPr>
+          <ns0:rFonts ns0:hint="eastAsia"/>
+        </ns0:rPr>
+        <ns0:t>見張辰瑋碩士論文第三章【頁碼待核】。</ns0:t>
+      </ns0:r>
+    </ns0:p>
+  </ns0:footnote>
+  <ns0:footnote ns0:id="20">
+    <ns0:p ns0:rsidR="00575838" ns0:rsidRDefault="00E84721">
+      <ns0:pPr>
+        <ns0:pStyle ns0:val="ab"/>
+      </ns0:pPr>
+      <ns0:r>
+        <ns0:rPr>
+          <ns0:rStyle ns0:val="ae"/>
+        </ns0:rPr>
+        <ns0:footnoteRef/>
+      </ns0:r>
+      <ns0:r>
+        <ns0:t xml:space="preserve"> </ns0:t>
+      </ns0:r>
+      <ns0:r>
+        <ns0:rPr>
+          <ns0:rFonts ns0:hint="eastAsia"/>
+        </ns0:rPr>
+        <ns0:t>藍吉富，《台灣佛教辭典》（</ns0:t>
+      </ns0:r>
+      <ns0:r>
+        <ns0:rPr>
+          <ns0:rFonts ns0:hint="eastAsia"/>
+        </ns0:rPr>
+        <ns0:t>1999</ns0:t>
+      </ns0:r>
+      <ns0:r>
+        <ns0:rPr>
+          <ns0:rFonts ns0:hint="eastAsia"/>
+        </ns0:rPr>
+        <ns0:t>）【頁碼待核】。</ns0:t>
+      </ns0:r>
+    </ns0:p>
+  </ns0:footnote>
+  <ns0:footnote ns0:id="21">
+    <ns0:p ns0:rsidR="00575838" ns0:rsidRDefault="00E84721">
+      <ns0:pPr>
+        <ns0:pStyle ns0:val="ab"/>
+      </ns0:pPr>
+      <ns0:r>
+        <ns0:rPr>
+          <ns0:rStyle ns0:val="ae"/>
+        </ns0:rPr>
+        <ns0:footnoteRef/>
+      </ns0:r>
+      <ns0:r>
+        <ns0:t xml:space="preserve"> </ns0:t>
+      </ns0:r>
+      <ns0:r>
+        <ns0:rPr>
+          <ns0:rFonts ns0:hint="eastAsia"/>
+        </ns0:rPr>
+        <ns0:t>詳見張辰瑋碩士論文第二章第三節【頁碼待核】。</ns0:t>
+      </ns0:r>
+    </ns0:p>
+  </ns0:footnote>
+  <ns0:footnote ns0:id="22">
+    <ns0:p ns0:rsidR="00575838" ns0:rsidRDefault="00E84721">
+      <ns0:pPr>
+        <ns0:pStyle ns0:val="ab"/>
+      </ns0:pPr>
+      <ns0:r>
+        <ns0:rPr>
+          <ns0:rStyle ns0:val="ae"/>
+        </ns0:rPr>
+        <ns0:footnoteRef/>
+      </ns0:r>
+      <ns0:r>
+        <ns0:t xml:space="preserve"> Charles B. Jones, </ns0:t>
+      </ns0:r>
+      <ns0:r>
+        <ns0:rPr>
+          <ns0:i/>
+          <ns0:iCs/>
+        </ns0:rPr>
+        <ns0:t>Buddhism in Taiwan: Religion and the State, 1660–1990</ns0:t>
+      </ns0:r>
+      <ns0:r>
+        <ns0:t xml:space="preserve"> (Honolulu: University of Hawai’i Press, 1999); Stefania Travagnin </ns0:t>
+      </ns0:r>
+      <ns0:r>
+        <ns0:rPr>
+          <ns0:rFonts ns0:hint="eastAsia"/>
+        </ns0:rPr>
+        <ns0:t>的印順研究系列論文【篇目待核】；</ns0:t>
+      </ns0:r>
+      <ns0:r>
+        <ns0:rPr>
+          <ns0:rFonts ns0:hint="eastAsia"/>
+        </ns0:rPr>
+        <ns0:t>Marcus</ns0:t>
+      </ns0:r>
+      <ns0:r>
+        <ns0:t xml:space="preserve"> Bi</ns0:t>
+      </ns0:r>
+      <ns0:r>
+        <ns0:t xml:space="preserve">ngenheimer, </ns0:t>
+      </ns0:r>
+      <ns0:r>
+        <ns0:rPr>
+          <ns0:i/>
+          <ns0:iCs/>
+        </ns0:rPr>
+        <ns0:t>Der Mönchsgelehrte Yinshun (</ns0:t>
+      </ns0:r>
+      <ns0:r>
+        <ns0:t>1906) und seine Bedeutung für den Chinesisch-Taiwanischen Buddhismus im 20. Jahrhundert* (Heidelberg: Edition Forum, 2004)</ns0:t>
+      </ns0:r>
+      <ns0:r>
+        <ns0:t>。</ns0:t>
+      </ns0:r>
+    </ns0:p>
+  </ns0:footnote>
+  <ns0:footnote ns0:id="23">
+    <ns0:p ns0:rsidR="00575838" ns0:rsidRDefault="00E84721">
+      <ns0:pPr>
+        <ns0:pStyle ns0:val="ab"/>
+      </ns0:pPr>
+      <ns0:r>
+        <ns0:rPr>
+          <ns0:rStyle ns0:val="ae"/>
+        </ns0:rPr>
+        <ns0:footnoteRef/>
+      </ns0:r>
+      <ns0:r>
+        <ns0:t xml:space="preserve"> </ns0:t>
+      </ns0:r>
+      <ns0:r>
+        <ns0:rPr>
+          <ns0:rFonts ns0:hint="eastAsia"/>
+        </ns0:rPr>
+        <ns0:t>詳見侯坤宏、闞正宗訪問，《昭慧法師訪談錄》【頁碼待核】；並見張辰瑋碩士論文第三章第一節。</ns0:t>
+      </ns0:r>
+    </ns0:p>
+  </ns0:footnote>
+  <ns0:footnote ns0:id="24">
+    <ns0:p ns0:rsidR="00575838" ns0:rsidRDefault="00E84721">
+      <ns0:pPr>
+        <ns0:pStyle ns0:val="ab"/>
+      </ns0:pPr>
+      <ns0:r>
+        <ns0:rPr>
+          <ns0:rStyle ns0:val="ae"/>
+        </ns0:rPr>
+        <ns0:footnoteRef/>
+      </ns0:r>
+      <ns0:r>
+        <ns0:t xml:space="preserve"> 釋性廣法師口述訪談紀錄，張辰瑋訪問，2024年4月17日，玄奘大學雲來社會教育中心。收入《人間佛教與印順學派訪談集》第一冊，頁40–53，引文見頁42。</ns0:t>
+      </ns0:r>
+      <ns0:r>
+        <ns0:rPr>
+          <ns0:rFonts ns0:hint="eastAsia"/>
+        </ns0:rPr>
+        <ns0:t/>
+      </ns0:r>
+      <ns0:r>
+        <ns0:rPr>
+          <ns0:rFonts ns0:hint="eastAsia"/>
+        </ns0:rPr>
+        <ns0:t/>
+      </ns0:r>
+      <ns0:r>
+        <ns0:rPr>
+          <ns0:rFonts ns0:hint="eastAsia"/>
+        </ns0:rPr>
+        <ns0:t/>
+      </ns0:r>
+      <ns0:r>
+        <ns0:rPr>
+          <ns0:rFonts ns0:hint="eastAsia"/>
+        </ns0:rPr>
+        <ns0:t/>
+      </ns0:r>
+      <ns0:r>
+        <ns0:rPr>
+          <ns0:rFonts ns0:hint="eastAsia"/>
+        </ns0:rPr>
+        <ns0:t/>
+      </ns0:r>
+      <ns0:r>
+        <ns0:rPr>
+          <ns0:rFonts ns0:hint="eastAsia"/>
+        </ns0:rPr>
+        <ns0:t/>
+      </ns0:r>
+      <ns0:r>
+        <ns0:rPr>
+          <ns0:rFonts ns0:hint="eastAsia"/>
+        </ns0:rPr>
+        <ns0:t/>
+      </ns0:r>
+      <ns0:r>
+        <ns0:rPr>
+          <ns0:rFonts ns0:hint="eastAsia"/>
+        </ns0:rPr>
+        <ns0:t/>
+      </ns0:r>
+      <ns0:r>
+        <ns0:rPr>
+          <ns0:rFonts ns0:hint="eastAsia"/>
+        </ns0:rPr>
+        <ns0:t/>
+      </ns0:r>
+      <ns0:r>
+        <ns0:rPr>
+          <ns0:rFonts ns0:hint="eastAsia"/>
+        </ns0:rPr>
+        <ns0:t/>
+      </ns0:r>
+      <ns0:r>
+        <ns0:rPr>
+          <ns0:rFonts ns0:hint="eastAsia"/>
+        </ns0:rPr>
+        <ns0:t/>
+      </ns0:r>
+      <ns0:r>
+        <ns0:rPr>
+          <ns0:rFonts ns0:hint="eastAsia"/>
+        </ns0:rPr>
+        <ns0:t/>
+      </ns0:r>
+      <ns0:r>
+        <ns0:rPr>
+          <ns0:rFonts ns0:hint="eastAsia"/>
+        </ns0:rPr>
+        <ns0:t/>
+      </ns0:r>
+      <ns0:r>
+        <ns0:rPr>
+          <ns0:rFonts ns0:hint="eastAsia"/>
+        </ns0:rPr>
+        <ns0:t/>
+      </ns0:r>
+    </ns0:p>
+  </ns0:footnote>
+  <ns0:footnote ns0:id="25">
+    <ns0:p ns0:rsidR="00575838" ns0:rsidRDefault="00E84721">
+      <ns0:pPr>
+        <ns0:pStyle ns0:val="ab"/>
+      </ns0:pPr>
+      <ns0:r>
+        <ns0:rPr>
+          <ns0:rStyle ns0:val="ae"/>
+        </ns0:rPr>
+        <ns0:footnoteRef/>
+      </ns0:r>
+      <ns0:r>
+        <ns0:t xml:space="preserve"> </ns0:t>
+      </ns0:r>
+      <ns0:r>
+        <ns0:rPr>
+          <ns0:rFonts ns0:hint="eastAsia"/>
+        </ns0:rPr>
+        <ns0:t>見張辰瑋碩士論文第三章第一節【頁碼待核】。</ns0:t>
+      </ns0:r>
+    </ns0:p>
+  </ns0:footnote>
+  <ns0:footnote ns0:id="26">
+    <ns0:p ns0:rsidR="00575838" ns0:rsidRDefault="00E84721">
+      <ns0:pPr>
+        <ns0:pStyle ns0:val="ab"/>
+      </ns0:pPr>
+      <ns0:r>
+        <ns0:rPr>
+          <ns0:rStyle ns0:val="ae"/>
+        </ns0:rPr>
+        <ns0:footnoteRef/>
+      </ns0:r>
+      <ns0:r>
+        <ns0:t xml:space="preserve"> </ns0:t>
+      </ns0:r>
+      <ns0:r>
+        <ns0:rPr>
+          <ns0:rFonts ns0:hint="eastAsia"/>
+        </ns0:rPr>
+        <ns0:t>同上。</ns0:t>
+      </ns0:r>
+    </ns0:p>
+  </ns0:footnote>
+  <ns0:footnote ns0:id="27">
+    <ns0:p ns0:rsidR="00575838" ns0:rsidRDefault="00E84721">
+      <ns0:pPr>
+        <ns0:pStyle ns0:val="ab"/>
+      </ns0:pPr>
+      <ns0:r>
+        <ns0:rPr>
+          <ns0:rStyle ns0:val="ae"/>
+        </ns0:rPr>
+        <ns0:footnoteRef/>
+      </ns0:r>
+      <ns0:r>
+        <ns0:t xml:space="preserve"> </ns0:t>
+      </ns0:r>
+      <ns0:r>
+        <ns0:rPr>
+          <ns0:rFonts ns0:hint="eastAsia"/>
+        </ns0:rPr>
+        <ns0:t>釋性廣，〈創刊期許〉，《弘誓通訊》第</ns0:t>
+      </ns0:r>
+      <ns0:r>
+        <ns0:rPr>
+          <ns0:rFonts ns0:hint="eastAsia"/>
+        </ns0:rPr>
+        <ns0:t>1</ns0:t>
+      </ns0:r>
+      <ns0:r>
+        <ns0:rPr>
+          <ns0:rFonts ns0:hint="eastAsia"/>
+        </ns0:rPr>
+        <ns0:t>期（</ns0:t>
+      </ns0:r>
+      <ns0:r>
+        <ns0:rPr>
+          <ns0:rFonts ns0:hint="eastAsia"/>
+        </ns0:rPr>
+        <ns0:t>1994</ns0:t>
+      </ns0:r>
+      <ns0:r>
+        <ns0:rPr>
+          <ns0:rFonts ns0:hint="eastAsia"/>
+        </ns0:rPr>
+        <ns0:t>）【頁碼待核】。</ns0:t>
+      </ns0:r>
+    </ns0:p>
+  </ns0:footnote>
+  <ns0:footnote ns0:id="28">
+    <ns0:p ns0:rsidR="00575838" ns0:rsidRDefault="00E84721">
+      <ns0:pPr>
+        <ns0:pStyle ns0:val="ab"/>
+      </ns0:pPr>
+      <ns0:r>
+        <ns0:rPr>
+          <ns0:rStyle ns0:val="ae"/>
+        </ns0:rPr>
+        <ns0:footnoteRef/>
+      </ns0:r>
+      <ns0:r>
+        <ns0:t xml:space="preserve"> </ns0:t>
+      </ns0:r>
+      <ns0:r>
+        <ns0:rPr>
+          <ns0:rFonts ns0:hint="eastAsia"/>
+        </ns0:rPr>
+        <ns0:t>見本書第二章；張辰瑋碩士論文第三章第二節。</ns0:t>
+      </ns0:r>
+    </ns0:p>
+  </ns0:footnote>
+  <ns0:footnote ns0:id="29">
+    <ns0:p ns0:rsidR="00575838" ns0:rsidRDefault="00E84721">
+      <ns0:pPr>
+        <ns0:pStyle ns0:val="ab"/>
+      </ns0:pPr>
+      <ns0:r>
+        <ns0:rPr>
+          <ns0:rStyle ns0:val="ae"/>
+        </ns0:rPr>
+        <ns0:footnoteRef/>
+      </ns0:r>
+      <ns0:r>
+        <ns0:t xml:space="preserve"> </ns0:t>
+      </ns0:r>
+      <ns0:r>
+        <ns0:rPr>
+          <ns0:rFonts ns0:hint="eastAsia"/>
+        </ns0:rPr>
+        <ns0:t>張辰瑋碩士論文第三章第三節【頁碼待核】。</ns0:t>
+      </ns0:r>
+    </ns0:p>
+  </ns0:footnote>
+  <ns0:footnote ns0:id="30">
+    <ns0:p ns0:rsidR="00575838" ns0:rsidRDefault="00E84721">
+      <ns0:pPr>
+        <ns0:pStyle ns0:val="ab"/>
+      </ns0:pPr>
+      <ns0:r>
+        <ns0:rPr>
+          <ns0:rStyle ns0:val="ae"/>
+        </ns0:rPr>
+        <ns0:footnoteRef/>
+      </ns0:r>
+      <ns0:r>
+        <ns0:t xml:space="preserve"> </ns0:t>
+      </ns0:r>
+      <ns0:r>
+        <ns0:rPr>
+          <ns0:rFonts ns0:hint="eastAsia"/>
+        </ns0:rPr>
+        <ns0:t>同上。</ns0:t>
+      </ns0:r>
+    </ns0:p>
+  </ns0:footnote>
+  <ns0:footnote ns0:id="31">
+    <ns0:p ns0:rsidR="00575838" ns0:rsidRDefault="00E84721">
+      <ns0:pPr>
+        <ns0:pStyle ns0:val="ab"/>
+      </ns0:pPr>
+      <ns0:r>
+        <ns0:rPr>
+          <ns0:rStyle ns0:val="ae"/>
+        </ns0:rPr>
+        <ns0:footnoteRef/>
+      </ns0:r>
+      <ns0:r>
+        <ns0:t xml:space="preserve"> 王彩虹居士口述訪談紀錄，張辰瑋訪問，2024年1月17日，佛教弘誓學院嵐園。收入《人間佛教與印順學派訪談集》第一冊，頁132–140，引文見頁135。</ns0:t>
+      </ns0:r>
+      <ns0:r>
+        <ns0:rPr>
+          <ns0:rFonts ns0:hint="eastAsia"/>
+        </ns0:rPr>
+        <ns0:t/>
+      </ns0:r>
+      <ns0:r>
+        <ns0:rPr>
+          <ns0:rFonts ns0:hint="eastAsia"/>
+        </ns0:rPr>
+        <ns0:t/>
+      </ns0:r>
+      <ns0:r>
+        <ns0:rPr>
+          <ns0:rFonts ns0:hint="eastAsia"/>
+        </ns0:rPr>
+        <ns0:t/>
+      </ns0:r>
+      <ns0:r>
+        <ns0:rPr>
+          <ns0:rFonts ns0:hint="eastAsia"/>
+        </ns0:rPr>
+        <ns0:t/>
+      </ns0:r>
+      <ns0:r>
+        <ns0:rPr>
+          <ns0:rFonts ns0:hint="eastAsia"/>
+        </ns0:rPr>
+        <ns0:t/>
+      </ns0:r>
+      <ns0:r>
+        <ns0:rPr>
+          <ns0:rFonts ns0:hint="eastAsia"/>
+        </ns0:rPr>
+        <ns0:t/>
+      </ns0:r>
+      <ns0:r>
+        <ns0:rPr>
+          <ns0:rFonts ns0:hint="eastAsia"/>
+        </ns0:rPr>
+        <ns0:t/>
+      </ns0:r>
+      <ns0:r>
+        <ns0:rPr>
+          <ns0:rFonts ns0:hint="eastAsia"/>
+        </ns0:rPr>
+        <ns0:t/>
+      </ns0:r>
+      <ns0:r>
+        <ns0:rPr>
+          <ns0:rFonts ns0:hint="eastAsia"/>
+        </ns0:rPr>
+        <ns0:t/>
+      </ns0:r>
+      <ns0:r>
+        <ns0:rPr>
+          <ns0:rFonts ns0:hint="eastAsia"/>
+        </ns0:rPr>
+        <ns0:t/>
+      </ns0:r>
+      <ns0:r>
+        <ns0:rPr>
+          <ns0:rFonts ns0:hint="eastAsia"/>
+        </ns0:rPr>
+        <ns0:t/>
+      </ns0:r>
+      <ns0:r>
+        <ns0:rPr>
+          <ns0:rFonts ns0:hint="eastAsia"/>
+        </ns0:rPr>
+        <ns0:t/>
+      </ns0:r>
+      <ns0:r>
+        <ns0:rPr>
+          <ns0:rFonts ns0:hint="eastAsia"/>
+        </ns0:rPr>
+        <ns0:t/>
+      </ns0:r>
+    </ns0:p>
+  </ns0:footnote>
+  <ns0:footnote ns0:id="32">
+    <ns0:p ns0:rsidR="00575838" ns0:rsidRDefault="00E84721">
+      <ns0:pPr>
+        <ns0:pStyle ns0:val="ab"/>
+      </ns0:pPr>
+      <ns0:r>
+        <ns0:rPr>
+          <ns0:rStyle ns0:val="ae"/>
+        </ns0:rPr>
+        <ns0:footnoteRef/>
+      </ns0:r>
+      <ns0:r>
+        <ns0:t xml:space="preserve"> Richard Madsen, </ns0:t>
+      </ns0:r>
+      <ns0:r>
+        <ns0:rPr>
+          <ns0:i/>
+          <ns0:iCs/>
+        </ns0:rPr>
+        <ns0:t>Democracy’s Dharma: Religious Renaissance and Political Development in Taiwan</ns0:t>
+      </ns0:r>
+      <ns0:r>
+        <ns0:t xml:space="preserve"> (Berkeley: University of California Press, </ns0:t>
+      </ns0:r>
+      <ns0:r>
+        <ns0:rPr>
+          <ns0:rFonts ns0:hint="eastAsia"/>
+        </ns0:rPr>
+        <ns0:t>2007)</ns0:t>
+      </ns0:r>
+      <ns0:r>
+        <ns0:rPr>
+          <ns0:rFonts ns0:hint="eastAsia"/>
+        </ns0:rPr>
+        <ns0:t>；中譯本《民主妙法：台灣的宗教復興與政治發展》（台北：台大出版中心）【版本年份與頁碼待核】。</ns0:t>
+      </ns0:r>
+    </ns0:p>
+  </ns0:footnote>
+  <ns0:footnote ns0:id="33">
+    <ns0:p ns0:rsidR="00575838" ns0:rsidRDefault="00E84721">
+      <ns0:pPr>
+        <ns0:pStyle ns0:val="ab"/>
+      </ns0:pPr>
+      <ns0:r>
+        <ns0:rPr>
+          <ns0:rStyle ns0:val="ae"/>
+        </ns0:rPr>
+        <ns0:footnoteRef/>
+      </ns0:r>
+      <ns0:r>
+        <ns0:t xml:space="preserve"> Elise Anne DeVido, </ns0:t>
+      </ns0:r>
+      <ns0:r>
+        <ns0:rPr>
+          <ns0:i/>
+          <ns0:iCs/>
+        </ns0:rPr>
+        <ns0:t>Taiwan’s Buddhist Nuns</ns0:t>
+      </ns0:r>
+      <ns0:r>
+        <ns0:t xml:space="preserve"> (Albany: SUNY Press, </ns0:t>
+      </ns0:r>
+      <ns0:r>
+        <ns0:rPr>
+          <ns0:rFonts ns0:hint="eastAsia"/>
+        </ns0:rPr>
+        <ns0:t>2010)</ns0:t>
+      </ns0:r>
+      <ns0:r>
+        <ns0:rPr>
+          <ns0:rFonts ns0:hint="eastAsia"/>
+        </ns0:rPr>
+        <ns0:t>【頁碼待核】。</ns0:t>
+      </ns0:r>
+    </ns0:p>
+  </ns0:footnote>
+  <ns0:footnote ns0:id="34">
+    <ns0:p ns0:rsidR="00575838" ns0:rsidRDefault="00E84721">
+      <ns0:pPr>
+        <ns0:pStyle ns0:val="ab"/>
+      </ns0:pPr>
+      <ns0:r>
+        <ns0:rPr>
+          <ns0:rStyle ns0:val="ae"/>
+        </ns0:rPr>
+        <ns0:footnoteRef/>
+      </ns0:r>
+      <ns0:r>
+        <ns0:t xml:space="preserve"> </ns0:t>
+      </ns0:r>
+      <ns0:r>
+        <ns0:rPr>
+          <ns0:rFonts ns0:hint="eastAsia"/>
+        </ns0:rPr>
+        <ns0:t>張辰瑋</ns0:t>
+      </ns0:r>
+      <ns0:r>
+        <ns0:rPr>
+          <ns0:rFonts ns0:hint="eastAsia"/>
+        </ns0:rPr>
+        <ns0:t>碩士論文第三章第三節「後印順時代『接著做』的修學典範」【頁碼待核】。</ns0:t>
+      </ns0:r>
+    </ns0:p>
+  </ns0:footnote>
+  <ns0:footnote ns0:id="35">
+    <ns0:p ns0:rsidR="00575838" ns0:rsidRDefault="00E84721">
+      <ns0:pPr>
+        <ns0:pStyle ns0:val="ab"/>
+      </ns0:pPr>
+      <ns0:r>
+        <ns0:rPr>
+          <ns0:rStyle ns0:val="ae"/>
+        </ns0:rPr>
+        <ns0:footnoteRef/>
+      </ns0:r>
+      <ns0:r>
+        <ns0:t xml:space="preserve"> </ns0:t>
+      </ns0:r>
+      <ns0:r>
+        <ns0:rPr>
+          <ns0:rFonts ns0:hint="eastAsia"/>
+        </ns0:rPr>
+        <ns0:t>釋昭慧法師訪談，張辰瑋、邱詠恩訪問，</ns0:t>
+      </ns0:r>
+      <ns0:r>
+        <ns0:rPr>
+          <ns0:rFonts ns0:hint="eastAsia"/>
+        </ns0:rPr>
+        <ns0:t>2025</ns0:t>
+      </ns0:r>
+      <ns0:r>
+        <ns0:rPr>
+          <ns0:rFonts ns0:hint="eastAsia"/>
+        </ns0:rPr>
+        <ns0:t>年</ns0:t>
+      </ns0:r>
+      <ns0:r>
+        <ns0:rPr>
+          <ns0:rFonts ns0:hint="eastAsia"/>
+        </ns0:rPr>
+        <ns0:t>7</ns0:t>
+      </ns0:r>
+      <ns0:r>
+        <ns0:rPr>
+          <ns0:rFonts ns0:hint="eastAsia"/>
+        </ns0:rPr>
+        <ns0:t>月</ns0:t>
+      </ns0:r>
+      <ns0:r>
+        <ns0:rPr>
+          <ns0:rFonts ns0:hint="eastAsia"/>
+        </ns0:rPr>
+        <ns0:t>20</ns0:t>
+      </ns0:r>
+      <ns0:r>
+        <ns0:rPr>
+          <ns0:rFonts ns0:hint="eastAsia"/>
+        </ns0:rPr>
+        <ns0:t>日，佛教弘誓學院嵐園（刊於《無境界者》【期數頁碼待核】）。</ns0:t>
+      </ns0:r>
+    </ns0:p>
+  </ns0:footnote>
+  <ns0:footnote ns0:id="36">
+    <ns0:p ns0:rsidR="00575838" ns0:rsidRDefault="00E84721">
+      <ns0:pPr>
+        <ns0:pStyle ns0:val="ab"/>
+      </ns0:pPr>
+      <ns0:r>
+        <ns0:rPr>
+          <ns0:rStyle ns0:val="ae"/>
+        </ns0:rPr>
+        <ns0:footnoteRef/>
+      </ns0:r>
+      <ns0:r>
+        <ns0:t xml:space="preserve"> </ns0:t>
+      </ns0:r>
+      <ns0:r>
+        <ns0:rPr>
+          <ns0:rFonts ns0:hint="eastAsia"/>
+        </ns0:rPr>
+        <ns0:t>釋昭慧，同志佛化婚禮證婚詞（</ns0:t>
+      </ns0:r>
+      <ns0:r>
+        <ns0:rPr>
+          <ns0:rFonts ns0:hint="eastAsia"/>
+        </ns0:rPr>
+        <ns0:t>2012</ns0:t>
+      </ns0:r>
+      <ns0:r>
+        <ns0:rPr>
+          <ns0:rFonts ns0:hint="eastAsia"/>
+        </ns0:rPr>
+        <ns0:t>年</ns0:t>
+      </ns0:r>
+      <ns0:r>
+        <ns0:rPr>
+          <ns0:rFonts ns0:hint="eastAsia"/>
+        </ns0:rPr>
+        <ns0:t>8</ns0:t>
+      </ns0:r>
+      <ns0:r>
+        <ns0:rPr>
+          <ns0:rFonts ns0:hint="eastAsia"/>
+        </ns0:rPr>
+        <ns0:t>月</ns0:t>
+      </ns0:r>
+      <ns0:r>
+        <ns0:rPr>
+          <ns0:rFonts ns0:hint="eastAsia"/>
+        </ns0:rPr>
+        <ns0:t>11</ns0:t>
+      </ns0:r>
+      <ns0:r>
+        <ns0:rPr>
+          <ns0:rFonts ns0:hint="eastAsia"/>
+        </ns0:rPr>
+        <ns0:t>日），轉引自張辰瑋碩士論文第四章【頁碼待核】。</ns0:t>
+      </ns0:r>
+    </ns0:p>
+  </ns0:footnote>
+  <ns0:footnote ns0:id="37">
+    <ns0:p ns0:rsidR="00575838" ns0:rsidRDefault="00E84721">
+      <ns0:pPr>
+        <ns0:pStyle ns0:val="ab"/>
+      </ns0:pPr>
+      <ns0:r>
+        <ns0:rPr>
+          <ns0:rStyle ns0:val="ae"/>
+        </ns0:rPr>
+        <ns0:footnoteRef/>
+      </ns0:r>
+      <ns0:r>
+        <ns0:t xml:space="preserve"> 黃美瑜、游雅婷居士口述訪談紀錄，張辰瑋訪問，2024年5月2日，佛教弘誓學院嵐園。收入《人間佛教與印順學派訪談集》第三冊，頁467–481，引文見頁475。</ns0:t>
+      </ns0:r>
+      <ns0:r>
+        <ns0:rPr>
+          <ns0:rFonts ns0:hint="eastAsia"/>
+        </ns0:rPr>
+        <ns0:t/>
+      </ns0:r>
+      <ns0:r>
+        <ns0:rPr>
+          <ns0:rFonts ns0:hint="eastAsia"/>
+        </ns0:rPr>
+        <ns0:t/>
+      </ns0:r>
+      <ns0:r>
+        <ns0:rPr>
+          <ns0:rFonts ns0:hint="eastAsia"/>
+        </ns0:rPr>
+        <ns0:t/>
+      </ns0:r>
+      <ns0:r>
+        <ns0:rPr>
+          <ns0:rFonts ns0:hint="eastAsia"/>
+        </ns0:rPr>
+        <ns0:t/>
+      </ns0:r>
+      <ns0:r>
+        <ns0:rPr>
+          <ns0:rFonts ns0:hint="eastAsia"/>
+        </ns0:rPr>
+        <ns0:t/>
+      </ns0:r>
+      <ns0:r>
+        <ns0:rPr>
+          <ns0:rFonts ns0:hint="eastAsia"/>
+        </ns0:rPr>
+        <ns0:t/>
+      </ns0:r>
+      <ns0:r>
+        <ns0:rPr>
+          <ns0:rFonts ns0:hint="eastAsia"/>
+        </ns0:rPr>
+        <ns0:t/>
+      </ns0:r>
+    </ns0:p>
+  </ns0:footnote>
+  <ns0:footnote ns0:id="38">
+    <ns0:p ns0:rsidR="00575838" ns0:rsidRDefault="00E84721">
+      <ns0:pPr>
+        <ns0:pStyle ns0:val="ab"/>
+      </ns0:pPr>
+      <ns0:r>
+        <ns0:rPr>
+          <ns0:rStyle ns0:val="ae"/>
+        </ns0:rPr>
+        <ns0:footnoteRef/>
+      </ns0:r>
+      <ns0:r>
+        <ns0:t xml:space="preserve"> </ns0:t>
+      </ns0:r>
+      <ns0:r>
+        <ns0:rPr>
+          <ns0:rFonts ns0:hint="eastAsia"/>
+        </ns0:rPr>
+        <ns0:t>釋印順，〈答昭慧尼〉，《華雨集》第五冊【頁碼待核】。</ns0:t>
+      </ns0:r>
+    </ns0:p>
+  </ns0:footnote>
+  <ns0:footnote ns0:id="39">
+    <ns0:p ns0:rsidR="00575838" ns0:rsidRDefault="00E84721">
+      <ns0:pPr>
+        <ns0:pStyle ns0:val="ab"/>
+      </ns0:pPr>
+      <ns0:r>
+        <ns0:rPr>
+          <ns0:rStyle ns0:val="ae"/>
+        </ns0:rPr>
+        <ns0:footnoteRef/>
+      </ns0:r>
+      <ns0:r>
+        <ns0:t xml:space="preserve"> </ns0:t>
+      </ns0:r>
+      <ns0:r>
+        <ns0:rPr>
+          <ns0:rFonts ns0:hint="eastAsia"/>
+        </ns0:rPr>
+        <ns0:t>釋昭慧，〈當代大愛道的二次革命——廢除「八敬法」宣言〉（</ns0:t>
+      </ns0:r>
+      <ns0:r>
+        <ns0:rPr>
+          <ns0:rFonts ns0:hint="eastAsia"/>
+        </ns0:rPr>
+        <ns0:t>2001</ns0:t>
+      </ns0:r>
+      <ns0:r>
+        <ns0:rPr>
+          <ns0:rFonts ns0:hint="eastAsia"/>
+        </ns0:rPr>
+        <ns0:t>年</ns0:t>
+      </ns0:r>
+      <ns0:r>
+        <ns0:rPr>
+          <ns0:rFonts ns0:hint="eastAsia"/>
+        </ns0:rPr>
+        <ns0:t>3</ns0:t>
+      </ns0:r>
+      <ns0:r>
+        <ns0:rPr>
+          <ns0:rFonts ns0:hint="eastAsia"/>
+        </ns0:rPr>
+        <ns0:t>月</ns0:t>
+      </ns0:r>
+      <ns0:r>
+        <ns0:rPr>
+          <ns0:rFonts ns0:hint="eastAsia"/>
+        </ns0:rPr>
+        <ns0:t>31</ns0:t>
+      </ns0:r>
+      <ns0:r>
+        <ns0:rPr>
+          <ns0:rFonts ns0:hint="eastAsia"/>
+        </ns0:rPr>
+        <ns0:t>日</ns0:t>
+      </ns0:r>
+      <ns0:r>
+        <ns0:rPr>
+          <ns0:rFonts ns0:hint="eastAsia"/>
+        </ns0:rPr>
+        <ns0:t>），轉引自張辰瑋碩士論文第三章【頁碼待核】。</ns0:t>
+      </ns0:r>
+    </ns0:p>
+  </ns0:footnote>
+  <ns0:footnote ns0:id="40">
+    <ns0:p ns0:rsidR="00575838" ns0:rsidRDefault="00E84721">
+      <ns0:pPr>
+        <ns0:pStyle ns0:val="ab"/>
+      </ns0:pPr>
+      <ns0:r>
+        <ns0:rPr>
+          <ns0:rStyle ns0:val="ae"/>
+        </ns0:rPr>
+        <ns0:footnoteRef/>
+      </ns0:r>
+      <ns0:r>
+        <ns0:t xml:space="preserve"> Rita M. Gross, </ns0:t>
+      </ns0:r>
+      <ns0:r>
+        <ns0:rPr>
+          <ns0:i/>
+          <ns0:iCs/>
+        </ns0:rPr>
+        <ns0:t>Buddhism After Patriarchy: A Feminist History, Analysis, and Reconstruction of Buddhism</ns0:t>
+      </ns0:r>
+      <ns0:r>
+        <ns0:t xml:space="preserve"> (Albany: SUNY Press, 1993).</ns0:t>
+      </ns0:r>
+    </ns0:p>
+  </ns0:footnote>
+  <ns0:footnote ns0:id="41">
+    <ns0:p ns0:rsidR="00575838" ns0:rsidRDefault="00E84721">
+      <ns0:pPr>
+        <ns0:pStyle ns0:val="ab"/>
+      </ns0:pPr>
+      <ns0:r>
+        <ns0:rPr>
+          <ns0:rStyle ns0:val="ae"/>
+        </ns0:rPr>
+        <ns0:footnoteRef/>
+      </ns0:r>
+      <ns0:r>
+        <ns0:t xml:space="preserve"> Ann Heirman </ns0:t>
+      </ns0:r>
+      <ns0:r>
+        <ns0:rPr>
+          <ns0:rFonts ns0:hint="eastAsia"/>
+        </ns0:rPr>
+        <ns0:t>與</ns0:t>
+      </ns0:r>
+      <ns0:r>
+        <ns0:t xml:space="preserve"> Bhikkhu Anālayo </ns0:t>
+      </ns0:r>
+      <ns0:r>
+        <ns0:rPr>
+          <ns0:rFonts ns0:hint="eastAsia"/>
+        </ns0:rPr>
+        <ns0:t>關於比丘尼律與八敬法的研究【篇目待核】。</ns0:t>
+      </ns0:r>
+    </ns0:p>
+  </ns0:footnote>
+  <ns0:footnote ns0:id="42">
+    <ns0:p ns0:rsidR="00575838" ns0:rsidRDefault="00E84721">
+      <ns0:pPr>
+        <ns0:pStyle ns0:val="ab"/>
+      </ns0:pPr>
+      <ns0:r>
+        <ns0:rPr>
+          <ns0:rStyle ns0:val="ae"/>
+        </ns0:rPr>
+        <ns0:footnoteRef/>
+      </ns0:r>
+      <ns0:r>
+        <ns0:t xml:space="preserve"> Wei-Yi Cheng, </ns0:t>
+      </ns0:r>
+      <ns0:r>
+        <ns0:rPr>
+          <ns0:i/>
+          <ns0:iCs/>
+        </ns0:rPr>
+        <ns0:t>Buddhist Nuns in Taiwan and Sri</ns0:t>
+      </ns0:r>
+      <ns0:r>
+        <ns0:rPr>
+          <ns0:i/>
+          <ns0:iCs/>
+        </ns0:rPr>
+        <ns0:t xml:space="preserve"> Lanka: A Critique of the Feminist Perspective</ns0:t>
+      </ns0:r>
+      <ns0:r>
+        <ns0:t xml:space="preserve"> (London: Routledge, 2007).</ns0:t>
+      </ns0:r>
+    </ns0:p>
+  </ns0:footnote>
+  <ns0:footnote ns0:id="43">
+    <ns0:p ns0:rsidR="00575838" ns0:rsidRDefault="00E84721">
+      <ns0:pPr>
+        <ns0:pStyle ns0:val="ab"/>
+      </ns0:pPr>
+      <ns0:r>
+        <ns0:rPr>
+          <ns0:rStyle ns0:val="ae"/>
+        </ns0:rPr>
+        <ns0:footnoteRef/>
+      </ns0:r>
+      <ns0:r>
+        <ns0:t xml:space="preserve"> </ns0:t>
+      </ns0:r>
+      <ns0:r>
+        <ns0:rPr>
+          <ns0:rFonts ns0:hint="eastAsia"/>
+        </ns0:rPr>
+        <ns0:t>釋印順致淨心法師函（</ns0:t>
+      </ns0:r>
+      <ns0:r>
+        <ns0:rPr>
+          <ns0:rFonts ns0:hint="eastAsia"/>
+        </ns0:rPr>
+        <ns0:t>2001</ns0:t>
+      </ns0:r>
+      <ns0:r>
+        <ns0:rPr>
+          <ns0:rFonts ns0:hint="eastAsia"/>
+        </ns0:rPr>
+        <ns0:t>年</ns0:t>
+      </ns0:r>
+      <ns0:r>
+        <ns0:rPr>
+          <ns0:rFonts ns0:hint="eastAsia"/>
+        </ns0:rPr>
+        <ns0:t>6</ns0:t>
+      </ns0:r>
+      <ns0:r>
+        <ns0:rPr>
+          <ns0:rFonts ns0:hint="eastAsia"/>
+        </ns0:rPr>
+        <ns0:t>月</ns0:t>
+      </ns0:r>
+      <ns0:r>
+        <ns0:rPr>
+          <ns0:rFonts ns0:hint="eastAsia"/>
+        </ns0:rPr>
+        <ns0:t>3</ns0:t>
+      </ns0:r>
+      <ns0:r>
+        <ns0:rPr>
+          <ns0:rFonts ns0:hint="eastAsia"/>
+        </ns0:rPr>
+        <ns0:t>日），轉引自張辰瑋碩士論文第三章【頁碼待核】。</ns0:t>
+      </ns0:r>
+    </ns0:p>
+  </ns0:footnote>
+  <ns0:footnote ns0:id="44">
+    <ns0:p ns0:rsidR="00575838" ns0:rsidRDefault="00E84721">
+      <ns0:pPr>
+        <ns0:pStyle ns0:val="ab"/>
+      </ns0:pPr>
+      <ns0:r>
+        <ns0:rPr>
+          <ns0:rStyle ns0:val="ae"/>
+        </ns0:rPr>
+        <ns0:footnoteRef/>
+      </ns0:r>
+      <ns0:r>
+        <ns0:t xml:space="preserve"> </ns0:t>
+      </ns0:r>
+      <ns0:r>
+        <ns0:rPr>
+          <ns0:rFonts ns0:hint="eastAsia"/>
+        </ns0:rPr>
+        <ns0:t>見張辰瑋碩士論文第三章第二節「性平剃度事件」【頁碼待核】。</ns0:t>
+      </ns0:r>
+    </ns0:p>
+  </ns0:footnote>
+  <ns0:footnote ns0:id="45">
+    <ns0:p ns0:rsidR="00575838" ns0:rsidRDefault="00E84721">
+      <ns0:pPr>
+        <ns0:pStyle ns0:val="ab"/>
+      </ns0:pPr>
+      <ns0:r>
+        <ns0:rPr>
+          <ns0:rStyle ns0:val="ae"/>
+        </ns0:rPr>
+        <ns0:footnoteRef/>
+      </ns0:r>
+      <ns0:r>
+        <ns0:t xml:space="preserve"> </ns0:t>
+      </ns0:r>
+      <ns0:r>
+        <ns0:rPr>
+          <ns0:rFonts ns0:hint="eastAsia"/>
+        </ns0:rPr>
+        <ns0:t>詳見張辰瑋碩士論文第四章第一節【頁碼待核】。</ns0:t>
+      </ns0:r>
+    </ns0:p>
+  </ns0:footnote>
+  <ns0:footnote ns0:id="46">
+    <ns0:p ns0:rsidR="00575838" ns0:rsidRDefault="00E84721">
+      <ns0:pPr>
+        <ns0:pStyle ns0:val="ab"/>
+      </ns0:pPr>
+      <ns0:r>
+        <ns0:rPr>
+          <ns0:rStyle ns0:val="ae"/>
+        </ns0:rPr>
+        <ns0:footnoteRef/>
+      </ns0:r>
+      <ns0:r>
+        <ns0:t xml:space="preserve"> 朱增宏先生口述訪談紀錄，張辰瑋訪問，2024年5月28日，台灣動物社會研究會辦公室。出走年份文獻記載有出入（論文作1998年9月，訪談紀錄受訪者簡介作1999年），定稿前需核。收入《人間佛教與印順學派訪談集》第三冊，頁521–535，引文見頁527。</ns0:t>
+      </ns0:r>
+      <ns0:r>
+        <ns0:rPr>
+          <ns0:rFonts ns0:hint="eastAsia"/>
+        </ns0:rPr>
+        <ns0:t/>
+      </ns0:r>
+      <ns0:r>
+        <ns0:rPr>
+          <ns0:rFonts ns0:hint="eastAsia"/>
+        </ns0:rPr>
+        <ns0:t/>
+      </ns0:r>
+      <ns0:r>
+        <ns0:rPr>
+          <ns0:rFonts ns0:hint="eastAsia"/>
+        </ns0:rPr>
+        <ns0:t/>
+      </ns0:r>
+      <ns0:r>
+        <ns0:rPr>
+          <ns0:rFonts ns0:hint="eastAsia"/>
+        </ns0:rPr>
+        <ns0:t/>
+      </ns0:r>
+      <ns0:r>
+        <ns0:rPr>
+          <ns0:rFonts ns0:hint="eastAsia"/>
+        </ns0:rPr>
+        <ns0:t/>
+      </ns0:r>
+      <ns0:r>
+        <ns0:rPr>
+          <ns0:rFonts ns0:hint="eastAsia"/>
+        </ns0:rPr>
+        <ns0:t/>
+      </ns0:r>
+      <ns0:r>
+        <ns0:rPr>
+          <ns0:rFonts ns0:hint="eastAsia"/>
+        </ns0:rPr>
+        <ns0:t/>
+      </ns0:r>
+      <ns0:r>
+        <ns0:rPr>
+          <ns0:rFonts ns0:hint="eastAsia"/>
+        </ns0:rPr>
+        <ns0:t/>
+      </ns0:r>
+      <ns0:r>
+        <ns0:rPr>
+          <ns0:rFonts ns0:hint="eastAsia"/>
+        </ns0:rPr>
+        <ns0:t/>
+      </ns0:r>
+      <ns0:r>
+        <ns0:rPr>
+          <ns0:rFonts ns0:hint="eastAsia"/>
+        </ns0:rPr>
+        <ns0:t/>
+      </ns0:r>
+      <ns0:r>
+        <ns0:rPr>
+          <ns0:rFonts ns0:hint="eastAsia"/>
+        </ns0:rPr>
+        <ns0:t/>
+      </ns0:r>
+      <ns0:r>
+        <ns0:rPr>
+          <ns0:rFonts ns0:hint="eastAsia"/>
+        </ns0:rPr>
+        <ns0:t/>
+      </ns0:r>
+      <ns0:r>
+        <ns0:rPr>
+          <ns0:rFonts ns0:hint="eastAsia"/>
+        </ns0:rPr>
+        <ns0:t/>
+      </ns0:r>
+      <ns0:r>
+        <ns0:rPr>
+          <ns0:rFonts ns0:hint="eastAsia"/>
+        </ns0:rPr>
+        <ns0:t/>
+      </ns0:r>
+      <ns0:r>
+        <ns0:rPr>
+          <ns0:rFonts ns0:hint="eastAsia"/>
+        </ns0:rPr>
+        <ns0:t/>
+      </ns0:r>
+      <ns0:r>
+        <ns0:rPr>
+          <ns0:rFonts ns0:hint="eastAsia"/>
+        </ns0:rPr>
+        <ns0:t/>
+      </ns0:r>
+      <ns0:r>
+        <ns0:rPr>
+          <ns0:rFonts ns0:hint="eastAsia"/>
+        </ns0:rPr>
+        <ns0:t/>
+      </ns0:r>
+      <ns0:r>
+        <ns0:rPr>
+          <ns0:rFonts ns0:hint="eastAsia"/>
+        </ns0:rPr>
+        <ns0:t/>
+      </ns0:r>
+      <ns0:r>
+        <ns0:rPr>
+          <ns0:rFonts ns0:hint="eastAsia"/>
+        </ns0:rPr>
+        <ns0:t/>
+      </ns0:r>
+    </ns0:p>
+  </ns0:footnote>
+  <ns0:footnote ns0:id="47">
+    <ns0:p ns0:rsidR="00575838" ns0:rsidRDefault="00E84721">
+      <ns0:pPr>
+        <ns0:pStyle ns0:val="ab"/>
+      </ns0:pPr>
+      <ns0:r>
+        <ns0:rPr>
+          <ns0:rStyle ns0:val="ae"/>
+        </ns0:rPr>
+        <ns0:footnoteRef/>
+      </ns0:r>
+      <ns0:r>
+        <ns0:t xml:space="preserve"> </ns0:t>
+      </ns0:r>
+      <ns0:r>
+        <ns0:rPr>
+          <ns0:rFonts ns0:hint="eastAsia"/>
+        </ns0:rPr>
+        <ns0:t>同上。</ns0:t>
+      </ns0:r>
+    </ns0:p>
+  </ns0:footnote>
+  <ns0:footnote ns0:id="48">
+    <ns0:p ns0:rsidR="00575838" ns0:rsidRDefault="00E84721">
+      <ns0:pPr>
+        <ns0:pStyle ns0:val="ab"/>
+      </ns0:pPr>
+      <ns0:r>
+        <ns0:rPr>
+          <ns0:rStyle ns0:val="ae"/>
+        </ns0:rPr>
+        <ns0:footnoteRef/>
+      </ns0:r>
+      <ns0:r>
+        <ns0:t xml:space="preserve"> 何宗勳先生口述訪談紀錄，張辰瑋訪問，2024年1月16日；何宗勳並提及《讓牠活下去：台灣收容所「零撲殺」紀實》一書記錄了整個倡議過程【書目資訊待核】，台北市中正區台灣公民參與協會。收入《人間佛教與印順學派訪談集》第三冊，頁431–440。</ns0:t>
+      </ns0:r>
+      <ns0:r>
+        <ns0:rPr>
+          <ns0:rFonts ns0:hint="eastAsia"/>
+        </ns0:rPr>
+        <ns0:t/>
+      </ns0:r>
+      <ns0:r>
+        <ns0:rPr>
+          <ns0:rFonts ns0:hint="eastAsia"/>
+        </ns0:rPr>
+        <ns0:t/>
+      </ns0:r>
+      <ns0:r>
+        <ns0:rPr>
+          <ns0:rFonts ns0:hint="eastAsia"/>
+        </ns0:rPr>
+        <ns0:t/>
+      </ns0:r>
+      <ns0:r>
+        <ns0:rPr>
+          <ns0:rFonts ns0:hint="eastAsia"/>
+        </ns0:rPr>
+        <ns0:t/>
+      </ns0:r>
+      <ns0:r>
+        <ns0:rPr>
+          <ns0:rFonts ns0:hint="eastAsia"/>
+        </ns0:rPr>
+        <ns0:t/>
+      </ns0:r>
+      <ns0:r>
+        <ns0:rPr>
+          <ns0:rFonts ns0:hint="eastAsia"/>
+        </ns0:rPr>
+        <ns0:t/>
+      </ns0:r>
+      <ns0:r>
+        <ns0:rPr>
+          <ns0:rFonts ns0:hint="eastAsia"/>
+        </ns0:rPr>
+        <ns0:t/>
+      </ns0:r>
+      <ns0:r>
+        <ns0:rPr>
+          <ns0:rFonts ns0:hint="eastAsia"/>
+        </ns0:rPr>
+        <ns0:t/>
+      </ns0:r>
+      <ns0:r>
+        <ns0:rPr>
+          <ns0:rFonts ns0:hint="eastAsia"/>
+        </ns0:rPr>
+        <ns0:t/>
+      </ns0:r>
+      <ns0:r>
+        <ns0:rPr>
+          <ns0:rFonts ns0:hint="eastAsia"/>
+        </ns0:rPr>
+        <ns0:t/>
+      </ns0:r>
+      <ns0:r>
+        <ns0:rPr>
+          <ns0:rFonts ns0:hint="eastAsia"/>
+        </ns0:rPr>
+        <ns0:t/>
+      </ns0:r>
+    </ns0:p>
+  </ns0:footnote>
+  <ns0:footnote ns0:id="49">
+    <ns0:p ns0:rsidR="00575838" ns0:rsidRDefault="00E84721">
+      <ns0:pPr>
+        <ns0:pStyle ns0:val="ab"/>
+      </ns0:pPr>
+      <ns0:r>
+        <ns0:rPr>
+          <ns0:rStyle ns0:val="ae"/>
+        </ns0:rPr>
+        <ns0:footnoteRef/>
+      </ns0:r>
+      <ns0:r>
+        <ns0:t xml:space="preserve"> </ns0:t>
+      </ns0:r>
+      <ns0:r>
+        <ns0:rPr>
+          <ns0:rFonts ns0:hint="eastAsia"/>
+        </ns0:rPr>
+        <ns0:t>張辰瑋碩士論文第四章第一節【頁碼待核】。</ns0:t>
+      </ns0:r>
+    </ns0:p>
+  </ns0:footnote>
+  <ns0:footnote ns0:id="50">
+    <ns0:p ns0:rsidR="00575838" ns0:rsidRDefault="00E84721">
+      <ns0:pPr>
+        <ns0:pStyle ns0:val="ab"/>
+      </ns0:pPr>
+      <ns0:r>
+        <ns0:rPr>
+          <ns0:rStyle ns0:val="ae"/>
+        </ns0:rPr>
+        <ns0:footnoteRef/>
+      </ns0:r>
+      <ns0:r>
+        <ns0:t xml:space="preserve"> </ns0:t>
+      </ns0:r>
+      <ns0:r>
+        <ns0:rPr>
+          <ns0:rFonts ns0:hint="eastAsia"/>
+        </ns0:rPr>
+        <ns0:t>朱增宏先生口述訪談紀錄，</ns0:t>
+      </ns0:r>
+      <ns0:r>
+        <ns0:rPr>
+          <ns0:rFonts ns0:hint="eastAsia"/>
+        </ns0:rPr>
+        <ns0:t>2024</ns0:t>
+      </ns0:r>
+      <ns0:r>
+        <ns0:rPr>
+          <ns0:rFonts ns0:hint="eastAsia"/>
+        </ns0:rPr>
+        <ns0:t>年</ns0:t>
+      </ns0:r>
+      <ns0:r>
+        <ns0:rPr>
+          <ns0:rFonts ns0:hint="eastAsia"/>
+        </ns0:rPr>
+        <ns0:t>5</ns0:t>
+      </ns0:r>
+      <ns0:r>
+        <ns0:rPr>
+          <ns0:rFonts ns0:hint="eastAsia"/>
+        </ns0:rPr>
+        <ns0:t>月</ns0:t>
+      </ns0:r>
+      <ns0:r>
+        <ns0:rPr>
+          <ns0:rFonts ns0:hint="eastAsia"/>
+        </ns0:rPr>
+        <ns0:t>28</ns0:t>
+      </ns0:r>
+      <ns0:r>
+        <ns0:rPr>
+          <ns0:rFonts ns0:hint="eastAsia"/>
+        </ns0:rPr>
+        <ns0:t>日。</ns0:t>
+      </ns0:r>
+    </ns0:p>
+  </ns0:footnote>
+  <ns0:footnote ns0:id="51">
+    <ns0:p ns0:rsidR="00575838" ns0:rsidRDefault="00E84721">
+      <ns0:pPr>
+        <ns0:pStyle ns0:val="ab"/>
+      </ns0:pPr>
+      <ns0:r>
+        <ns0:rPr>
+          <ns0:rStyle ns0:val="ae"/>
+        </ns0:rPr>
+        <ns0:footnoteRef/>
+      </ns0:r>
+      <ns0:r>
+        <ns0:t xml:space="preserve"> </ns0:t>
+      </ns0:r>
+      <ns0:r>
+        <ns0:rPr>
+          <ns0:rFonts ns0:hint="eastAsia"/>
+        </ns0:rPr>
+        <ns0:t>張辰瑋碩士論文第四章第一節「反博弈運動」【頁碼待核】。</ns0:t>
+      </ns0:r>
+    </ns0:p>
+  </ns0:footnote>
+  <ns0:footnote ns0:id="52">
+    <ns0:p ns0:rsidR="00575838" ns0:rsidRDefault="00E84721">
+      <ns0:pPr>
+        <ns0:pStyle ns0:val="ab"/>
+      </ns0:pPr>
+      <ns0:r>
+        <ns0:rPr>
+          <ns0:rStyle ns0:val="ae"/>
+        </ns0:rPr>
+        <ns0:footnoteRef/>
+      </ns0:r>
+      <ns0:r>
+        <ns0:t xml:space="preserve"> </ns0:t>
+      </ns0:r>
+      <ns0:r>
+        <ns0:rPr>
+          <ns0:rFonts ns0:hint="eastAsia"/>
+        </ns0:rPr>
+        <ns0:t>同上，「與民主人士的情誼」一節。</ns0:t>
+      </ns0:r>
+    </ns0:p>
+  </ns0:footnote>
+  <ns0:footnote ns0:id="53">
+    <ns0:p ns0:rsidR="00575838" ns0:rsidRDefault="00E84721">
+      <ns0:pPr>
+        <ns0:pStyle ns0:val="ab"/>
+      </ns0:pPr>
+      <ns0:r>
+        <ns0:rPr>
+          <ns0:rStyle ns0:val="ae"/>
+        </ns0:rPr>
+        <ns0:footnoteRef/>
+      </ns0:r>
+      <ns0:r>
+        <ns0:t xml:space="preserve"> 艾琳達教授口述訪談紀錄，張辰瑋訪問，2024年2月2日，台北市文山區國立政治大學達賢圖書館。收入《人間佛教與印順學派訪談集》第三冊，頁441–454，引文見頁443。</ns0:t>
+      </ns0:r>
+      <ns0:r>
+        <ns0:rPr>
+          <ns0:rFonts ns0:hint="eastAsia"/>
+        </ns0:rPr>
+        <ns0:t/>
+      </ns0:r>
+      <ns0:r>
+        <ns0:rPr>
+          <ns0:rFonts ns0:hint="eastAsia"/>
+        </ns0:rPr>
+        <ns0:t/>
+      </ns0:r>
+      <ns0:r>
+        <ns0:rPr>
+          <ns0:rFonts ns0:hint="eastAsia"/>
+        </ns0:rPr>
+        <ns0:t/>
+      </ns0:r>
+      <ns0:r>
+        <ns0:rPr>
+          <ns0:rFonts ns0:hint="eastAsia"/>
+        </ns0:rPr>
+        <ns0:t/>
+      </ns0:r>
+      <ns0:r>
+        <ns0:rPr>
+          <ns0:rFonts ns0:hint="eastAsia"/>
+        </ns0:rPr>
+        <ns0:t/>
+      </ns0:r>
+      <ns0:r>
+        <ns0:rPr>
+          <ns0:rFonts ns0:hint="eastAsia"/>
+        </ns0:rPr>
+        <ns0:t/>
+      </ns0:r>
+      <ns0:r>
+        <ns0:rPr>
+          <ns0:rFonts ns0:hint="eastAsia"/>
+        </ns0:rPr>
+        <ns0:t/>
+      </ns0:r>
+      <ns0:r>
+        <ns0:rPr>
+          <ns0:rFonts ns0:hint="eastAsia"/>
+        </ns0:rPr>
+        <ns0:t/>
+      </ns0:r>
+      <ns0:r>
+        <ns0:rPr>
+          <ns0:rFonts ns0:hint="eastAsia"/>
+        </ns0:rPr>
+        <ns0:t/>
+      </ns0:r>
+      <ns0:r>
+        <ns0:rPr>
+          <ns0:rFonts ns0:hint="eastAsia"/>
+        </ns0:rPr>
+        <ns0:t/>
+      </ns0:r>
+      <ns0:r>
+        <ns0:rPr>
+          <ns0:rFonts ns0:hint="eastAsia"/>
+        </ns0:rPr>
+        <ns0:t/>
+      </ns0:r>
+      <ns0:r>
+        <ns0:rPr>
+          <ns0:rFonts ns0:hint="eastAsia"/>
+        </ns0:rPr>
+        <ns0:t/>
+      </ns0:r>
+      <ns0:r>
+        <ns0:rPr>
+          <ns0:rFonts ns0:hint="eastAsia"/>
+        </ns0:rPr>
+        <ns0:t/>
+      </ns0:r>
+    </ns0:p>
+  </ns0:footnote>
+  <ns0:footnote ns0:id="54">
+    <ns0:p ns0:rsidR="00575838" ns0:rsidRDefault="00E84721">
+      <ns0:pPr>
+        <ns0:pStyle ns0:val="ab"/>
+      </ns0:pPr>
+      <ns0:r>
+        <ns0:rPr>
+          <ns0:rStyle ns0:val="ae"/>
+        </ns0:rPr>
+        <ns0:footnoteRef/>
+      </ns0:r>
+      <ns0:r>
+        <ns0:t xml:space="preserve"> 葉菊蘭女士口述訪談紀錄，張辰瑋訪問，2024年6月20日，台北市松山區鄭南榕基金會．紀念館。收入《人間佛教與印順學派訪談集》第三冊，頁536–549，引文見頁539。</ns0:t>
+      </ns0:r>
+      <ns0:r>
+        <ns0:rPr>
+          <ns0:rFonts ns0:hint="eastAsia"/>
+        </ns0:rPr>
+        <ns0:t/>
+      </ns0:r>
+      <ns0:r>
+        <ns0:rPr>
+          <ns0:rFonts ns0:hint="eastAsia"/>
+        </ns0:rPr>
+        <ns0:t/>
+      </ns0:r>
+      <ns0:r>
+        <ns0:rPr>
+          <ns0:rFonts ns0:hint="eastAsia"/>
+        </ns0:rPr>
+        <ns0:t/>
+      </ns0:r>
+      <ns0:r>
+        <ns0:rPr>
+          <ns0:rFonts ns0:hint="eastAsia"/>
+        </ns0:rPr>
+        <ns0:t/>
+      </ns0:r>
+      <ns0:r>
+        <ns0:rPr>
+          <ns0:rFonts ns0:hint="eastAsia"/>
+        </ns0:rPr>
+        <ns0:t/>
+      </ns0:r>
+      <ns0:r>
+        <ns0:rPr>
+          <ns0:rFonts ns0:hint="eastAsia"/>
+        </ns0:rPr>
+        <ns0:t/>
+      </ns0:r>
+      <ns0:r>
+        <ns0:rPr>
+          <ns0:rFonts ns0:hint="eastAsia"/>
+        </ns0:rPr>
+        <ns0:t/>
+      </ns0:r>
+      <ns0:r>
+        <ns0:rPr>
+          <ns0:rFonts ns0:hint="eastAsia"/>
+        </ns0:rPr>
+        <ns0:t/>
+      </ns0:r>
+      <ns0:r>
+        <ns0:rPr>
+          <ns0:rFonts ns0:hint="eastAsia"/>
+        </ns0:rPr>
+        <ns0:t/>
+      </ns0:r>
+      <ns0:r>
+        <ns0:rPr>
+          <ns0:rFonts ns0:hint="eastAsia"/>
+        </ns0:rPr>
+        <ns0:t/>
+      </ns0:r>
+      <ns0:r>
+        <ns0:rPr>
+          <ns0:rFonts ns0:hint="eastAsia"/>
+        </ns0:rPr>
+        <ns0:t/>
+      </ns0:r>
+      <ns0:r>
+        <ns0:rPr>
+          <ns0:rFonts ns0:hint="eastAsia"/>
+        </ns0:rPr>
+        <ns0:t/>
+      </ns0:r>
+      <ns0:r>
+        <ns0:rPr>
+          <ns0:rFonts ns0:hint="eastAsia"/>
+        </ns0:rPr>
+        <ns0:t/>
+      </ns0:r>
+      <ns0:r>
+        <ns0:rPr>
+          <ns0:rFonts ns0:hint="eastAsia"/>
+        </ns0:rPr>
+        <ns0:t/>
+      </ns0:r>
+    </ns0:p>
+  </ns0:footnote>
+  <ns0:footnote ns0:id="55">
+    <ns0:p ns0:rsidR="00575838" ns0:rsidRDefault="00E84721">
+      <ns0:pPr>
+        <ns0:pStyle ns0:val="ab"/>
+      </ns0:pPr>
+      <ns0:r>
+        <ns0:rPr>
+          <ns0:rStyle ns0:val="ae"/>
+        </ns0:rPr>
+        <ns0:footnoteRef/>
+      </ns0:r>
+      <ns0:r>
+        <ns0:t xml:space="preserve"> André Laliberté, </ns0:t>
+      </ns0:r>
+      <ns0:r>
+        <ns0:rPr>
+          <ns0:i/>
+          <ns0:iCs/>
+        </ns0:rPr>
+        <ns0:t>The Politics of Buddhist Organizations in Taiwan, 1989–2003</ns0:t>
+      </ns0:r>
+      <ns0:r>
+        <ns0:t xml:space="preserve"> (London: RoutledgeCurzon, 2004).</ns0:t>
+      </ns0:r>
+    </ns0:p>
+  </ns0:footnote>
+  <ns0:footnote ns0:id="56">
+    <ns0:p ns0:rsidR="00575838" ns0:rsidRDefault="00E84721">
+      <ns0:pPr>
+        <ns0:pStyle ns0:val="ab"/>
+      </ns0:pPr>
+      <ns0:r>
+        <ns0:rPr>
+          <ns0:rStyle ns0:val="ae"/>
+        </ns0:rPr>
+        <ns0:footnoteRef/>
+      </ns0:r>
+      <ns0:r>
+        <ns0:t xml:space="preserve"> Cheng-tian Kuo, </ns0:t>
+      </ns0:r>
+      <ns0:r>
+        <ns0:rPr>
+          <ns0:i/>
+          <ns0:iCs/>
+        </ns0:rPr>
+        <ns0:t>Religion and Democracy in Taiwan</ns0:t>
+      </ns0:r>
+      <ns0:r>
+        <ns0:t xml:space="preserve"> (Albany: SUNY Press, 2008).</ns0:t>
+      </ns0:r>
+    </ns0:p>
+  </ns0:footnote>
+  <ns0:footnote ns0:id="57">
+    <ns0:p ns0:rsidR="00575838" ns0:rsidRDefault="00E84721">
+      <ns0:pPr>
+        <ns0:pStyle ns0:val="ab"/>
+      </ns0:pPr>
+      <ns0:r>
+        <ns0:rPr>
+          <ns0:rStyle ns0:val="ae"/>
+        </ns0:rPr>
+        <ns0:footnoteRef/>
+      </ns0:r>
+      <ns0:r>
+        <ns0:t xml:space="preserve"> </ns0:t>
+      </ns0:r>
+      <ns0:r>
+        <ns0:rPr>
+          <ns0:rFonts ns0:hint="eastAsia"/>
+        </ns0:rPr>
+        <ns0:t>侯坤宏、闞正宗訪問，《浩蕩赴前程：昭慧法師訪談錄》【頁碼待核】。</ns0:t>
+      </ns0:r>
+    </ns0:p>
+  </ns0:footnote>
+  <ns0:footnote ns0:id="58">
+    <ns0:p ns0:rsidR="00575838" ns0:rsidRDefault="00E84721">
+      <ns0:pPr>
+        <ns0:pStyle ns0:val="ab"/>
+      </ns0:pPr>
+      <ns0:r>
+        <ns0:rPr>
+          <ns0:rStyle ns0:val="ae"/>
+        </ns0:rPr>
+        <ns0:footnoteRef/>
+      </ns0:r>
+      <ns0:r>
+        <ns0:t xml:space="preserve"> Christopher S. Queen</ns0:t>
+      </ns0:r>
+      <ns0:r>
+        <ns0:t xml:space="preserve"> and Sallie B. King, eds., </ns0:t>
+      </ns0:r>
+      <ns0:r>
+        <ns0:rPr>
+          <ns0:i/>
+          <ns0:iCs/>
+        </ns0:rPr>
+        <ns0:t>Engaged Buddhism: Buddhist Liberation Movements in Asia</ns0:t>
+      </ns0:r>
+      <ns0:r>
+        <ns0:t xml:space="preserve"> (Albany: SUNY Press, 1996).</ns0:t>
+      </ns0:r>
+    </ns0:p>
+  </ns0:footnote>
+  <ns0:footnote ns0:id="59">
+    <ns0:p ns0:rsidR="00575838" ns0:rsidRDefault="00E84721">
+      <ns0:pPr>
+        <ns0:pStyle ns0:val="ab"/>
+      </ns0:pPr>
+      <ns0:r>
+        <ns0:rPr>
+          <ns0:rStyle ns0:val="ae"/>
+        </ns0:rPr>
+        <ns0:footnoteRef/>
+      </ns0:r>
+      <ns0:r>
+        <ns0:t xml:space="preserve"> 黃運喜教授口述訪談紀錄，張辰瑋訪問，2023年4月21日，玄奘大學妙然樓漢學研究中心。收入《人間佛教與印順學派訪談集》第一冊，頁54–75，引文見頁59。</ns0:t>
+      </ns0:r>
+      <ns0:r>
+        <ns0:rPr>
+          <ns0:rFonts ns0:hint="eastAsia"/>
+        </ns0:rPr>
+        <ns0:t/>
+      </ns0:r>
+      <ns0:r>
+        <ns0:rPr>
+          <ns0:rFonts ns0:hint="eastAsia"/>
+        </ns0:rPr>
+        <ns0:t/>
+      </ns0:r>
+      <ns0:r>
+        <ns0:rPr>
+          <ns0:rFonts ns0:hint="eastAsia"/>
+        </ns0:rPr>
+        <ns0:t/>
+      </ns0:r>
+      <ns0:r>
+        <ns0:rPr>
+          <ns0:rFonts ns0:hint="eastAsia"/>
+        </ns0:rPr>
+        <ns0:t/>
+      </ns0:r>
+      <ns0:r>
+        <ns0:rPr>
+          <ns0:rFonts ns0:hint="eastAsia"/>
+        </ns0:rPr>
+        <ns0:t/>
+      </ns0:r>
+      <ns0:r>
+        <ns0:rPr>
+          <ns0:rFonts ns0:hint="eastAsia"/>
+        </ns0:rPr>
+        <ns0:t/>
+      </ns0:r>
+      <ns0:r>
+        <ns0:rPr>
+          <ns0:rFonts ns0:hint="eastAsia"/>
+        </ns0:rPr>
+        <ns0:t/>
+      </ns0:r>
+      <ns0:r>
+        <ns0:rPr>
+          <ns0:rFonts ns0:hint="eastAsia"/>
+        </ns0:rPr>
+        <ns0:t/>
+      </ns0:r>
+      <ns0:r>
+        <ns0:rPr>
+          <ns0:rFonts ns0:hint="eastAsia"/>
+        </ns0:rPr>
+        <ns0:t/>
+      </ns0:r>
+      <ns0:r>
+        <ns0:rPr>
+          <ns0:rFonts ns0:hint="eastAsia"/>
+        </ns0:rPr>
+        <ns0:t/>
+      </ns0:r>
+      <ns0:r>
+        <ns0:rPr>
+          <ns0:rFonts ns0:hint="eastAsia"/>
+        </ns0:rPr>
+        <ns0:t/>
+      </ns0:r>
+      <ns0:r>
+        <ns0:rPr>
+          <ns0:rFonts ns0:hint="eastAsia"/>
+        </ns0:rPr>
+        <ns0:t/>
+      </ns0:r>
+      <ns0:r>
+        <ns0:rPr>
+          <ns0:rFonts ns0:hint="eastAsia"/>
+        </ns0:rPr>
+        <ns0:t/>
+      </ns0:r>
+    </ns0:p>
+  </ns0:footnote>
+  <ns0:footnote ns0:id="60">
+    <ns0:p ns0:rsidR="00575838" ns0:rsidRDefault="00E84721">
+      <ns0:pPr>
+        <ns0:pStyle ns0:val="ab"/>
+      </ns0:pPr>
+      <ns0:r>
+        <ns0:rPr>
+          <ns0:rStyle ns0:val="ae"/>
+        </ns0:rPr>
+        <ns0:footnoteRef/>
+      </ns0:r>
+      <ns0:r>
+        <ns0:t xml:space="preserve"> </ns0:t>
+      </ns0:r>
+      <ns0:r>
+        <ns0:rPr>
+          <ns0:rFonts ns0:hint="eastAsia"/>
+        </ns0:rPr>
+        <ns0:t>同上。</ns0:t>
+      </ns0:r>
+    </ns0:p>
+  </ns0:footnote>
+  <ns0:footnote ns0:id="61">
+    <ns0:p ns0:rsidR="00575838" ns0:rsidRDefault="00E84721">
+      <ns0:pPr>
+        <ns0:pStyle ns0:val="ab"/>
+      </ns0:pPr>
+      <ns0:r>
+        <ns0:rPr>
+          <ns0:rStyle ns0:val="ae"/>
+        </ns0:rPr>
+        <ns0:footnoteRef/>
+      </ns0:r>
+      <ns0:r>
+        <ns0:t xml:space="preserve"> </ns0:t>
+      </ns0:r>
+      <ns0:r>
+        <ns0:rPr>
+          <ns0:rFonts ns0:hint="eastAsia"/>
+        </ns0:rPr>
+        <ns0:t>詳見張辰瑋碩士論文第四章第二節「學術資格的取得」【頁碼待核】。</ns0:t>
+      </ns0:r>
+    </ns0:p>
+  </ns0:footnote>
+  <ns0:footnote ns0:id="62">
+    <ns0:p ns0:rsidR="00575838" ns0:rsidRDefault="00E84721">
+      <ns0:pPr>
+        <ns0:pStyle ns0:val="ab"/>
+      </ns0:pPr>
+      <ns0:r>
+        <ns0:rPr>
+          <ns0:rStyle ns0:val="ae"/>
+        </ns0:rPr>
+        <ns0:footnoteRef/>
+      </ns0:r>
+      <ns0:r>
+        <ns0:t xml:space="preserve"> 釋性廣法師口述訪談紀錄，張辰瑋訪問，2024年4月17日，新竹玄奘大學雲來社會教育中心會議室。收入《人間佛教與印順學派訪談集》第一冊，頁40–53，引文見頁44。</ns0:t>
+      </ns0:r>
+      <ns0:r>
+        <ns0:rPr>
+          <ns0:rFonts ns0:hint="eastAsia"/>
+        </ns0:rPr>
+        <ns0:t/>
+      </ns0:r>
+      <ns0:r>
+        <ns0:rPr>
+          <ns0:rFonts ns0:hint="eastAsia"/>
+        </ns0:rPr>
+        <ns0:t/>
+      </ns0:r>
+      <ns0:r>
+        <ns0:rPr>
+          <ns0:rFonts ns0:hint="eastAsia"/>
+        </ns0:rPr>
+        <ns0:t/>
+      </ns0:r>
+      <ns0:r>
+        <ns0:rPr>
+          <ns0:rFonts ns0:hint="eastAsia"/>
+        </ns0:rPr>
+        <ns0:t/>
+      </ns0:r>
+      <ns0:r>
+        <ns0:rPr>
+          <ns0:rFonts ns0:hint="eastAsia"/>
+        </ns0:rPr>
+        <ns0:t/>
+      </ns0:r>
+      <ns0:r>
+        <ns0:rPr>
+          <ns0:rFonts ns0:hint="eastAsia"/>
+        </ns0:rPr>
+        <ns0:t/>
+      </ns0:r>
+      <ns0:r>
+        <ns0:rPr>
+          <ns0:rFonts ns0:hint="eastAsia"/>
+        </ns0:rPr>
+        <ns0:t/>
+      </ns0:r>
+      <ns0:r>
+        <ns0:rPr>
+          <ns0:rFonts ns0:hint="eastAsia"/>
+        </ns0:rPr>
+        <ns0:t/>
+      </ns0:r>
+      <ns0:r>
+        <ns0:rPr>
+          <ns0:rFonts ns0:hint="eastAsia"/>
+        </ns0:rPr>
+        <ns0:t/>
+      </ns0:r>
+      <ns0:r>
+        <ns0:rPr>
+          <ns0:rFonts ns0:hint="eastAsia"/>
+        </ns0:rPr>
+        <ns0:t/>
+      </ns0:r>
+      <ns0:r>
+        <ns0:rPr>
+          <ns0:rFonts ns0:hint="eastAsia"/>
+        </ns0:rPr>
+        <ns0:t/>
+      </ns0:r>
+      <ns0:r>
+        <ns0:rPr>
+          <ns0:rFonts ns0:hint="eastAsia"/>
+        </ns0:rPr>
+        <ns0:t/>
+      </ns0:r>
+      <ns0:r>
+        <ns0:rPr>
+          <ns0:rFonts ns0:hint="eastAsia"/>
+        </ns0:rPr>
+        <ns0:t/>
+      </ns0:r>
+    </ns0:p>
+  </ns0:footnote>
+  <ns0:footnote ns0:id="63">
+    <ns0:p ns0:rsidR="00575838" ns0:rsidRDefault="00E84721">
+      <ns0:pPr>
+        <ns0:pStyle ns0:val="ab"/>
+      </ns0:pPr>
+      <ns0:r>
+        <ns0:rPr>
+          <ns0:rStyle ns0:val="ae"/>
+        </ns0:rPr>
+        <ns0:footnoteRef/>
+      </ns0:r>
+      <ns0:r>
+        <ns0:t xml:space="preserve"> </ns0:t>
+      </ns0:r>
+      <ns0:r>
+        <ns0:rPr>
+          <ns0:rFonts ns0:hint="eastAsia"/>
+        </ns0:rPr>
+        <ns0:t>同上，「弘誓學團成員的教育程度」一節。</ns0:t>
+      </ns0:r>
+    </ns0:p>
+  </ns0:footnote>
+  <ns0:footnote ns0:id="64">
+    <ns0:p ns0:rsidR="00575838" ns0:rsidRDefault="00E84721">
+      <ns0:pPr>
+        <ns0:pStyle ns0:val="ab"/>
+      </ns0:pPr>
+      <ns0:r>
+        <ns0:rPr>
+          <ns0:rStyle ns0:val="ae"/>
+        </ns0:rPr>
+        <ns0:footnoteRef/>
+      </ns0:r>
+      <ns0:r>
+        <ns0:t xml:space="preserve"> </ns0:t>
+      </ns0:r>
+      <ns0:r>
+        <ns0:rPr>
+          <ns0:rFonts ns0:hint="eastAsia"/>
+        </ns0:rPr>
+        <ns0:t>黃運喜教授口述訪談紀錄，</ns0:t>
+      </ns0:r>
+      <ns0:r>
+        <ns0:rPr>
+          <ns0:rFonts ns0:hint="eastAsia"/>
+        </ns0:rPr>
+        <ns0:t>2023</ns0:t>
+      </ns0:r>
+      <ns0:r>
+        <ns0:rPr>
+          <ns0:rFonts ns0:hint="eastAsia"/>
+        </ns0:rPr>
+        <ns0:t>年</ns0:t>
+      </ns0:r>
+      <ns0:r>
+        <ns0:rPr>
+          <ns0:rFonts ns0:hint="eastAsia"/>
+        </ns0:rPr>
+        <ns0:t>4</ns0:t>
+      </ns0:r>
+      <ns0:r>
+        <ns0:rPr>
+          <ns0:rFonts ns0:hint="eastAsia"/>
+        </ns0:rPr>
+        <ns0:t>月</ns0:t>
+      </ns0:r>
+      <ns0:r>
+        <ns0:rPr>
+          <ns0:rFonts ns0:hint="eastAsia"/>
+        </ns0:rPr>
+        <ns0:t>21</ns0:t>
+      </ns0:r>
+      <ns0:r>
+        <ns0:rPr>
+          <ns0:rFonts ns0:hint="eastAsia"/>
+        </ns0:rPr>
+        <ns0:t>日。</ns0:t>
+      </ns0:r>
+    </ns0:p>
+  </ns0:footnote>
+  <ns0:footnote ns0:id="65">
+    <ns0:p ns0:rsidR="00575838" ns0:rsidRDefault="00E84721">
+      <ns0:pPr>
+        <ns0:pStyle ns0:val="ab"/>
+      </ns0:pPr>
+      <ns0:r>
+        <ns0:rPr>
+          <ns0:rStyle ns0:val="ae"/>
+        </ns0:rPr>
+        <ns0:footnoteRef/>
+      </ns0:r>
+      <ns0:r>
+        <ns0:t xml:space="preserve"> </ns0:t>
+      </ns0:r>
+      <ns0:r>
+        <ns0:rPr>
+          <ns0:rFonts ns0:hint="eastAsia"/>
+        </ns0:rPr>
+        <ns0:t>同上。</ns0:t>
+      </ns0:r>
+    </ns0:p>
+  </ns0:footnote>
+  <ns0:footnote ns0:id="66">
+    <ns0:p ns0:rsidR="00575838" ns0:rsidRDefault="00E84721">
+      <ns0:pPr>
+        <ns0:pStyle ns0:val="ab"/>
+      </ns0:pPr>
+      <ns0:r>
+        <ns0:rPr>
+          <ns0:rStyle ns0:val="ae"/>
+        </ns0:rPr>
+        <ns0:footnoteRef/>
+      </ns0:r>
+      <ns0:r>
+        <ns0:t xml:space="preserve"> </ns0:t>
+      </ns0:r>
+      <ns0:r>
+        <ns0:rPr>
+          <ns0:rFonts ns0:hint="eastAsia"/>
+        </ns0:rPr>
+        <ns0:t>張辰瑋碩士論文第三章第二節「與國際性入世佛教團體的互動」【頁碼待核】。</ns0:t>
+      </ns0:r>
+    </ns0:p>
+  </ns0:footnote>
+  <ns0:footnote ns0:id="67">
+    <ns0:p ns0:rsidR="00575838" ns0:rsidRDefault="00E84721">
+      <ns0:pPr>
+        <ns0:pStyle ns0:val="ab"/>
+      </ns0:pPr>
+      <ns0:r>
+        <ns0:rPr>
+          <ns0:rStyle ns0:val="ae"/>
+        </ns0:rPr>
+        <ns0:footnoteRef/>
+      </ns0:r>
+      <ns0:r>
+        <ns0:t xml:space="preserve"> </ns0:t>
+      </ns0:r>
+      <ns0:r>
+        <ns0:rPr>
+          <ns0:rFonts ns0:hint="eastAsia"/>
+        </ns0:rPr>
+        <ns0:t>黃運喜教授口述訪談紀錄，</ns0:t>
+      </ns0:r>
+      <ns0:r>
+        <ns0:rPr>
+          <ns0:rFonts ns0:hint="eastAsia"/>
+        </ns0:rPr>
+        <ns0:t>2023</ns0:t>
+      </ns0:r>
+      <ns0:r>
+        <ns0:rPr>
+          <ns0:rFonts ns0:hint="eastAsia"/>
+        </ns0:rPr>
+        <ns0:t>年</ns0:t>
+      </ns0:r>
+      <ns0:r>
+        <ns0:rPr>
+          <ns0:rFonts ns0:hint="eastAsia"/>
+        </ns0:rPr>
+        <ns0:t>4</ns0:t>
+      </ns0:r>
+      <ns0:r>
+        <ns0:rPr>
+          <ns0:rFonts ns0:hint="eastAsia"/>
+        </ns0:rPr>
+        <ns0:t>月</ns0:t>
+      </ns0:r>
+      <ns0:r>
+        <ns0:rPr>
+          <ns0:rFonts ns0:hint="eastAsia"/>
+        </ns0:rPr>
+        <ns0:t>21</ns0:t>
+      </ns0:r>
+      <ns0:r>
+        <ns0:rPr>
+          <ns0:rFonts ns0:hint="eastAsia"/>
+        </ns0:rPr>
+        <ns0:t>日。</ns0:t>
+      </ns0:r>
+    </ns0:p>
+  </ns0:footnote>
+  <ns0:footnote ns0:id="68">
+    <ns0:p ns0:rsidR="00575838" ns0:rsidRDefault="00E84721">
+      <ns0:pPr>
+        <ns0:pStyle ns0:val="ab"/>
+      </ns0:pPr>
+      <ns0:r>
+        <ns0:rPr>
+          <ns0:rStyle ns0:val="ae"/>
+        </ns0:rPr>
+        <ns0:footnoteRef/>
+      </ns0:r>
+      <ns0:r>
+        <ns0:t xml:space="preserve"> </ns0:t>
+      </ns0:r>
+      <ns0:r>
+        <ns0:rPr>
+          <ns0:rFonts ns0:hint="eastAsia"/>
+        </ns0:rPr>
+        <ns0:t>《葛拉瑪經》「十事勿著」，轉引自張辰瑋碩士論文第五章第一節【頁碼待核】。</ns0:t>
+      </ns0:r>
+    </ns0:p>
+  </ns0:footnote>
+  <ns0:footnote ns0:id="69">
+    <ns0:p ns0:rsidR="00575838" ns0:rsidRDefault="00E84721">
+      <ns0:pPr>
+        <ns0:pStyle ns0:val="ab"/>
+      </ns0:pPr>
+      <ns0:r>
+        <ns0:rPr>
+          <ns0:rStyle ns0:val="ae"/>
+        </ns0:rPr>
+        <ns0:footnoteRef/>
+      </ns0:r>
+      <ns0:r>
+        <ns0:t xml:space="preserve"> </ns0:t>
+      </ns0:r>
+      <ns0:r>
+        <ns0:rPr>
+          <ns0:rFonts ns0:hint="eastAsia"/>
+        </ns0:rPr>
+        <ns0:t>張辰瑋碩士論文第五章第一節【頁碼待核】。</ns0:t>
+      </ns0:r>
+    </ns0:p>
+  </ns0:footnote>
+  <ns0:footnote ns0:id="70">
+    <ns0:p ns0:rsidR="00575838" ns0:rsidRDefault="00E84721">
+      <ns0:pPr>
+        <ns0:pStyle ns0:val="ab"/>
+      </ns0:pPr>
+      <ns0:r>
+        <ns0:rPr>
+          <ns0:rStyle ns0:val="ae"/>
+        </ns0:rPr>
+        <ns0:footnoteRef/>
+      </ns0:r>
+      <ns0:r>
+        <ns0:t xml:space="preserve"> </ns0:t>
+      </ns0:r>
+      <ns0:r>
+        <ns0:rPr>
+          <ns0:rFonts ns0:hint="eastAsia"/>
+        </ns0:rPr>
+        <ns0:t>釋昭慧法師訪談，張辰瑋、邱詠恩訪問，</ns0:t>
+      </ns0:r>
+      <ns0:r>
+        <ns0:rPr>
+          <ns0:rFonts ns0:hint="eastAsia"/>
+        </ns0:rPr>
+        <ns0:t>2025</ns0:t>
+      </ns0:r>
+      <ns0:r>
+        <ns0:rPr>
+          <ns0:rFonts ns0:hint="eastAsia"/>
+        </ns0:rPr>
+        <ns0:t>年</ns0:t>
+      </ns0:r>
+      <ns0:r>
+        <ns0:rPr>
+          <ns0:rFonts ns0:hint="eastAsia"/>
+        </ns0:rPr>
+        <ns0:t>7</ns0:t>
+      </ns0:r>
+      <ns0:r>
+        <ns0:rPr>
+          <ns0:rFonts ns0:hint="eastAsia"/>
+        </ns0:rPr>
+        <ns0:t>月</ns0:t>
+      </ns0:r>
+      <ns0:r>
+        <ns0:rPr>
+          <ns0:rFonts ns0:hint="eastAsia"/>
+        </ns0:rPr>
+        <ns0:t>20</ns0:t>
+      </ns0:r>
+      <ns0:r>
+        <ns0:rPr>
+          <ns0:rFonts ns0:hint="eastAsia"/>
+        </ns0:rPr>
+        <ns0:t>日，佛教弘誓學院嵐園。</ns0:t>
+      </ns0:r>
+    </ns0:p>
+  </ns0:footnote>
+  <ns0:footnote ns0:id="71">
+    <ns0:p ns0:rsidR="00575838" ns0:rsidRDefault="00E84721">
+      <ns0:pPr>
+        <ns0:pStyle ns0:val="ab"/>
+      </ns0:pPr>
+      <ns0:r>
+        <ns0:rPr>
+          <ns0:rStyle ns0:val="ae"/>
+        </ns0:rPr>
+        <ns0:footnoteRef/>
+      </ns0:r>
+      <ns0:r>
+        <ns0:t xml:space="preserve"> </ns0:t>
+      </ns0:r>
+      <ns0:r>
+        <ns0:rPr>
+          <ns0:rFonts ns0:hint="eastAsia"/>
+        </ns0:rPr>
+        <ns0:t>釋昭慧，《律學今詮》（台北：法界，</ns0:t>
+      </ns0:r>
+      <ns0:r>
+        <ns0:rPr>
+          <ns0:rFonts ns0:hint="eastAsia"/>
+        </ns0:rPr>
+        <ns0:t>1999</ns0:t>
+      </ns0:r>
+      <ns0:r>
+        <ns0:rPr>
+          <ns0:rFonts ns0:hint="eastAsia"/>
+        </ns0:rPr>
+        <ns0:t>）【頁碼待核】。</ns0:t>
+      </ns0:r>
+    </ns0:p>
+  </ns0:footnote>
+  <ns0:footnote ns0:id="72">
+    <ns0:p ns0:rsidR="00575838" ns0:rsidRDefault="00E84721">
+      <ns0:pPr>
+        <ns0:pStyle ns0:val="ab"/>
+      </ns0:pPr>
+      <ns0:r>
+        <ns0:rPr>
+          <ns0:rStyle ns0:val="ae"/>
+        </ns0:rPr>
+        <ns0:footnoteRef/>
+      </ns0:r>
+      <ns0:r>
+        <ns0:t xml:space="preserve"> </ns0:t>
+      </ns0:r>
+      <ns0:r>
+        <ns0:rPr>
+          <ns0:rFonts ns0:hint="eastAsia"/>
+        </ns0:rPr>
+        <ns0:t>詳見張辰瑋碩士論文第五章第二節【頁碼待核】。</ns0:t>
+      </ns0:r>
+    </ns0:p>
+  </ns0:footnote>
+  <ns0:footnote ns0:id="73">
+    <ns0:p ns0:rsidR="00575838" ns0:rsidRDefault="00E84721">
+      <ns0:pPr>
+        <ns0:pStyle ns0:val="ab"/>
+      </ns0:pPr>
+      <ns0:r>
+        <ns0:rPr>
+          <ns0:rStyle ns0:val="ae"/>
+        </ns0:rPr>
+        <ns0:footnoteRef/>
+      </ns0:r>
+      <ns0:r>
+        <ns0:t xml:space="preserve"> </ns0:t>
+      </ns0:r>
+      <ns0:r>
+        <ns0:rPr>
+          <ns0:rFonts ns0:hint="eastAsia"/>
+        </ns0:rPr>
+        <ns0:t>釋昭慧、彼得‧辛格，《心靈的交會——山間對話》（</ns0:t>
+      </ns0:r>
+      <ns0:r>
+        <ns0:rPr>
+          <ns0:rFonts ns0:hint="eastAsia"/>
+        </ns0:rPr>
+        <ns0:t>2021</ns0:t>
+      </ns0:r>
+      <ns0:r>
+        <ns0:rPr>
+          <ns0:rFonts ns0:hint="eastAsia"/>
+        </ns0:rPr>
+        <ns0:t>）；</ns0:t>
+      </ns0:r>
+      <ns0:r>
+        <ns0:rPr>
+          <ns0:rFonts ns0:hint="eastAsia"/>
+        </ns0:rPr>
+        <ns0:t>Peter</ns0:t>
+      </ns0:r>
+      <ns0:r>
+        <ns0:t xml:space="preserve"> Singer and Shih Chao-Hwei, </ns0:t>
+      </ns0:r>
+      <ns0:r>
+        <ns0:rPr>
+          <ns0:i/>
+          <ns0:iCs/>
+        </ns0:rPr>
+        <ns0:t>The Buddhist and the Ethicist</ns0:t>
+      </ns0:r>
+      <ns0:r>
+        <ns0:t xml:space="preserve"> (Boulder: Shambhala, 2023)</ns0:t>
+      </ns0:r>
+      <ns0:r>
+        <ns0:t>。</ns0:t>
+      </ns0:r>
+    </ns0:p>
+  </ns0:footnote>
+  <ns0:footnote ns0:id="74">
+    <ns0:p ns0:rsidR="00575838" ns0:rsidRDefault="00E84721">
+      <ns0:pPr>
+        <ns0:pStyle ns0:val="ab"/>
+      </ns0:pPr>
+      <ns0:r>
+        <ns0:rPr>
+          <ns0:rStyle ns0:val="ae"/>
+        </ns0:rPr>
+        <ns0:footnoteRef/>
+      </ns0:r>
+      <ns0:r>
+        <ns0:t xml:space="preserve"> </ns0:t>
+      </ns0:r>
+      <ns0:r>
+        <ns0:rPr>
+          <ns0:rFonts ns0:hint="eastAsia"/>
+        </ns0:rPr>
+        <ns0:t>張辰瑋碩士論文第三章第三節「發展人間佛教禪法」【頁碼待核】。</ns0:t>
+      </ns0:r>
+    </ns0:p>
+  </ns0:footnote>
+  <ns0:footnote ns0:id="75">
+    <ns0:p ns0:rsidR="00575838" ns0:rsidRDefault="00E84721">
+      <ns0:pPr>
+        <ns0:pStyle ns0:val="ab"/>
+      </ns0:pPr>
+      <ns0:r>
+        <ns0:rPr>
+          <ns0:rStyle ns0:val="ae"/>
+        </ns0:rPr>
+        <ns0:footnoteRef/>
+      </ns0:r>
+      <ns0:r>
+        <ns0:t xml:space="preserve"> </ns0:t>
+      </ns0:r>
+      <ns0:r>
+        <ns0:rPr>
+          <ns0:rFonts ns0:hint="eastAsia"/>
+        </ns0:rPr>
+        <ns0:t>釋性廣法師口述訪談紀錄，張辰瑋訪問，</ns0:t>
+      </ns0:r>
+      <ns0:r>
+        <ns0:rPr>
+          <ns0:rFonts ns0:hint="eastAsia"/>
+        </ns0:rPr>
+        <ns0:t>2024</ns0:t>
+      </ns0:r>
+      <ns0:r>
+        <ns0:rPr>
+          <ns0:rFonts ns0:hint="eastAsia"/>
+        </ns0:rPr>
+        <ns0:t>年</ns0:t>
+      </ns0:r>
+      <ns0:r>
+        <ns0:rPr>
+          <ns0:rFonts ns0:hint="eastAsia"/>
+        </ns0:rPr>
+        <ns0:t>4</ns0:t>
+      </ns0:r>
+      <ns0:r>
+        <ns0:rPr>
+          <ns0:rFonts ns0:hint="eastAsia"/>
+        </ns0:rPr>
+        <ns0:t>月</ns0:t>
+      </ns0:r>
+      <ns0:r>
+        <ns0:rPr>
+          <ns0:rFonts ns0:hint="eastAsia"/>
+        </ns0:rPr>
+        <ns0:t>17</ns0:t>
+      </ns0:r>
+      <ns0:r>
+        <ns0:rPr>
+          <ns0:rFonts ns0:hint="eastAsia"/>
+        </ns0:rPr>
+        <ns0:t>日，新竹玄奘大學雲來社會教育中心會議室。收入《人間佛教與印順學派訪談集》第一冊，頁</ns0:t>
+      </ns0:r>
+      <ns0:r>
+        <ns0:rPr>
+          <ns0:rFonts ns0:hint="eastAsia"/>
+        </ns0:rPr>
+        <ns0:t>33</ns0:t>
+      </ns0:r>
+      <ns0:r>
+        <ns0:rPr>
+          <ns0:rFonts ns0:hint="eastAsia"/>
+        </ns0:rPr>
+        <ns0:t>–</ns0:t>
+      </ns0:r>
+      <ns0:r>
+        <ns0:rPr>
+          <ns0:rFonts ns0:hint="eastAsia"/>
+        </ns0:rPr>
+        <ns0:t>43</ns0:t>
+      </ns0:r>
+      <ns0:r>
+        <ns0:rPr>
+          <ns0:rFonts ns0:hint="eastAsia"/>
+        </ns0:rPr>
+        <ns0:t>。</ns0:t>
+      </ns0:r>
+    </ns0:p>
+  </ns0:footnote>
+  <ns0:footnote ns0:id="76">
+    <ns0:p ns0:rsidR="00575838" ns0:rsidRDefault="00E84721">
+      <ns0:pPr>
+        <ns0:pStyle ns0:val="ab"/>
+      </ns0:pPr>
+      <ns0:r>
+        <ns0:rPr>
+          <ns0:rStyle ns0:val="ae"/>
+        </ns0:rPr>
+        <ns0:footnoteRef/>
+      </ns0:r>
+      <ns0:r>
+        <ns0:t xml:space="preserve"> </ns0:t>
+      </ns0:r>
+      <ns0:r>
+        <ns0:rPr>
+          <ns0:rFonts ns0:hint="eastAsia"/>
+        </ns0:rPr>
+        <ns0:t>釋性廣，《佛教養生學》（</ns0:t>
+      </ns0:r>
+      <ns0:r>
+        <ns0:rPr>
+          <ns0:rFonts ns0:hint="eastAsia"/>
+        </ns0:rPr>
+        <ns0:t>2017</ns0:t>
+      </ns0:r>
+      <ns0:r>
+        <ns0:rPr>
+          <ns0:rFonts ns0:hint="eastAsia"/>
+        </ns0:rPr>
+        <ns0:t>）【頁碼待核】。</ns0:t>
+      </ns0:r>
+    </ns0:p>
+  </ns0:footnote>
+  <ns0:footnote ns0:id="77">
+    <ns0:p ns0:rsidR="00575838" ns0:rsidRDefault="00E84721">
+      <ns0:pPr>
+        <ns0:pStyle ns0:val="ab"/>
+      </ns0:pPr>
+      <ns0:r>
+        <ns0:rPr>
+          <ns0:rStyle ns0:val="ae"/>
+        </ns0:rPr>
+        <ns0:footnoteRef/>
+      </ns0:r>
+      <ns0:r>
+        <ns0:t xml:space="preserve"> </ns0:t>
+      </ns0:r>
+      <ns0:r>
+        <ns0:rPr>
+          <ns0:rFonts ns0:hint="eastAsia"/>
+        </ns0:rPr>
+        <ns0:t>張辰瑋碩士論文第三章第三節【頁碼待核】。</ns0:t>
+      </ns0:r>
+    </ns0:p>
+  </ns0:footnote>
+  <ns0:footnote ns0:id="78">
+    <ns0:p ns0:rsidR="00575838" ns0:rsidRDefault="00E84721">
+      <ns0:pPr>
+        <ns0:pStyle ns0:val="ab"/>
+      </ns0:pPr>
+      <ns0:r>
+        <ns0:rPr>
+          <ns0:rStyle ns0:val="ae"/>
+        </ns0:rPr>
+        <ns0:footnoteRef/>
+      </ns0:r>
+      <ns0:r>
+        <ns0:t xml:space="preserve"> </ns0:t>
+      </ns0:r>
+      <ns0:r>
+        <ns0:rPr>
+          <ns0:rFonts ns0:hint="eastAsia"/>
+        </ns0:rPr>
+        <ns0:t>同上，「後印順時代」一節。</ns0:t>
+      </ns0:r>
+    </ns0:p>
+  </ns0:footnote>
+  <ns0:footnote ns0:id="79">
+    <ns0:p ns0:rsidR="00575838" ns0:rsidRDefault="00E84721">
+      <ns0:pPr>
+        <ns0:pStyle ns0:val="ab"/>
+      </ns0:pPr>
+      <ns0:r>
+        <ns0:rPr>
+          <ns0:rStyle ns0:val="ae"/>
+        </ns0:rPr>
+        <ns0:footnoteRef/>
+      </ns0:r>
+      <ns0:r>
+        <ns0:t xml:space="preserve"> </ns0:t>
+      </ns0:r>
+      <ns0:r>
+        <ns0:rPr>
+          <ns0:rFonts ns0:hint="eastAsia"/>
+        </ns0:rPr>
+        <ns0:t>溫金柯，《繼承與批判印順法師人間佛教思想》（</ns0:t>
+      </ns0:r>
+      <ns0:r>
+        <ns0:rPr>
+          <ns0:rFonts ns0:hint="eastAsia"/>
+        </ns0:rPr>
+        <ns0:t>2001</ns0:t>
+      </ns0:r>
+      <ns0:r>
+        <ns0:rPr>
+          <ns0:rFonts ns0:hint="eastAsia"/>
+        </ns0:rPr>
+        <ns0:t>）；並見溫金柯居士口述訪談紀錄，張辰瑋訪問，</ns0:t>
+      </ns0:r>
+      <ns0:r>
+        <ns0:rPr>
+          <ns0:rFonts ns0:hint="eastAsia"/>
+        </ns0:rPr>
+        <ns0:t>2024</ns0:t>
+      </ns0:r>
+      <ns0:r>
+        <ns0:rPr>
+          <ns0:rFonts ns0:hint="eastAsia"/>
+        </ns0:rPr>
+        <ns0:t>年</ns0:t>
+      </ns0:r>
+      <ns0:r>
+        <ns0:rPr>
+          <ns0:rFonts ns0:hint="eastAsia"/>
+        </ns0:rPr>
+        <ns0:t>4</ns0:t>
+      </ns0:r>
+      <ns0:r>
+        <ns0:rPr>
+          <ns0:rFonts ns0:hint="eastAsia"/>
+        </ns0:rPr>
+        <ns0:t>月</ns0:t>
+      </ns0:r>
+      <ns0:r>
+        <ns0:rPr>
+          <ns0:rFonts ns0:hint="eastAsia"/>
+        </ns0:rPr>
+        <ns0:t>12</ns0:t>
+      </ns0:r>
+      <ns0:r>
+        <ns0:rPr>
+          <ns0:rFonts ns0:hint="eastAsia"/>
+        </ns0:rPr>
+        <ns0:t>日。</ns0:t>
+      </ns0:r>
+    </ns0:p>
+  </ns0:footnote>
+  <ns0:footnote ns0:id="80">
+    <ns0:p ns0:rsidR="00575838" ns0:rsidRDefault="00E84721">
+      <ns0:pPr>
+        <ns0:pStyle ns0:val="ab"/>
+      </ns0:pPr>
+      <ns0:r>
+        <ns0:rPr>
+          <ns0:rStyle ns0:val="ae"/>
+        </ns0:rPr>
+        <ns0:footnoteRef/>
+      </ns0:r>
+      <ns0:r>
+        <ns0:t xml:space="preserve"> </ns0:t>
+      </ns0:r>
+      <ns0:r>
+        <ns0:rPr>
+          <ns0:rFonts ns0:hint="eastAsia"/>
+        </ns0:rPr>
+        <ns0:t>同上。</ns0:t>
+      </ns0:r>
+    </ns0:p>
+  </ns0:footnote>
+  <ns0:footnote ns0:id="81">
+    <ns0:p ns0:rsidR="00575838" ns0:rsidRDefault="00E84721">
+      <ns0:pPr>
+        <ns0:pStyle ns0:val="ab"/>
+      </ns0:pPr>
+      <ns0:r>
+        <ns0:rPr>
+          <ns0:rStyle ns0:val="ae"/>
+        </ns0:rPr>
+        <ns0:footnoteRef/>
+      </ns0:r>
+      <ns0:r>
+        <ns0:t xml:space="preserve"> </ns0:t>
+      </ns0:r>
+      <ns0:r>
+        <ns0:rPr>
+          <ns0:rFonts ns0:hint="eastAsia"/>
+        </ns0:rPr>
+        <ns0:t>同上。</ns0:t>
+      </ns0:r>
+    </ns0:p>
+  </ns0:footnote>
+  <ns0:footnote ns0:id="82">
+    <ns0:p ns0:rsidR="00575838" ns0:rsidRDefault="00E84721">
+      <ns0:pPr>
+        <ns0:pStyle ns0:val="ab"/>
+      </ns0:pPr>
+      <ns0:r>
+        <ns0:rPr>
+          <ns0:rStyle ns0:val="ae"/>
+        </ns0:rPr>
+        <ns0:footnoteRef/>
+      </ns0:r>
+      <ns0:r>
+        <ns0:t xml:space="preserve"> Damien Keown, </ns0:t>
+      </ns0:r>
+      <ns0:r>
+        <ns0:rPr>
+          <ns0:i/>
+          <ns0:iCs/>
+        </ns0:rPr>
+        <ns0:t>The Nature of Buddhist Et</ns0:t>
+      </ns0:r>
+      <ns0:r>
+        <ns0:rPr>
+          <ns0:i/>
+          <ns0:iCs/>
+        </ns0:rPr>
+        <ns0:t>hics</ns0:t>
+      </ns0:r>
+      <ns0:r>
+        <ns0:t xml:space="preserve"> (London: Macmillan, 1992); Jay L. Garfield, </ns0:t>
+      </ns0:r>
+      <ns0:r>
+        <ns0:rPr>
+          <ns0:i/>
+          <ns0:iCs/>
+        </ns0:rPr>
+        <ns0:t>Buddhist Ethics: A Philosophical Exploration</ns0:t>
+      </ns0:r>
+      <ns0:r>
+        <ns0:t xml:space="preserve"> (New York: Oxford University Press, 2021).</ns0:t>
+      </ns0:r>
+    </ns0:p>
+  </ns0:footnote>
+  <ns0:footnote ns0:id="83">
+    <ns0:p ns0:rsidR="00575838" ns0:rsidRDefault="00E84721">
+      <ns0:pPr>
+        <ns0:pStyle ns0:val="ab"/>
+      </ns0:pPr>
+      <ns0:r>
+        <ns0:rPr>
+          <ns0:rStyle ns0:val="ae"/>
+        </ns0:rPr>
+        <ns0:footnoteRef/>
+      </ns0:r>
+      <ns0:r>
+        <ns0:t xml:space="preserve"> David L. McMahan, </ns0:t>
+      </ns0:r>
+      <ns0:r>
+        <ns0:rPr>
+          <ns0:i/>
+          <ns0:iCs/>
+        </ns0:rPr>
+        <ns0:t>The Making of Buddhist Modernism</ns0:t>
+      </ns0:r>
+      <ns0:r>
+        <ns0:t xml:space="preserve"> (Oxford: Oxford University Press, 2008).</ns0:t>
+      </ns0:r>
+    </ns0:p>
+  </ns0:footnote>
+  <ns0:footnote ns0:id="84">
+    <ns0:p ns0:rsidR="00575838" ns0:rsidRDefault="00E84721">
+      <ns0:pPr>
+        <ns0:pStyle ns0:val="ab"/>
+      </ns0:pPr>
+      <ns0:r>
+        <ns0:rPr>
+          <ns0:rStyle ns0:val="ae"/>
+        </ns0:rPr>
+        <ns0:footnoteRef/>
+      </ns0:r>
+      <ns0:r>
+        <ns0:t xml:space="preserve"> </ns0:t>
+      </ns0:r>
+      <ns0:r>
+        <ns0:rPr>
+          <ns0:rFonts ns0:hint="eastAsia"/>
+        </ns0:rPr>
+        <ns0:t>朱增宏先生口述訪談紀錄，</ns0:t>
+      </ns0:r>
+      <ns0:r>
+        <ns0:rPr>
+          <ns0:rFonts ns0:hint="eastAsia"/>
+        </ns0:rPr>
+        <ns0:t>2024</ns0:t>
+      </ns0:r>
+      <ns0:r>
+        <ns0:rPr>
+          <ns0:rFonts ns0:hint="eastAsia"/>
+        </ns0:rPr>
+        <ns0:t>年</ns0:t>
+      </ns0:r>
+      <ns0:r>
+        <ns0:rPr>
+          <ns0:rFonts ns0:hint="eastAsia"/>
+        </ns0:rPr>
+        <ns0:t>5</ns0:t>
+      </ns0:r>
+      <ns0:r>
+        <ns0:rPr>
+          <ns0:rFonts ns0:hint="eastAsia"/>
+        </ns0:rPr>
+        <ns0:t>月</ns0:t>
+      </ns0:r>
+      <ns0:r>
+        <ns0:rPr>
+          <ns0:rFonts ns0:hint="eastAsia"/>
+        </ns0:rPr>
+        <ns0:t>28</ns0:t>
+      </ns0:r>
+      <ns0:r>
+        <ns0:rPr>
+          <ns0:rFonts ns0:hint="eastAsia"/>
+        </ns0:rPr>
+        <ns0:t>日。</ns0:t>
+      </ns0:r>
+    </ns0:p>
+  </ns0:footnote>
+  <ns0:footnote ns0:id="85">
+    <ns0:p ns0:rsidR="00575838" ns0:rsidRDefault="00E84721">
+      <ns0:pPr>
+        <ns0:pStyle ns0:val="ab"/>
+      </ns0:pPr>
+      <ns0:r>
+        <ns0:rPr>
+          <ns0:rStyle ns0:val="ae"/>
+        </ns0:rPr>
+        <ns0:footnoteRef/>
+      </ns0:r>
+      <ns0:r>
+        <ns0:t xml:space="preserve"> </ns0:t>
+      </ns0:r>
+      <ns0:r>
+        <ns0:rPr>
+          <ns0:rFonts ns0:hint="eastAsia"/>
+        </ns0:rPr>
+        <ns0:t>張辰瑋碩士論文第五章第一節【頁碼待核】。</ns0:t>
+      </ns0:r>
+    </ns0:p>
+  </ns0:footnote>
+  <ns0:footnote ns0:id="86">
+    <ns0:p ns0:rsidR="00575838" ns0:rsidRDefault="00E84721">
+      <ns0:pPr>
+        <ns0:pStyle ns0:val="ab"/>
+      </ns0:pPr>
+      <ns0:r>
+        <ns0:rPr>
+          <ns0:rStyle ns0:val="ae"/>
+        </ns0:rPr>
+        <ns0:footnoteRef/>
+      </ns0:r>
+      <ns0:r>
+        <ns0:t xml:space="preserve"> </ns0:t>
+      </ns0:r>
+      <ns0:r>
+        <ns0:rPr>
+          <ns0:rFonts ns0:hint="eastAsia"/>
+        </ns0:rPr>
+        <ns0:t>張辰瑋碩士論文第三章第二節「與國際性入世佛教團體的互動」【頁碼待核】。</ns0:t>
+      </ns0:r>
+    </ns0:p>
+  </ns0:footnote>
+  <ns0:footnote ns0:id="87">
+    <ns0:p ns0:rsidR="00575838" ns0:rsidRDefault="00E84721">
+      <ns0:pPr>
+        <ns0:pStyle ns0:val="ab"/>
+      </ns0:pPr>
+      <ns0:r>
+        <ns0:rPr>
+          <ns0:rStyle ns0:val="ae"/>
+        </ns0:rPr>
+        <ns0:footnoteRef/>
+      </ns0:r>
+      <ns0:r>
+        <ns0:t xml:space="preserve"> </ns0:t>
+      </ns0:r>
+      <ns0:r>
+        <ns0:rPr>
+          <ns0:rFonts ns0:hint="eastAsia"/>
+        </ns0:rPr>
+        <ns0:t>張辰瑋碩士論文第六章【頁碼待核】。</ns0:t>
+      </ns0:r>
+    </ns0:p>
+  </ns0:footnote>
+  <ns0:footnote ns0:id="88">
+    <ns0:p ns0:rsidR="00575838" ns0:rsidRDefault="00E84721">
+      <ns0:pPr>
+        <ns0:pStyle ns0:val="ab"/>
+      </ns0:pPr>
+      <ns0:r>
+        <ns0:rPr>
+          <ns0:rStyle ns0:val="ae"/>
+        </ns0:rPr>
+        <ns0:footnoteRef/>
+      </ns0:r>
+      <ns0:r>
+        <ns0:t xml:space="preserve"> 洪山川主教口述訪談紀錄，張辰瑋訪問，2024年5月7日，新北輔仁大學聖言會會院。收入《人間佛教與印順學派訪談集》第三冊，頁482–494，引文見頁487。</ns0:t>
+      </ns0:r>
+      <ns0:r>
+        <ns0:rPr>
+          <ns0:rFonts ns0:hint="eastAsia"/>
+        </ns0:rPr>
+        <ns0:t/>
+      </ns0:r>
+      <ns0:r>
+        <ns0:rPr>
+          <ns0:rFonts ns0:hint="eastAsia"/>
+        </ns0:rPr>
+        <ns0:t/>
+      </ns0:r>
+      <ns0:r>
+        <ns0:rPr>
+          <ns0:rFonts ns0:hint="eastAsia"/>
+        </ns0:rPr>
+        <ns0:t/>
+      </ns0:r>
+      <ns0:r>
+        <ns0:rPr>
+          <ns0:rFonts ns0:hint="eastAsia"/>
+        </ns0:rPr>
+        <ns0:t/>
+      </ns0:r>
+      <ns0:r>
+        <ns0:rPr>
+          <ns0:rFonts ns0:hint="eastAsia"/>
+        </ns0:rPr>
+        <ns0:t/>
+      </ns0:r>
+      <ns0:r>
+        <ns0:rPr>
+          <ns0:rFonts ns0:hint="eastAsia"/>
+        </ns0:rPr>
+        <ns0:t/>
+      </ns0:r>
+      <ns0:r>
+        <ns0:rPr>
+          <ns0:rFonts ns0:hint="eastAsia"/>
+        </ns0:rPr>
+        <ns0:t/>
+      </ns0:r>
+      <ns0:r>
+        <ns0:rPr>
+          <ns0:rFonts ns0:hint="eastAsia"/>
+        </ns0:rPr>
+        <ns0:t/>
+      </ns0:r>
+      <ns0:r>
+        <ns0:rPr>
+          <ns0:rFonts ns0:hint="eastAsia"/>
+        </ns0:rPr>
+        <ns0:t/>
+      </ns0:r>
+      <ns0:r>
+        <ns0:rPr>
+          <ns0:rFonts ns0:hint="eastAsia"/>
+        </ns0:rPr>
+        <ns0:t/>
+      </ns0:r>
+      <ns0:r>
+        <ns0:rPr>
+          <ns0:rFonts ns0:hint="eastAsia"/>
+        </ns0:rPr>
+        <ns0:t/>
+      </ns0:r>
+      <ns0:r>
+        <ns0:rPr>
+          <ns0:rFonts ns0:hint="eastAsia"/>
+        </ns0:rPr>
+        <ns0:t/>
+      </ns0:r>
+      <ns0:r>
+        <ns0:rPr>
+          <ns0:rFonts ns0:hint="eastAsia"/>
+        </ns0:rPr>
+        <ns0:t/>
+      </ns0:r>
+    </ns0:p>
+  </ns0:footnote>
+  <ns0:footnote ns0:id="89">
+    <ns0:p ns0:rsidR="00575838" ns0:rsidRDefault="00E84721">
+      <ns0:pPr>
+        <ns0:pStyle ns0:val="ab"/>
+      </ns0:pPr>
+      <ns0:r>
+        <ns0:rPr>
+          <ns0:rStyle ns0:val="ae"/>
+        </ns0:rPr>
+        <ns0:footnoteRef/>
+      </ns0:r>
+      <ns0:r>
+        <ns0:t xml:space="preserve"> </ns0:t>
+      </ns0:r>
+      <ns0:r>
+        <ns0:rPr>
+          <ns0:rFonts ns0:hint="eastAsia"/>
+        </ns0:rPr>
+        <ns0:t>釋昭慧法師訪談，張辰瑋、邱詠恩訪問，</ns0:t>
+      </ns0:r>
+      <ns0:r>
+        <ns0:rPr>
+          <ns0:rFonts ns0:hint="eastAsia"/>
+        </ns0:rPr>
+        <ns0:t>2025</ns0:t>
+      </ns0:r>
+      <ns0:r>
+        <ns0:rPr>
+          <ns0:rFonts ns0:hint="eastAsia"/>
+        </ns0:rPr>
+        <ns0:t>年</ns0:t>
+      </ns0:r>
+      <ns0:r>
+        <ns0:rPr>
+          <ns0:rFonts ns0:hint="eastAsia"/>
+        </ns0:rPr>
+        <ns0:t>7</ns0:t>
+      </ns0:r>
+      <ns0:r>
+        <ns0:rPr>
+          <ns0:rFonts ns0:hint="eastAsia"/>
+        </ns0:rPr>
+        <ns0:t>月</ns0:t>
+      </ns0:r>
+      <ns0:r>
+        <ns0:rPr>
+          <ns0:rFonts ns0:hint="eastAsia"/>
+        </ns0:rPr>
+        <ns0:t>20</ns0:t>
+      </ns0:r>
+      <ns0:r>
+        <ns0:rPr>
+          <ns0:rFonts ns0:hint="eastAsia"/>
+        </ns0:rPr>
+        <ns0:t>日；並見盧俊義牧師口述訪談紀錄，張辰瑋訪問，</ns0:t>
+      </ns0:r>
+      <ns0:r>
+        <ns0:rPr>
+          <ns0:rFonts ns0:hint="eastAsia"/>
+        </ns0:rPr>
+        <ns0:t>2024</ns0:t>
+      </ns0:r>
+      <ns0:r>
+        <ns0:rPr>
+          <ns0:rFonts ns0:hint="eastAsia"/>
+        </ns0:rPr>
+        <ns0:t>年</ns0:t>
+      </ns0:r>
+      <ns0:r>
+        <ns0:rPr>
+          <ns0:rFonts ns0:hint="eastAsia"/>
+        </ns0:rPr>
+        <ns0:t>12</ns0:t>
+      </ns0:r>
+      <ns0:r>
+        <ns0:rPr>
+          <ns0:rFonts ns0:hint="eastAsia"/>
+        </ns0:rPr>
+        <ns0:t>月</ns0:t>
+      </ns0:r>
+      <ns0:r>
+        <ns0:rPr>
+          <ns0:rFonts ns0:hint="eastAsia"/>
+        </ns0:rPr>
+        <ns0:t>27</ns0:t>
+      </ns0:r>
+      <ns0:r>
+        <ns0:rPr>
+          <ns0:rFonts ns0:hint="eastAsia"/>
+        </ns0:rPr>
+        <ns0:t>日。</ns0:t>
+      </ns0:r>
+    </ns0:p>
+  </ns0:footnote>
+  <ns0:footnote ns0:id="90">
+    <ns0:p ns0:rsidR="00575838" ns0:rsidRDefault="00E84721">
+      <ns0:pPr>
+        <ns0:pStyle ns0:val="ab"/>
+      </ns0:pPr>
+      <ns0:r>
+        <ns0:rPr>
+          <ns0:rStyle ns0:val="ae"/>
+        </ns0:rPr>
+        <ns0:footnoteRef/>
+      </ns0:r>
+      <ns0:r>
+        <ns0:t xml:space="preserve"> </ns0:t>
+      </ns0:r>
+      <ns0:r>
+        <ns0:rPr>
+          <ns0:rFonts ns0:hint="eastAsia"/>
+        </ns0:rPr>
+        <ns0:t>張辰瑋碩士論文第四章第一節「宗教界的跨界合作與友誼」【頁碼待核</ns0:t>
+      </ns0:r>
+      <ns0:r>
+        <ns0:rPr>
+          <ns0:rFonts ns0:hint="eastAsia"/>
+        </ns0:rPr>
+        <ns0:t>】。</ns0:t>
+      </ns0:r>
+    </ns0:p>
+  </ns0:footnote>
+  <ns0:footnote ns0:id="91">
+    <ns0:p ns0:rsidR="00575838" ns0:rsidRDefault="00E84721">
+      <ns0:pPr>
+        <ns0:pStyle ns0:val="ab"/>
+      </ns0:pPr>
+      <ns0:r>
+        <ns0:rPr>
+          <ns0:rStyle ns0:val="ae"/>
+        </ns0:rPr>
+        <ns0:footnoteRef/>
+      </ns0:r>
+      <ns0:r>
+        <ns0:t xml:space="preserve"> </ns0:t>
+      </ns0:r>
+      <ns0:r>
+        <ns0:rPr>
+          <ns0:rFonts ns0:hint="eastAsia"/>
+        </ns0:rPr>
+        <ns0:t>張辰瑋，〈我願作十方橋——宗教多元主義在當代的建構與田野實踐〉，《無境界者》【期數頁碼待核】。</ns0:t>
+      </ns0:r>
+    </ns0:p>
+  </ns0:footnote>
+</ns0:footnotes>
 </file>
 
 <file path=word/numbering.xml><?xml version="1.0" encoding="utf-8"?>
